--- a/docs/operations/TGP-OPS-04 Production Readiness Checklist.docx
+++ b/docs/operations/TGP-OPS-04 Production Readiness Checklist.docx
@@ -401,7 +401,7 @@
                                 <w:bCs/>
                                 <w:color w:val="1D74BA"/>
                               </w:rPr>
-                              <w:t xml:space="preserve">07 October 2026</w:t>
+                              <w:t xml:space="preserve">08 October 2026</w:t>
                             </w:r>
                           </w:p>
                         </w:txbxContent>
@@ -1118,7 +1118,7 @@
             <w:noProof/>
             <w:webHidden/>
           </w:rPr>
-          <w:t>8</w:t>
+          <w:t>9</w:t>
         </w:r>
         <w:r>
           <w:rPr>
@@ -1185,7 +1185,7 @@
             <w:noProof/>
             <w:webHidden/>
           </w:rPr>
-          <w:t>9</w:t>
+          <w:t>10</w:t>
         </w:r>
         <w:r>
           <w:rPr>
@@ -1252,7 +1252,7 @@
             <w:noProof/>
             <w:webHidden/>
           </w:rPr>
-          <w:t>10</w:t>
+          <w:t>11</w:t>
         </w:r>
         <w:r>
           <w:rPr>
@@ -1319,7 +1319,7 @@
             <w:noProof/>
             <w:webHidden/>
           </w:rPr>
-          <w:t>11</w:t>
+          <w:t>12</w:t>
         </w:r>
         <w:r>
           <w:rPr>
@@ -1386,7 +1386,7 @@
             <w:noProof/>
             <w:webHidden/>
           </w:rPr>
-          <w:t>12</w:t>
+          <w:t>13</w:t>
         </w:r>
         <w:r>
           <w:rPr>
@@ -1453,7 +1453,7 @@
             <w:noProof/>
             <w:webHidden/>
           </w:rPr>
-          <w:t>14</w:t>
+          <w:t>15</w:t>
         </w:r>
         <w:r>
           <w:rPr>
@@ -1520,7 +1520,7 @@
             <w:noProof/>
             <w:webHidden/>
           </w:rPr>
-          <w:t>14</w:t>
+          <w:t>16</w:t>
         </w:r>
         <w:r>
           <w:rPr>
@@ -1587,7 +1587,7 @@
             <w:noProof/>
             <w:webHidden/>
           </w:rPr>
-          <w:t>16</w:t>
+          <w:t>17</w:t>
         </w:r>
         <w:r>
           <w:rPr>
@@ -1654,7 +1654,7 @@
             <w:noProof/>
             <w:webHidden/>
           </w:rPr>
-          <w:t>16</w:t>
+          <w:t>17</w:t>
         </w:r>
         <w:r>
           <w:rPr>
@@ -1721,7 +1721,7 @@
             <w:noProof/>
             <w:webHidden/>
           </w:rPr>
-          <w:t>17</w:t>
+          <w:t>18</w:t>
         </w:r>
         <w:r>
           <w:rPr>
@@ -2047,7 +2047,7 @@
                 <w:sz w:val="16"/>
                 <w:szCs w:val="16"/>
               </w:rPr>
-              <w:t xml:space="preserve">07/10/2026</w:t>
+              <w:t xml:space="preserve">08/10/2026</w:t>
             </w:r>
           </w:p>
         </w:tc>
@@ -2293,8 +2293,8 @@
         <w:tblLook w:val="04A0" w:firstRow="1" w:lastRow="0" w:firstColumn="0" w:lastColumn="0" w:noHBand="0" w:noVBand="1"/>
       </w:tblPr>
       <w:tblGrid>
-        <w:gridCol w:w="1608"/>
-        <w:gridCol w:w="7419"/>
+        <w:gridCol w:w="1607"/>
+        <w:gridCol w:w="7420"/>
       </w:tblGrid>
       <w:tr>
         <w:trPr>
@@ -2304,7 +2304,7 @@
         </w:trPr>
         <w:tc>
           <w:tcPr>
-            <w:tcW w:w="1608" w:type="dxa"/>
+            <w:tcW w:w="1607" w:type="dxa"/>
             <w:shd w:val="clear" w:color="auto" w:fill="0F4761"/>
             <w:vAlign w:val="center"/>
           </w:tcPr>
@@ -2335,7 +2335,7 @@
         </w:tc>
         <w:tc>
           <w:tcPr>
-            <w:tcW w:w="7419" w:type="dxa"/>
+            <w:tcW w:w="7420" w:type="dxa"/>
             <w:shd w:val="clear" w:color="auto" w:fill="0F4761"/>
             <w:vAlign w:val="center"/>
           </w:tcPr>
@@ -2372,7 +2372,7 @@
         </w:trPr>
         <w:tc>
           <w:tcPr>
-            <w:tcW w:w="1608" w:type="dxa"/>
+            <w:tcW w:w="1607" w:type="dxa"/>
             <w:vAlign w:val="top"/>
           </w:tcPr>
           <w:p>
@@ -2398,7 +2398,7 @@
         </w:tc>
         <w:tc>
           <w:tcPr>
-            <w:tcW w:w="7419" w:type="dxa"/>
+            <w:tcW w:w="7420" w:type="dxa"/>
             <w:vAlign w:val="top"/>
           </w:tcPr>
           <w:p>
@@ -2430,7 +2430,7 @@
         </w:trPr>
         <w:tc>
           <w:tcPr>
-            <w:tcW w:w="1608" w:type="dxa"/>
+            <w:tcW w:w="1607" w:type="dxa"/>
             <w:vAlign w:val="top"/>
           </w:tcPr>
           <w:p>
@@ -2456,7 +2456,7 @@
         </w:tc>
         <w:tc>
           <w:tcPr>
-            <w:tcW w:w="7419" w:type="dxa"/>
+            <w:tcW w:w="7420" w:type="dxa"/>
             <w:vAlign w:val="top"/>
           </w:tcPr>
           <w:p>
@@ -2488,7 +2488,7 @@
         </w:trPr>
         <w:tc>
           <w:tcPr>
-            <w:tcW w:w="1608" w:type="dxa"/>
+            <w:tcW w:w="1607" w:type="dxa"/>
             <w:vAlign w:val="top"/>
           </w:tcPr>
           <w:p>
@@ -2514,7 +2514,7 @@
         </w:tc>
         <w:tc>
           <w:tcPr>
-            <w:tcW w:w="7419" w:type="dxa"/>
+            <w:tcW w:w="7420" w:type="dxa"/>
             <w:vAlign w:val="top"/>
           </w:tcPr>
           <w:p>
@@ -2546,7 +2546,7 @@
         </w:trPr>
         <w:tc>
           <w:tcPr>
-            <w:tcW w:w="1608" w:type="dxa"/>
+            <w:tcW w:w="1607" w:type="dxa"/>
             <w:vAlign w:val="top"/>
           </w:tcPr>
           <w:p>
@@ -2572,7 +2572,7 @@
         </w:tc>
         <w:tc>
           <w:tcPr>
-            <w:tcW w:w="7419" w:type="dxa"/>
+            <w:tcW w:w="7420" w:type="dxa"/>
             <w:vAlign w:val="top"/>
           </w:tcPr>
           <w:p>
@@ -2604,7 +2604,7 @@
         </w:trPr>
         <w:tc>
           <w:tcPr>
-            <w:tcW w:w="1608" w:type="dxa"/>
+            <w:tcW w:w="1607" w:type="dxa"/>
             <w:vAlign w:val="top"/>
           </w:tcPr>
           <w:p>
@@ -2630,7 +2630,7 @@
         </w:tc>
         <w:tc>
           <w:tcPr>
-            <w:tcW w:w="7419" w:type="dxa"/>
+            <w:tcW w:w="7420" w:type="dxa"/>
             <w:vAlign w:val="top"/>
           </w:tcPr>
           <w:p>
@@ -2662,7 +2662,7 @@
         </w:trPr>
         <w:tc>
           <w:tcPr>
-            <w:tcW w:w="1608" w:type="dxa"/>
+            <w:tcW w:w="1607" w:type="dxa"/>
             <w:vAlign w:val="top"/>
           </w:tcPr>
           <w:p>
@@ -2688,7 +2688,7 @@
         </w:tc>
         <w:tc>
           <w:tcPr>
-            <w:tcW w:w="7419" w:type="dxa"/>
+            <w:tcW w:w="7420" w:type="dxa"/>
             <w:vAlign w:val="top"/>
           </w:tcPr>
           <w:p>
@@ -2720,7 +2720,7 @@
         </w:trPr>
         <w:tc>
           <w:tcPr>
-            <w:tcW w:w="1608" w:type="dxa"/>
+            <w:tcW w:w="1607" w:type="dxa"/>
             <w:vAlign w:val="top"/>
           </w:tcPr>
           <w:p>
@@ -2746,7 +2746,7 @@
         </w:tc>
         <w:tc>
           <w:tcPr>
-            <w:tcW w:w="7419" w:type="dxa"/>
+            <w:tcW w:w="7420" w:type="dxa"/>
             <w:vAlign w:val="top"/>
           </w:tcPr>
           <w:p>
@@ -2778,7 +2778,7 @@
         </w:trPr>
         <w:tc>
           <w:tcPr>
-            <w:tcW w:w="1608" w:type="dxa"/>
+            <w:tcW w:w="1607" w:type="dxa"/>
             <w:vAlign w:val="top"/>
           </w:tcPr>
           <w:p>
@@ -2804,7 +2804,7 @@
         </w:tc>
         <w:tc>
           <w:tcPr>
-            <w:tcW w:w="7419" w:type="dxa"/>
+            <w:tcW w:w="7420" w:type="dxa"/>
             <w:vAlign w:val="top"/>
           </w:tcPr>
           <w:p>
@@ -2836,7 +2836,7 @@
         </w:trPr>
         <w:tc>
           <w:tcPr>
-            <w:tcW w:w="1608" w:type="dxa"/>
+            <w:tcW w:w="1607" w:type="dxa"/>
             <w:vAlign w:val="top"/>
           </w:tcPr>
           <w:p>
@@ -2862,7 +2862,7 @@
         </w:tc>
         <w:tc>
           <w:tcPr>
-            <w:tcW w:w="7419" w:type="dxa"/>
+            <w:tcW w:w="7420" w:type="dxa"/>
             <w:vAlign w:val="top"/>
           </w:tcPr>
           <w:p>
@@ -2894,7 +2894,7 @@
         </w:trPr>
         <w:tc>
           <w:tcPr>
-            <w:tcW w:w="1608" w:type="dxa"/>
+            <w:tcW w:w="1607" w:type="dxa"/>
             <w:vAlign w:val="top"/>
           </w:tcPr>
           <w:p>
@@ -2920,7 +2920,7 @@
         </w:tc>
         <w:tc>
           <w:tcPr>
-            <w:tcW w:w="7419" w:type="dxa"/>
+            <w:tcW w:w="7420" w:type="dxa"/>
             <w:vAlign w:val="top"/>
           </w:tcPr>
           <w:p>
@@ -2952,7 +2952,7 @@
         </w:trPr>
         <w:tc>
           <w:tcPr>
-            <w:tcW w:w="1608" w:type="dxa"/>
+            <w:tcW w:w="1607" w:type="dxa"/>
             <w:vAlign w:val="top"/>
           </w:tcPr>
           <w:p>
@@ -2978,7 +2978,7 @@
         </w:tc>
         <w:tc>
           <w:tcPr>
-            <w:tcW w:w="7419" w:type="dxa"/>
+            <w:tcW w:w="7420" w:type="dxa"/>
             <w:vAlign w:val="top"/>
           </w:tcPr>
           <w:p>
@@ -3010,7 +3010,7 @@
         </w:trPr>
         <w:tc>
           <w:tcPr>
-            <w:tcW w:w="1608" w:type="dxa"/>
+            <w:tcW w:w="1607" w:type="dxa"/>
             <w:vAlign w:val="top"/>
           </w:tcPr>
           <w:p>
@@ -3030,13 +3030,13 @@
                 <w:sz w:val="16"/>
                 <w:szCs w:val="16"/>
               </w:rPr>
-              <w:t xml:space="preserve">DSAR</w:t>
-            </w:r>
-          </w:p>
-        </w:tc>
-        <w:tc>
-          <w:tcPr>
-            <w:tcW w:w="7419" w:type="dxa"/>
+              <w:t xml:space="preserve">HSTS</w:t>
+            </w:r>
+          </w:p>
+        </w:tc>
+        <w:tc>
+          <w:tcPr>
+            <w:tcW w:w="7420" w:type="dxa"/>
             <w:vAlign w:val="top"/>
           </w:tcPr>
           <w:p>
@@ -3056,7 +3056,7 @@
                 <w:sz w:val="16"/>
                 <w:szCs w:val="16"/>
               </w:rPr>
-              <w:t xml:space="preserve">Data Subject Access Request</w:t>
+              <w:t xml:space="preserve">HTTP Strict Transport Security</w:t>
             </w:r>
           </w:p>
         </w:tc>
@@ -3068,7 +3068,7 @@
         </w:trPr>
         <w:tc>
           <w:tcPr>
-            <w:tcW w:w="1608" w:type="dxa"/>
+            <w:tcW w:w="1607" w:type="dxa"/>
             <w:vAlign w:val="top"/>
           </w:tcPr>
           <w:p>
@@ -3088,13 +3088,13 @@
                 <w:sz w:val="16"/>
                 <w:szCs w:val="16"/>
               </w:rPr>
-              <w:t xml:space="preserve">HSTS</w:t>
-            </w:r>
-          </w:p>
-        </w:tc>
-        <w:tc>
-          <w:tcPr>
-            <w:tcW w:w="7419" w:type="dxa"/>
+              <w:t xml:space="preserve">ID</w:t>
+            </w:r>
+          </w:p>
+        </w:tc>
+        <w:tc>
+          <w:tcPr>
+            <w:tcW w:w="7420" w:type="dxa"/>
             <w:vAlign w:val="top"/>
           </w:tcPr>
           <w:p>
@@ -3114,7 +3114,7 @@
                 <w:sz w:val="16"/>
                 <w:szCs w:val="16"/>
               </w:rPr>
-              <w:t xml:space="preserve">HTTP Strict Transport Security</w:t>
+              <w:t xml:space="preserve">Identifier</w:t>
             </w:r>
           </w:p>
         </w:tc>
@@ -3126,7 +3126,7 @@
         </w:trPr>
         <w:tc>
           <w:tcPr>
-            <w:tcW w:w="1608" w:type="dxa"/>
+            <w:tcW w:w="1607" w:type="dxa"/>
             <w:vAlign w:val="top"/>
           </w:tcPr>
           <w:p>
@@ -3146,13 +3146,13 @@
                 <w:sz w:val="16"/>
                 <w:szCs w:val="16"/>
               </w:rPr>
-              <w:t xml:space="preserve">ID</w:t>
-            </w:r>
-          </w:p>
-        </w:tc>
-        <w:tc>
-          <w:tcPr>
-            <w:tcW w:w="7419" w:type="dxa"/>
+              <w:t xml:space="preserve">IT</w:t>
+            </w:r>
+          </w:p>
+        </w:tc>
+        <w:tc>
+          <w:tcPr>
+            <w:tcW w:w="7420" w:type="dxa"/>
             <w:vAlign w:val="top"/>
           </w:tcPr>
           <w:p>
@@ -3172,7 +3172,7 @@
                 <w:sz w:val="16"/>
                 <w:szCs w:val="16"/>
               </w:rPr>
-              <w:t xml:space="preserve">Identifier</w:t>
+              <w:t xml:space="preserve">Information Technology</w:t>
             </w:r>
           </w:p>
         </w:tc>
@@ -3184,7 +3184,7 @@
         </w:trPr>
         <w:tc>
           <w:tcPr>
-            <w:tcW w:w="1608" w:type="dxa"/>
+            <w:tcW w:w="1607" w:type="dxa"/>
             <w:vAlign w:val="top"/>
           </w:tcPr>
           <w:p>
@@ -3204,13 +3204,13 @@
                 <w:sz w:val="16"/>
                 <w:szCs w:val="16"/>
               </w:rPr>
-              <w:t xml:space="preserve">IT</w:t>
-            </w:r>
-          </w:p>
-        </w:tc>
-        <w:tc>
-          <w:tcPr>
-            <w:tcW w:w="7419" w:type="dxa"/>
+              <w:t xml:space="preserve">ITSM</w:t>
+            </w:r>
+          </w:p>
+        </w:tc>
+        <w:tc>
+          <w:tcPr>
+            <w:tcW w:w="7420" w:type="dxa"/>
             <w:vAlign w:val="top"/>
           </w:tcPr>
           <w:p>
@@ -3230,7 +3230,7 @@
                 <w:sz w:val="16"/>
                 <w:szCs w:val="16"/>
               </w:rPr>
-              <w:t xml:space="preserve">Information Technology</w:t>
+              <w:t xml:space="preserve">IT Service Management</w:t>
             </w:r>
           </w:p>
         </w:tc>
@@ -3242,7 +3242,7 @@
         </w:trPr>
         <w:tc>
           <w:tcPr>
-            <w:tcW w:w="1608" w:type="dxa"/>
+            <w:tcW w:w="1607" w:type="dxa"/>
             <w:vAlign w:val="top"/>
           </w:tcPr>
           <w:p>
@@ -3262,13 +3262,13 @@
                 <w:sz w:val="16"/>
                 <w:szCs w:val="16"/>
               </w:rPr>
-              <w:t xml:space="preserve">ITSM</w:t>
-            </w:r>
-          </w:p>
-        </w:tc>
-        <w:tc>
-          <w:tcPr>
-            <w:tcW w:w="7419" w:type="dxa"/>
+              <w:t xml:space="preserve">KI</w:t>
+            </w:r>
+          </w:p>
+        </w:tc>
+        <w:tc>
+          <w:tcPr>
+            <w:tcW w:w="7420" w:type="dxa"/>
             <w:vAlign w:val="top"/>
           </w:tcPr>
           <w:p>
@@ -3288,7 +3288,7 @@
                 <w:sz w:val="16"/>
                 <w:szCs w:val="16"/>
               </w:rPr>
-              <w:t xml:space="preserve">IT Service Management</w:t>
+              <w:t xml:space="preserve">Known Issue</w:t>
             </w:r>
           </w:p>
         </w:tc>
@@ -3300,7 +3300,7 @@
         </w:trPr>
         <w:tc>
           <w:tcPr>
-            <w:tcW w:w="1608" w:type="dxa"/>
+            <w:tcW w:w="1607" w:type="dxa"/>
             <w:vAlign w:val="top"/>
           </w:tcPr>
           <w:p>
@@ -3320,13 +3320,13 @@
                 <w:sz w:val="16"/>
                 <w:szCs w:val="16"/>
               </w:rPr>
-              <w:t xml:space="preserve">KI</w:t>
-            </w:r>
-          </w:p>
-        </w:tc>
-        <w:tc>
-          <w:tcPr>
-            <w:tcW w:w="7419" w:type="dxa"/>
+              <w:t xml:space="preserve">MFA</w:t>
+            </w:r>
+          </w:p>
+        </w:tc>
+        <w:tc>
+          <w:tcPr>
+            <w:tcW w:w="7420" w:type="dxa"/>
             <w:vAlign w:val="top"/>
           </w:tcPr>
           <w:p>
@@ -3346,7 +3346,7 @@
                 <w:sz w:val="16"/>
                 <w:szCs w:val="16"/>
               </w:rPr>
-              <w:t xml:space="preserve">Known Issue</w:t>
+              <w:t xml:space="preserve">Multi-Factor Authentication</w:t>
             </w:r>
           </w:p>
         </w:tc>
@@ -3358,7 +3358,7 @@
         </w:trPr>
         <w:tc>
           <w:tcPr>
-            <w:tcW w:w="1608" w:type="dxa"/>
+            <w:tcW w:w="1607" w:type="dxa"/>
             <w:vAlign w:val="top"/>
           </w:tcPr>
           <w:p>
@@ -3378,13 +3378,13 @@
                 <w:sz w:val="16"/>
                 <w:szCs w:val="16"/>
               </w:rPr>
-              <w:t xml:space="preserve">MFA</w:t>
-            </w:r>
-          </w:p>
-        </w:tc>
-        <w:tc>
-          <w:tcPr>
-            <w:tcW w:w="7419" w:type="dxa"/>
+              <w:t xml:space="preserve">OAuth</w:t>
+            </w:r>
+          </w:p>
+        </w:tc>
+        <w:tc>
+          <w:tcPr>
+            <w:tcW w:w="7420" w:type="dxa"/>
             <w:vAlign w:val="top"/>
           </w:tcPr>
           <w:p>
@@ -3404,7 +3404,7 @@
                 <w:sz w:val="16"/>
                 <w:szCs w:val="16"/>
               </w:rPr>
-              <w:t xml:space="preserve">Multi-Factor Authentication</w:t>
+              <w:t xml:space="preserve">Open Authorization</w:t>
             </w:r>
           </w:p>
         </w:tc>
@@ -3416,7 +3416,7 @@
         </w:trPr>
         <w:tc>
           <w:tcPr>
-            <w:tcW w:w="1608" w:type="dxa"/>
+            <w:tcW w:w="1607" w:type="dxa"/>
             <w:vAlign w:val="top"/>
           </w:tcPr>
           <w:p>
@@ -3436,13 +3436,13 @@
                 <w:sz w:val="16"/>
                 <w:szCs w:val="16"/>
               </w:rPr>
-              <w:t xml:space="preserve">OAuth</w:t>
-            </w:r>
-          </w:p>
-        </w:tc>
-        <w:tc>
-          <w:tcPr>
-            <w:tcW w:w="7419" w:type="dxa"/>
+              <w:t xml:space="preserve">PDP</w:t>
+            </w:r>
+          </w:p>
+        </w:tc>
+        <w:tc>
+          <w:tcPr>
+            <w:tcW w:w="7420" w:type="dxa"/>
             <w:vAlign w:val="top"/>
           </w:tcPr>
           <w:p>
@@ -3462,7 +3462,7 @@
                 <w:sz w:val="16"/>
                 <w:szCs w:val="16"/>
               </w:rPr>
-              <w:t xml:space="preserve">Open Authorization</w:t>
+              <w:t xml:space="preserve">Personal Data Protection</w:t>
             </w:r>
           </w:p>
         </w:tc>
@@ -3474,7 +3474,7 @@
         </w:trPr>
         <w:tc>
           <w:tcPr>
-            <w:tcW w:w="1608" w:type="dxa"/>
+            <w:tcW w:w="1607" w:type="dxa"/>
             <w:vAlign w:val="top"/>
           </w:tcPr>
           <w:p>
@@ -3494,13 +3494,13 @@
                 <w:sz w:val="16"/>
                 <w:szCs w:val="16"/>
               </w:rPr>
-              <w:t xml:space="preserve">PDP</w:t>
-            </w:r>
-          </w:p>
-        </w:tc>
-        <w:tc>
-          <w:tcPr>
-            <w:tcW w:w="7419" w:type="dxa"/>
+              <w:t xml:space="preserve">PO</w:t>
+            </w:r>
+          </w:p>
+        </w:tc>
+        <w:tc>
+          <w:tcPr>
+            <w:tcW w:w="7420" w:type="dxa"/>
             <w:vAlign w:val="top"/>
           </w:tcPr>
           <w:p>
@@ -3520,7 +3520,7 @@
                 <w:sz w:val="16"/>
                 <w:szCs w:val="16"/>
               </w:rPr>
-              <w:t xml:space="preserve">Personal Data Protection</w:t>
+              <w:t xml:space="preserve">Product Owner</w:t>
             </w:r>
           </w:p>
         </w:tc>
@@ -3532,7 +3532,7 @@
         </w:trPr>
         <w:tc>
           <w:tcPr>
-            <w:tcW w:w="1608" w:type="dxa"/>
+            <w:tcW w:w="1607" w:type="dxa"/>
             <w:vAlign w:val="top"/>
           </w:tcPr>
           <w:p>
@@ -3552,13 +3552,13 @@
                 <w:sz w:val="16"/>
                 <w:szCs w:val="16"/>
               </w:rPr>
-              <w:t xml:space="preserve">PO</w:t>
-            </w:r>
-          </w:p>
-        </w:tc>
-        <w:tc>
-          <w:tcPr>
-            <w:tcW w:w="7419" w:type="dxa"/>
+              <w:t xml:space="preserve">PRC</w:t>
+            </w:r>
+          </w:p>
+        </w:tc>
+        <w:tc>
+          <w:tcPr>
+            <w:tcW w:w="7420" w:type="dxa"/>
             <w:vAlign w:val="top"/>
           </w:tcPr>
           <w:p>
@@ -3578,7 +3578,7 @@
                 <w:sz w:val="16"/>
                 <w:szCs w:val="16"/>
               </w:rPr>
-              <w:t xml:space="preserve">Product Owner</w:t>
+              <w:t xml:space="preserve">Production Readiness Check</w:t>
             </w:r>
           </w:p>
         </w:tc>
@@ -3590,7 +3590,7 @@
         </w:trPr>
         <w:tc>
           <w:tcPr>
-            <w:tcW w:w="1608" w:type="dxa"/>
+            <w:tcW w:w="1607" w:type="dxa"/>
             <w:vAlign w:val="top"/>
           </w:tcPr>
           <w:p>
@@ -3610,13 +3610,13 @@
                 <w:sz w:val="16"/>
                 <w:szCs w:val="16"/>
               </w:rPr>
-              <w:t xml:space="preserve">PRC</w:t>
-            </w:r>
-          </w:p>
-        </w:tc>
-        <w:tc>
-          <w:tcPr>
-            <w:tcW w:w="7419" w:type="dxa"/>
+              <w:t xml:space="preserve">QA</w:t>
+            </w:r>
+          </w:p>
+        </w:tc>
+        <w:tc>
+          <w:tcPr>
+            <w:tcW w:w="7420" w:type="dxa"/>
             <w:vAlign w:val="top"/>
           </w:tcPr>
           <w:p>
@@ -3636,7 +3636,7 @@
                 <w:sz w:val="16"/>
                 <w:szCs w:val="16"/>
               </w:rPr>
-              <w:t xml:space="preserve">Production Readiness Check</w:t>
+              <w:t xml:space="preserve">Quality Assurance</w:t>
             </w:r>
           </w:p>
         </w:tc>
@@ -3648,7 +3648,7 @@
         </w:trPr>
         <w:tc>
           <w:tcPr>
-            <w:tcW w:w="1608" w:type="dxa"/>
+            <w:tcW w:w="1607" w:type="dxa"/>
             <w:vAlign w:val="top"/>
           </w:tcPr>
           <w:p>
@@ -3668,13 +3668,13 @@
                 <w:sz w:val="16"/>
                 <w:szCs w:val="16"/>
               </w:rPr>
-              <w:t xml:space="preserve">QA</w:t>
-            </w:r>
-          </w:p>
-        </w:tc>
-        <w:tc>
-          <w:tcPr>
-            <w:tcW w:w="7419" w:type="dxa"/>
+              <w:t xml:space="preserve">RB</w:t>
+            </w:r>
+          </w:p>
+        </w:tc>
+        <w:tc>
+          <w:tcPr>
+            <w:tcW w:w="7420" w:type="dxa"/>
             <w:vAlign w:val="top"/>
           </w:tcPr>
           <w:p>
@@ -3694,7 +3694,7 @@
                 <w:sz w:val="16"/>
                 <w:szCs w:val="16"/>
               </w:rPr>
-              <w:t xml:space="preserve">Quality Assurance</w:t>
+              <w:t xml:space="preserve">Runbook procedure</w:t>
             </w:r>
           </w:p>
         </w:tc>
@@ -3706,7 +3706,7 @@
         </w:trPr>
         <w:tc>
           <w:tcPr>
-            <w:tcW w:w="1608" w:type="dxa"/>
+            <w:tcW w:w="1607" w:type="dxa"/>
             <w:vAlign w:val="top"/>
           </w:tcPr>
           <w:p>
@@ -3726,13 +3726,13 @@
                 <w:sz w:val="16"/>
                 <w:szCs w:val="16"/>
               </w:rPr>
-              <w:t xml:space="preserve">RB</w:t>
-            </w:r>
-          </w:p>
-        </w:tc>
-        <w:tc>
-          <w:tcPr>
-            <w:tcW w:w="7419" w:type="dxa"/>
+              <w:t xml:space="preserve">RPO</w:t>
+            </w:r>
+          </w:p>
+        </w:tc>
+        <w:tc>
+          <w:tcPr>
+            <w:tcW w:w="7420" w:type="dxa"/>
             <w:vAlign w:val="top"/>
           </w:tcPr>
           <w:p>
@@ -3752,7 +3752,7 @@
                 <w:sz w:val="16"/>
                 <w:szCs w:val="16"/>
               </w:rPr>
-              <w:t xml:space="preserve">Runbook procedure</w:t>
+              <w:t xml:space="preserve">Recovery Point Objective</w:t>
             </w:r>
           </w:p>
         </w:tc>
@@ -3764,7 +3764,7 @@
         </w:trPr>
         <w:tc>
           <w:tcPr>
-            <w:tcW w:w="1608" w:type="dxa"/>
+            <w:tcW w:w="1607" w:type="dxa"/>
             <w:vAlign w:val="top"/>
           </w:tcPr>
           <w:p>
@@ -3784,13 +3784,13 @@
                 <w:sz w:val="16"/>
                 <w:szCs w:val="16"/>
               </w:rPr>
-              <w:t xml:space="preserve">RPO</w:t>
-            </w:r>
-          </w:p>
-        </w:tc>
-        <w:tc>
-          <w:tcPr>
-            <w:tcW w:w="7419" w:type="dxa"/>
+              <w:t xml:space="preserve">SBOM</w:t>
+            </w:r>
+          </w:p>
+        </w:tc>
+        <w:tc>
+          <w:tcPr>
+            <w:tcW w:w="7420" w:type="dxa"/>
             <w:vAlign w:val="top"/>
           </w:tcPr>
           <w:p>
@@ -3810,7 +3810,7 @@
                 <w:sz w:val="16"/>
                 <w:szCs w:val="16"/>
               </w:rPr>
-              <w:t xml:space="preserve">Recovery Point Objective</w:t>
+              <w:t xml:space="preserve">Software Bill of Materials</w:t>
             </w:r>
           </w:p>
         </w:tc>
@@ -3822,7 +3822,7 @@
         </w:trPr>
         <w:tc>
           <w:tcPr>
-            <w:tcW w:w="1608" w:type="dxa"/>
+            <w:tcW w:w="1607" w:type="dxa"/>
             <w:vAlign w:val="top"/>
           </w:tcPr>
           <w:p>
@@ -3842,13 +3842,13 @@
                 <w:sz w:val="16"/>
                 <w:szCs w:val="16"/>
               </w:rPr>
-              <w:t xml:space="preserve">SBOM</w:t>
-            </w:r>
-          </w:p>
-        </w:tc>
-        <w:tc>
-          <w:tcPr>
-            <w:tcW w:w="7419" w:type="dxa"/>
+              <w:t xml:space="preserve">SIT</w:t>
+            </w:r>
+          </w:p>
+        </w:tc>
+        <w:tc>
+          <w:tcPr>
+            <w:tcW w:w="7420" w:type="dxa"/>
             <w:vAlign w:val="top"/>
           </w:tcPr>
           <w:p>
@@ -3868,7 +3868,7 @@
                 <w:sz w:val="16"/>
                 <w:szCs w:val="16"/>
               </w:rPr>
-              <w:t xml:space="preserve">Software Bill of Materials</w:t>
+              <w:t xml:space="preserve">System Integration Testing</w:t>
             </w:r>
           </w:p>
         </w:tc>
@@ -3880,7 +3880,7 @@
         </w:trPr>
         <w:tc>
           <w:tcPr>
-            <w:tcW w:w="1608" w:type="dxa"/>
+            <w:tcW w:w="1607" w:type="dxa"/>
             <w:vAlign w:val="top"/>
           </w:tcPr>
           <w:p>
@@ -3900,13 +3900,13 @@
                 <w:sz w:val="16"/>
                 <w:szCs w:val="16"/>
               </w:rPr>
-              <w:t xml:space="preserve">SIT</w:t>
-            </w:r>
-          </w:p>
-        </w:tc>
-        <w:tc>
-          <w:tcPr>
-            <w:tcW w:w="7419" w:type="dxa"/>
+              <w:t xml:space="preserve">SMS</w:t>
+            </w:r>
+          </w:p>
+        </w:tc>
+        <w:tc>
+          <w:tcPr>
+            <w:tcW w:w="7420" w:type="dxa"/>
             <w:vAlign w:val="top"/>
           </w:tcPr>
           <w:p>
@@ -3926,7 +3926,7 @@
                 <w:sz w:val="16"/>
                 <w:szCs w:val="16"/>
               </w:rPr>
-              <w:t xml:space="preserve">System Integration Testing</w:t>
+              <w:t xml:space="preserve">Short Message Service</w:t>
             </w:r>
           </w:p>
         </w:tc>
@@ -3938,7 +3938,7 @@
         </w:trPr>
         <w:tc>
           <w:tcPr>
-            <w:tcW w:w="1608" w:type="dxa"/>
+            <w:tcW w:w="1607" w:type="dxa"/>
             <w:vAlign w:val="top"/>
           </w:tcPr>
           <w:p>
@@ -3958,13 +3958,13 @@
                 <w:sz w:val="16"/>
                 <w:szCs w:val="16"/>
               </w:rPr>
-              <w:t xml:space="preserve">SMS</w:t>
-            </w:r>
-          </w:p>
-        </w:tc>
-        <w:tc>
-          <w:tcPr>
-            <w:tcW w:w="7419" w:type="dxa"/>
+              <w:t xml:space="preserve">SOP</w:t>
+            </w:r>
+          </w:p>
+        </w:tc>
+        <w:tc>
+          <w:tcPr>
+            <w:tcW w:w="7420" w:type="dxa"/>
             <w:vAlign w:val="top"/>
           </w:tcPr>
           <w:p>
@@ -3984,7 +3984,7 @@
                 <w:sz w:val="16"/>
                 <w:szCs w:val="16"/>
               </w:rPr>
-              <w:t xml:space="preserve">Short Message Service</w:t>
+              <w:t xml:space="preserve">Standard Operating Procedure</w:t>
             </w:r>
           </w:p>
         </w:tc>
@@ -3996,7 +3996,7 @@
         </w:trPr>
         <w:tc>
           <w:tcPr>
-            <w:tcW w:w="1608" w:type="dxa"/>
+            <w:tcW w:w="1607" w:type="dxa"/>
             <w:vAlign w:val="top"/>
           </w:tcPr>
           <w:p>
@@ -4016,13 +4016,13 @@
                 <w:sz w:val="16"/>
                 <w:szCs w:val="16"/>
               </w:rPr>
-              <w:t xml:space="preserve">SOP</w:t>
-            </w:r>
-          </w:p>
-        </w:tc>
-        <w:tc>
-          <w:tcPr>
-            <w:tcW w:w="7419" w:type="dxa"/>
+              <w:t xml:space="preserve">SQL</w:t>
+            </w:r>
+          </w:p>
+        </w:tc>
+        <w:tc>
+          <w:tcPr>
+            <w:tcW w:w="7420" w:type="dxa"/>
             <w:vAlign w:val="top"/>
           </w:tcPr>
           <w:p>
@@ -4042,7 +4042,7 @@
                 <w:sz w:val="16"/>
                 <w:szCs w:val="16"/>
               </w:rPr>
-              <w:t xml:space="preserve">Standard Operating Procedure</w:t>
+              <w:t xml:space="preserve">Structured Query Language</w:t>
             </w:r>
           </w:p>
         </w:tc>
@@ -4054,7 +4054,7 @@
         </w:trPr>
         <w:tc>
           <w:tcPr>
-            <w:tcW w:w="1608" w:type="dxa"/>
+            <w:tcW w:w="1607" w:type="dxa"/>
             <w:vAlign w:val="top"/>
           </w:tcPr>
           <w:p>
@@ -4074,13 +4074,13 @@
                 <w:sz w:val="16"/>
                 <w:szCs w:val="16"/>
               </w:rPr>
-              <w:t xml:space="preserve">SQL</w:t>
-            </w:r>
-          </w:p>
-        </w:tc>
-        <w:tc>
-          <w:tcPr>
-            <w:tcW w:w="7419" w:type="dxa"/>
+              <w:t xml:space="preserve">SRE</w:t>
+            </w:r>
+          </w:p>
+        </w:tc>
+        <w:tc>
+          <w:tcPr>
+            <w:tcW w:w="7420" w:type="dxa"/>
             <w:vAlign w:val="top"/>
           </w:tcPr>
           <w:p>
@@ -4100,7 +4100,7 @@
                 <w:sz w:val="16"/>
                 <w:szCs w:val="16"/>
               </w:rPr>
-              <w:t xml:space="preserve">Structured Query Language</w:t>
+              <w:t xml:space="preserve">Site Reliability Engineering</w:t>
             </w:r>
           </w:p>
         </w:tc>
@@ -4112,7 +4112,7 @@
         </w:trPr>
         <w:tc>
           <w:tcPr>
-            <w:tcW w:w="1608" w:type="dxa"/>
+            <w:tcW w:w="1607" w:type="dxa"/>
             <w:vAlign w:val="top"/>
           </w:tcPr>
           <w:p>
@@ -4132,13 +4132,13 @@
                 <w:sz w:val="16"/>
                 <w:szCs w:val="16"/>
               </w:rPr>
-              <w:t xml:space="preserve">SRE</w:t>
-            </w:r>
-          </w:p>
-        </w:tc>
-        <w:tc>
-          <w:tcPr>
-            <w:tcW w:w="7419" w:type="dxa"/>
+              <w:t xml:space="preserve">TC</w:t>
+            </w:r>
+          </w:p>
+        </w:tc>
+        <w:tc>
+          <w:tcPr>
+            <w:tcW w:w="7420" w:type="dxa"/>
             <w:vAlign w:val="top"/>
           </w:tcPr>
           <w:p>
@@ -4158,7 +4158,7 @@
                 <w:sz w:val="16"/>
                 <w:szCs w:val="16"/>
               </w:rPr>
-              <w:t xml:space="preserve">Site Reliability Engineering</w:t>
+              <w:t xml:space="preserve">Test Case</w:t>
             </w:r>
           </w:p>
         </w:tc>
@@ -4170,7 +4170,7 @@
         </w:trPr>
         <w:tc>
           <w:tcPr>
-            <w:tcW w:w="1608" w:type="dxa"/>
+            <w:tcW w:w="1607" w:type="dxa"/>
             <w:vAlign w:val="top"/>
           </w:tcPr>
           <w:p>
@@ -4190,13 +4190,13 @@
                 <w:sz w:val="16"/>
                 <w:szCs w:val="16"/>
               </w:rPr>
-              <w:t xml:space="preserve">TC</w:t>
-            </w:r>
-          </w:p>
-        </w:tc>
-        <w:tc>
-          <w:tcPr>
-            <w:tcW w:w="7419" w:type="dxa"/>
+              <w:t xml:space="preserve">TLS</w:t>
+            </w:r>
+          </w:p>
+        </w:tc>
+        <w:tc>
+          <w:tcPr>
+            <w:tcW w:w="7420" w:type="dxa"/>
             <w:vAlign w:val="top"/>
           </w:tcPr>
           <w:p>
@@ -4216,7 +4216,7 @@
                 <w:sz w:val="16"/>
                 <w:szCs w:val="16"/>
               </w:rPr>
-              <w:t xml:space="preserve">Test Case</w:t>
+              <w:t xml:space="preserve">Transport Layer Security</w:t>
             </w:r>
           </w:p>
         </w:tc>
@@ -4228,7 +4228,7 @@
         </w:trPr>
         <w:tc>
           <w:tcPr>
-            <w:tcW w:w="1608" w:type="dxa"/>
+            <w:tcW w:w="1607" w:type="dxa"/>
             <w:vAlign w:val="top"/>
           </w:tcPr>
           <w:p>
@@ -4248,13 +4248,13 @@
                 <w:sz w:val="16"/>
                 <w:szCs w:val="16"/>
               </w:rPr>
-              <w:t xml:space="preserve">TLS</w:t>
-            </w:r>
-          </w:p>
-        </w:tc>
-        <w:tc>
-          <w:tcPr>
-            <w:tcW w:w="7419" w:type="dxa"/>
+              <w:t xml:space="preserve">TNDS</w:t>
+            </w:r>
+          </w:p>
+        </w:tc>
+        <w:tc>
+          <w:tcPr>
+            <w:tcW w:w="7420" w:type="dxa"/>
             <w:vAlign w:val="top"/>
           </w:tcPr>
           <w:p>
@@ -4274,7 +4274,7 @@
                 <w:sz w:val="16"/>
                 <w:szCs w:val="16"/>
               </w:rPr>
-              <w:t xml:space="preserve">Transport Layer Security</w:t>
+              <w:t xml:space="preserve">Compulsory motor third-party liability insurance (Bảo hiểm TNDS bắt buộc)</w:t>
             </w:r>
           </w:p>
         </w:tc>
@@ -4286,7 +4286,7 @@
         </w:trPr>
         <w:tc>
           <w:tcPr>
-            <w:tcW w:w="1608" w:type="dxa"/>
+            <w:tcW w:w="1607" w:type="dxa"/>
             <w:vAlign w:val="top"/>
           </w:tcPr>
           <w:p>
@@ -4306,13 +4306,13 @@
                 <w:sz w:val="16"/>
                 <w:szCs w:val="16"/>
               </w:rPr>
-              <w:t xml:space="preserve">TNDS</w:t>
-            </w:r>
-          </w:p>
-        </w:tc>
-        <w:tc>
-          <w:tcPr>
-            <w:tcW w:w="7419" w:type="dxa"/>
+              <w:t xml:space="preserve">UAT</w:t>
+            </w:r>
+          </w:p>
+        </w:tc>
+        <w:tc>
+          <w:tcPr>
+            <w:tcW w:w="7420" w:type="dxa"/>
             <w:vAlign w:val="top"/>
           </w:tcPr>
           <w:p>
@@ -4332,7 +4332,7 @@
                 <w:sz w:val="16"/>
                 <w:szCs w:val="16"/>
               </w:rPr>
-              <w:t xml:space="preserve">Compulsory motor third-party liability insurance (Bảo hiểm TNDS bắt buộc)</w:t>
+              <w:t xml:space="preserve">User Acceptance Testing</w:t>
             </w:r>
           </w:p>
         </w:tc>
@@ -4344,7 +4344,7 @@
         </w:trPr>
         <w:tc>
           <w:tcPr>
-            <w:tcW w:w="1608" w:type="dxa"/>
+            <w:tcW w:w="1607" w:type="dxa"/>
             <w:vAlign w:val="top"/>
           </w:tcPr>
           <w:p>
@@ -4364,13 +4364,13 @@
                 <w:sz w:val="16"/>
                 <w:szCs w:val="16"/>
               </w:rPr>
-              <w:t xml:space="preserve">UAT</w:t>
-            </w:r>
-          </w:p>
-        </w:tc>
-        <w:tc>
-          <w:tcPr>
-            <w:tcW w:w="7419" w:type="dxa"/>
+              <w:t xml:space="preserve">UTC</w:t>
+            </w:r>
+          </w:p>
+        </w:tc>
+        <w:tc>
+          <w:tcPr>
+            <w:tcW w:w="7420" w:type="dxa"/>
             <w:vAlign w:val="top"/>
           </w:tcPr>
           <w:p>
@@ -4390,7 +4390,7 @@
                 <w:sz w:val="16"/>
                 <w:szCs w:val="16"/>
               </w:rPr>
-              <w:t xml:space="preserve">User Acceptance Testing</w:t>
+              <w:t xml:space="preserve">Coordinated Universal Time</w:t>
             </w:r>
           </w:p>
         </w:tc>
@@ -4402,7 +4402,7 @@
         </w:trPr>
         <w:tc>
           <w:tcPr>
-            <w:tcW w:w="1608" w:type="dxa"/>
+            <w:tcW w:w="1607" w:type="dxa"/>
             <w:vAlign w:val="top"/>
           </w:tcPr>
           <w:p>
@@ -4422,13 +4422,13 @@
                 <w:sz w:val="16"/>
                 <w:szCs w:val="16"/>
               </w:rPr>
-              <w:t xml:space="preserve">UTC</w:t>
-            </w:r>
-          </w:p>
-        </w:tc>
-        <w:tc>
-          <w:tcPr>
-            <w:tcW w:w="7419" w:type="dxa"/>
+              <w:t xml:space="preserve">UX</w:t>
+            </w:r>
+          </w:p>
+        </w:tc>
+        <w:tc>
+          <w:tcPr>
+            <w:tcW w:w="7420" w:type="dxa"/>
             <w:vAlign w:val="top"/>
           </w:tcPr>
           <w:p>
@@ -4448,7 +4448,7 @@
                 <w:sz w:val="16"/>
                 <w:szCs w:val="16"/>
               </w:rPr>
-              <w:t xml:space="preserve">Coordinated Universal Time</w:t>
+              <w:t xml:space="preserve">User Experience</w:t>
             </w:r>
           </w:p>
         </w:tc>
@@ -4460,7 +4460,7 @@
         </w:trPr>
         <w:tc>
           <w:tcPr>
-            <w:tcW w:w="1608" w:type="dxa"/>
+            <w:tcW w:w="1607" w:type="dxa"/>
             <w:vAlign w:val="top"/>
           </w:tcPr>
           <w:p>
@@ -4480,13 +4480,13 @@
                 <w:sz w:val="16"/>
                 <w:szCs w:val="16"/>
               </w:rPr>
-              <w:t xml:space="preserve">UX</w:t>
-            </w:r>
-          </w:p>
-        </w:tc>
-        <w:tc>
-          <w:tcPr>
-            <w:tcW w:w="7419" w:type="dxa"/>
+              <w:t xml:space="preserve">WAF</w:t>
+            </w:r>
+          </w:p>
+        </w:tc>
+        <w:tc>
+          <w:tcPr>
+            <w:tcW w:w="7420" w:type="dxa"/>
             <w:vAlign w:val="top"/>
           </w:tcPr>
           <w:p>
@@ -4506,7 +4506,7 @@
                 <w:sz w:val="16"/>
                 <w:szCs w:val="16"/>
               </w:rPr>
-              <w:t xml:space="preserve">User Experience</w:t>
+              <w:t xml:space="preserve">Web Application Firewall</w:t>
             </w:r>
           </w:p>
         </w:tc>
@@ -4518,7 +4518,7 @@
         </w:trPr>
         <w:tc>
           <w:tcPr>
-            <w:tcW w:w="1608" w:type="dxa"/>
+            <w:tcW w:w="1607" w:type="dxa"/>
             <w:vAlign w:val="top"/>
           </w:tcPr>
           <w:p>
@@ -4538,13 +4538,13 @@
                 <w:sz w:val="16"/>
                 <w:szCs w:val="16"/>
               </w:rPr>
-              <w:t xml:space="preserve">WAF</w:t>
-            </w:r>
-          </w:p>
-        </w:tc>
-        <w:tc>
-          <w:tcPr>
-            <w:tcW w:w="7419" w:type="dxa"/>
+              <w:t xml:space="preserve">WORM</w:t>
+            </w:r>
+          </w:p>
+        </w:tc>
+        <w:tc>
+          <w:tcPr>
+            <w:tcW w:w="7420" w:type="dxa"/>
             <w:vAlign w:val="top"/>
           </w:tcPr>
           <w:p>
@@ -4564,7 +4564,7 @@
                 <w:sz w:val="16"/>
                 <w:szCs w:val="16"/>
               </w:rPr>
-              <w:t xml:space="preserve">Web Application Firewall</w:t>
+              <w:t xml:space="preserve">Write Once Read Many</w:t>
             </w:r>
           </w:p>
         </w:tc>
@@ -4576,7 +4576,7 @@
         </w:trPr>
         <w:tc>
           <w:tcPr>
-            <w:tcW w:w="1608" w:type="dxa"/>
+            <w:tcW w:w="1607" w:type="dxa"/>
             <w:vAlign w:val="top"/>
           </w:tcPr>
           <w:p>
@@ -4596,13 +4596,13 @@
                 <w:sz w:val="16"/>
                 <w:szCs w:val="16"/>
               </w:rPr>
-              <w:t xml:space="preserve">WORM</w:t>
-            </w:r>
-          </w:p>
-        </w:tc>
-        <w:tc>
-          <w:tcPr>
-            <w:tcW w:w="7419" w:type="dxa"/>
+              <w:t xml:space="preserve">ZAP</w:t>
+            </w:r>
+          </w:p>
+        </w:tc>
+        <w:tc>
+          <w:tcPr>
+            <w:tcW w:w="7420" w:type="dxa"/>
             <w:vAlign w:val="top"/>
           </w:tcPr>
           <w:p>
@@ -4622,7 +4622,7 @@
                 <w:sz w:val="16"/>
                 <w:szCs w:val="16"/>
               </w:rPr>
-              <w:t xml:space="preserve">Write Once Read Many</w:t>
+              <w:t xml:space="preserve">Zed Attack Proxy</w:t>
             </w:r>
           </w:p>
         </w:tc>
@@ -4634,7 +4634,7 @@
         </w:trPr>
         <w:tc>
           <w:tcPr>
-            <w:tcW w:w="1608" w:type="dxa"/>
+            <w:tcW w:w="1607" w:type="dxa"/>
             <w:vAlign w:val="top"/>
           </w:tcPr>
           <w:p>
@@ -4654,71 +4654,13 @@
                 <w:sz w:val="16"/>
                 <w:szCs w:val="16"/>
               </w:rPr>
-              <w:t xml:space="preserve">ZAP</w:t>
-            </w:r>
-          </w:p>
-        </w:tc>
-        <w:tc>
-          <w:tcPr>
-            <w:tcW w:w="7419" w:type="dxa"/>
-            <w:vAlign w:val="top"/>
-          </w:tcPr>
-          <w:p>
-            <w:pPr>
-              <w:spacing w:before="60"/>
-              <w:rPr>
-                <w:rFonts w:ascii="Segoe UI" w:eastAsia="Arial" w:hAnsi="Segoe UI" w:cs="Segoe UI"/>
-                <w:color w:val="101820"/>
-                <w:sz w:val="16"/>
-                <w:szCs w:val="16"/>
-              </w:rPr>
-            </w:pPr>
-            <w:r>
-              <w:rPr>
-                <w:rFonts w:ascii="Segoe UI" w:eastAsia="Arial" w:hAnsi="Segoe UI" w:cs="Segoe UI"/>
-                <w:color w:val="101820"/>
-                <w:sz w:val="16"/>
-                <w:szCs w:val="16"/>
-              </w:rPr>
-              <w:t xml:space="preserve">Zed Attack Proxy</w:t>
-            </w:r>
-          </w:p>
-        </w:tc>
-      </w:tr>
-      <w:tr>
-        <w:trPr>
-          <w:cantSplit/>
-          <w:trHeight w:val="449"/>
-        </w:trPr>
-        <w:tc>
-          <w:tcPr>
-            <w:tcW w:w="1608" w:type="dxa"/>
-            <w:vAlign w:val="top"/>
-          </w:tcPr>
-          <w:p>
-            <w:pPr>
-              <w:spacing w:before="60"/>
-              <w:rPr>
-                <w:rFonts w:ascii="Segoe UI" w:eastAsia="Arial" w:hAnsi="Segoe UI" w:cs="Segoe UI"/>
-                <w:color w:val="101820"/>
-                <w:sz w:val="16"/>
-                <w:szCs w:val="16"/>
-              </w:rPr>
-            </w:pPr>
-            <w:r>
-              <w:rPr>
-                <w:rFonts w:ascii="Segoe UI" w:eastAsia="Arial" w:hAnsi="Segoe UI" w:cs="Segoe UI"/>
-                <w:color w:val="101820"/>
-                <w:sz w:val="16"/>
-                <w:szCs w:val="16"/>
-              </w:rPr>
               <w:t xml:space="preserve">ZNS</w:t>
             </w:r>
           </w:p>
         </w:tc>
         <w:tc>
           <w:tcPr>
-            <w:tcW w:w="7419" w:type="dxa"/>
+            <w:tcW w:w="7420" w:type="dxa"/>
             <w:vAlign w:val="top"/>
           </w:tcPr>
           <w:p>
@@ -4861,6 +4803,18 @@
     </w:p>
     <w:p>
       <w:pPr>
+        <w:pStyle w:val="Compact"/>
+        <w:numPr>
+          <w:ilvl w:val="0"/>
+          <w:numId w:val="1001"/>
+        </w:numPr>
+      </w:pPr>
+      <w:r>
+        <w:t xml:space="preserve">TGP-UX-02 UX Standards and Accessibility (accessibility gaps G-1 to G-5).</w:t>
+      </w:r>
+    </w:p>
+    <w:p>
+      <w:pPr>
         <w:pStyle w:val="Heading2"/>
       </w:pPr>
       <w:bookmarkStart w:id="8" w:name="_Toc300000004"/>
@@ -5078,7 +5032,7 @@
               <w:jc w:val="left"/>
             </w:pPr>
             <w:r>
-              <w:t xml:space="preserve">Status as at 7 October 2026 (release 1.0.0). Items blocked by an open known issue name it. Test evidence is in TASCO-Test-Cases-and-Results.xlsx. Update the table in place at each review</w:t>
+              <w:t xml:space="preserve">Status as at 8 October 2026 (release 1.0.0). Items blocked by an open known issue name it. Test evidence is in TASCO-Test-Cases-and-Results.xlsx. Update the table in place at each review</w:t>
             </w:r>
           </w:p>
         </w:tc>
@@ -5158,12 +5112,12 @@
         <w:tblLook w:val="04A0" w:firstRow="1" w:lastRow="0" w:firstColumn="0" w:lastColumn="0" w:noHBand="0" w:noVBand="1"/>
       </w:tblPr>
       <w:tblGrid>
-        <w:gridCol w:w="1542"/>
-        <w:gridCol w:w="4983"/>
-        <w:gridCol w:w="1305"/>
-        <w:gridCol w:w="1876"/>
-        <w:gridCol w:w="2253"/>
-        <w:gridCol w:w="2000"/>
+        <w:gridCol w:w="1541"/>
+        <w:gridCol w:w="4548"/>
+        <w:gridCol w:w="1272"/>
+        <w:gridCol w:w="1841"/>
+        <w:gridCol w:w="2687"/>
+        <w:gridCol w:w="2070"/>
       </w:tblGrid>
       <w:tr>
         <w:trPr>
@@ -5172,7 +5126,7 @@
         </w:trPr>
         <w:tc>
           <w:tcPr>
-            <w:tcW w:w="1542" w:type="dxa"/>
+            <w:tcW w:w="1541" w:type="dxa"/>
             <w:shd w:val="clear" w:color="auto" w:fill="0F4761"/>
             <w:vAlign w:val="center"/>
           </w:tcPr>
@@ -5191,7 +5145,7 @@
         </w:tc>
         <w:tc>
           <w:tcPr>
-            <w:tcW w:w="4983" w:type="dxa"/>
+            <w:tcW w:w="4548" w:type="dxa"/>
             <w:shd w:val="clear" w:color="auto" w:fill="0F4761"/>
             <w:vAlign w:val="center"/>
           </w:tcPr>
@@ -5210,7 +5164,7 @@
         </w:tc>
         <w:tc>
           <w:tcPr>
-            <w:tcW w:w="1305" w:type="dxa"/>
+            <w:tcW w:w="1272" w:type="dxa"/>
             <w:shd w:val="clear" w:color="auto" w:fill="0F4761"/>
             <w:vAlign w:val="center"/>
           </w:tcPr>
@@ -5229,7 +5183,7 @@
         </w:tc>
         <w:tc>
           <w:tcPr>
-            <w:tcW w:w="1876" w:type="dxa"/>
+            <w:tcW w:w="1841" w:type="dxa"/>
             <w:shd w:val="clear" w:color="auto" w:fill="0F4761"/>
             <w:vAlign w:val="center"/>
           </w:tcPr>
@@ -5248,7 +5202,7 @@
         </w:tc>
         <w:tc>
           <w:tcPr>
-            <w:tcW w:w="2253" w:type="dxa"/>
+            <w:tcW w:w="2687" w:type="dxa"/>
             <w:shd w:val="clear" w:color="auto" w:fill="0F4761"/>
             <w:vAlign w:val="center"/>
           </w:tcPr>
@@ -5267,7 +5221,7 @@
         </w:tc>
         <w:tc>
           <w:tcPr>
-            <w:tcW w:w="2000" w:type="dxa"/>
+            <w:tcW w:w="2070" w:type="dxa"/>
             <w:shd w:val="clear" w:color="auto" w:fill="0F4761"/>
             <w:vAlign w:val="center"/>
           </w:tcPr>
@@ -5291,7 +5245,7 @@
         </w:trPr>
         <w:tc>
           <w:tcPr>
-            <w:tcW w:w="1542" w:type="dxa"/>
+            <w:tcW w:w="1541" w:type="dxa"/>
             <w:noWrap/>
             <w:vAlign w:val="top"/>
           </w:tcPr>
@@ -5307,7 +5261,7 @@
         </w:tc>
         <w:tc>
           <w:tcPr>
-            <w:tcW w:w="4983" w:type="dxa"/>
+            <w:tcW w:w="4548" w:type="dxa"/>
             <w:vAlign w:val="top"/>
           </w:tcPr>
           <w:p>
@@ -5334,7 +5288,7 @@
         </w:tc>
         <w:tc>
           <w:tcPr>
-            <w:tcW w:w="1305" w:type="dxa"/>
+            <w:tcW w:w="1272" w:type="dxa"/>
             <w:vAlign w:val="top"/>
           </w:tcPr>
           <w:p>
@@ -5349,7 +5303,7 @@
         </w:tc>
         <w:tc>
           <w:tcPr>
-            <w:tcW w:w="1876" w:type="dxa"/>
+            <w:tcW w:w="1841" w:type="dxa"/>
             <w:vAlign w:val="top"/>
           </w:tcPr>
           <w:p>
@@ -5364,7 +5318,7 @@
         </w:tc>
         <w:tc>
           <w:tcPr>
-            <w:tcW w:w="2253" w:type="dxa"/>
+            <w:tcW w:w="2687" w:type="dxa"/>
             <w:vAlign w:val="top"/>
           </w:tcPr>
           <w:p>
@@ -5379,7 +5333,7 @@
         </w:tc>
         <w:tc>
           <w:tcPr>
-            <w:tcW w:w="2000" w:type="dxa"/>
+            <w:tcW w:w="2070" w:type="dxa"/>
             <w:vAlign w:val="top"/>
           </w:tcPr>
           <w:p>
@@ -5399,7 +5353,7 @@
         </w:trPr>
         <w:tc>
           <w:tcPr>
-            <w:tcW w:w="1542" w:type="dxa"/>
+            <w:tcW w:w="1541" w:type="dxa"/>
             <w:shd w:val="clear" w:color="auto" w:fill="F4F7FB"/>
             <w:noWrap/>
             <w:vAlign w:val="top"/>
@@ -5416,7 +5370,7 @@
         </w:tc>
         <w:tc>
           <w:tcPr>
-            <w:tcW w:w="4983" w:type="dxa"/>
+            <w:tcW w:w="4548" w:type="dxa"/>
             <w:shd w:val="clear" w:color="auto" w:fill="F4F7FB"/>
             <w:vAlign w:val="top"/>
           </w:tcPr>
@@ -5483,7 +5437,7 @@
         </w:tc>
         <w:tc>
           <w:tcPr>
-            <w:tcW w:w="1305" w:type="dxa"/>
+            <w:tcW w:w="1272" w:type="dxa"/>
             <w:shd w:val="clear" w:color="auto" w:fill="F4F7FB"/>
             <w:vAlign w:val="top"/>
           </w:tcPr>
@@ -5499,7 +5453,7 @@
         </w:tc>
         <w:tc>
           <w:tcPr>
-            <w:tcW w:w="1876" w:type="dxa"/>
+            <w:tcW w:w="1841" w:type="dxa"/>
             <w:shd w:val="clear" w:color="auto" w:fill="F4F7FB"/>
             <w:vAlign w:val="top"/>
           </w:tcPr>
@@ -5515,7 +5469,7 @@
         </w:tc>
         <w:tc>
           <w:tcPr>
-            <w:tcW w:w="2253" w:type="dxa"/>
+            <w:tcW w:w="2687" w:type="dxa"/>
             <w:shd w:val="clear" w:color="auto" w:fill="F4F7FB"/>
             <w:vAlign w:val="top"/>
           </w:tcPr>
@@ -5531,7 +5485,7 @@
         </w:tc>
         <w:tc>
           <w:tcPr>
-            <w:tcW w:w="2000" w:type="dxa"/>
+            <w:tcW w:w="2070" w:type="dxa"/>
             <w:shd w:val="clear" w:color="auto" w:fill="F4F7FB"/>
             <w:vAlign w:val="top"/>
           </w:tcPr>
@@ -5552,7 +5506,7 @@
         </w:trPr>
         <w:tc>
           <w:tcPr>
-            <w:tcW w:w="1542" w:type="dxa"/>
+            <w:tcW w:w="1541" w:type="dxa"/>
             <w:noWrap/>
             <w:vAlign w:val="top"/>
           </w:tcPr>
@@ -5568,7 +5522,7 @@
         </w:tc>
         <w:tc>
           <w:tcPr>
-            <w:tcW w:w="4983" w:type="dxa"/>
+            <w:tcW w:w="4548" w:type="dxa"/>
             <w:vAlign w:val="top"/>
           </w:tcPr>
           <w:p>
@@ -5583,7 +5537,7 @@
         </w:tc>
         <w:tc>
           <w:tcPr>
-            <w:tcW w:w="1305" w:type="dxa"/>
+            <w:tcW w:w="1272" w:type="dxa"/>
             <w:vAlign w:val="top"/>
           </w:tcPr>
           <w:p>
@@ -5598,7 +5552,7 @@
         </w:tc>
         <w:tc>
           <w:tcPr>
-            <w:tcW w:w="1876" w:type="dxa"/>
+            <w:tcW w:w="1841" w:type="dxa"/>
             <w:vAlign w:val="top"/>
           </w:tcPr>
           <w:p>
@@ -5613,7 +5567,7 @@
         </w:tc>
         <w:tc>
           <w:tcPr>
-            <w:tcW w:w="2253" w:type="dxa"/>
+            <w:tcW w:w="2687" w:type="dxa"/>
             <w:vAlign w:val="top"/>
           </w:tcPr>
           <w:p>
@@ -5628,7 +5582,7 @@
         </w:tc>
         <w:tc>
           <w:tcPr>
-            <w:tcW w:w="2000" w:type="dxa"/>
+            <w:tcW w:w="2070" w:type="dxa"/>
             <w:vAlign w:val="top"/>
           </w:tcPr>
           <w:p>
@@ -5648,7 +5602,7 @@
         </w:trPr>
         <w:tc>
           <w:tcPr>
-            <w:tcW w:w="1542" w:type="dxa"/>
+            <w:tcW w:w="1541" w:type="dxa"/>
             <w:shd w:val="clear" w:color="auto" w:fill="F4F7FB"/>
             <w:noWrap/>
             <w:vAlign w:val="top"/>
@@ -5665,7 +5619,7 @@
         </w:tc>
         <w:tc>
           <w:tcPr>
-            <w:tcW w:w="4983" w:type="dxa"/>
+            <w:tcW w:w="4548" w:type="dxa"/>
             <w:shd w:val="clear" w:color="auto" w:fill="F4F7FB"/>
             <w:vAlign w:val="top"/>
           </w:tcPr>
@@ -5696,7 +5650,7 @@
         </w:tc>
         <w:tc>
           <w:tcPr>
-            <w:tcW w:w="1305" w:type="dxa"/>
+            <w:tcW w:w="1272" w:type="dxa"/>
             <w:shd w:val="clear" w:color="auto" w:fill="F4F7FB"/>
             <w:vAlign w:val="top"/>
           </w:tcPr>
@@ -5712,7 +5666,7 @@
         </w:tc>
         <w:tc>
           <w:tcPr>
-            <w:tcW w:w="1876" w:type="dxa"/>
+            <w:tcW w:w="1841" w:type="dxa"/>
             <w:shd w:val="clear" w:color="auto" w:fill="F4F7FB"/>
             <w:vAlign w:val="top"/>
           </w:tcPr>
@@ -5728,7 +5682,7 @@
         </w:tc>
         <w:tc>
           <w:tcPr>
-            <w:tcW w:w="2253" w:type="dxa"/>
+            <w:tcW w:w="2687" w:type="dxa"/>
             <w:shd w:val="clear" w:color="auto" w:fill="F4F7FB"/>
             <w:vAlign w:val="top"/>
           </w:tcPr>
@@ -5744,7 +5698,7 @@
         </w:tc>
         <w:tc>
           <w:tcPr>
-            <w:tcW w:w="2000" w:type="dxa"/>
+            <w:tcW w:w="2070" w:type="dxa"/>
             <w:shd w:val="clear" w:color="auto" w:fill="F4F7FB"/>
             <w:vAlign w:val="top"/>
           </w:tcPr>
@@ -5765,7 +5719,7 @@
         </w:trPr>
         <w:tc>
           <w:tcPr>
-            <w:tcW w:w="1542" w:type="dxa"/>
+            <w:tcW w:w="1541" w:type="dxa"/>
             <w:noWrap/>
             <w:vAlign w:val="top"/>
           </w:tcPr>
@@ -5781,7 +5735,7 @@
         </w:tc>
         <w:tc>
           <w:tcPr>
-            <w:tcW w:w="4983" w:type="dxa"/>
+            <w:tcW w:w="4548" w:type="dxa"/>
             <w:vAlign w:val="top"/>
           </w:tcPr>
           <w:p>
@@ -5838,7 +5792,7 @@
         </w:tc>
         <w:tc>
           <w:tcPr>
-            <w:tcW w:w="1305" w:type="dxa"/>
+            <w:tcW w:w="1272" w:type="dxa"/>
             <w:vAlign w:val="top"/>
           </w:tcPr>
           <w:p>
@@ -5853,7 +5807,7 @@
         </w:tc>
         <w:tc>
           <w:tcPr>
-            <w:tcW w:w="1876" w:type="dxa"/>
+            <w:tcW w:w="1841" w:type="dxa"/>
             <w:vAlign w:val="top"/>
           </w:tcPr>
           <w:p>
@@ -5868,7 +5822,7 @@
         </w:tc>
         <w:tc>
           <w:tcPr>
-            <w:tcW w:w="2253" w:type="dxa"/>
+            <w:tcW w:w="2687" w:type="dxa"/>
             <w:vAlign w:val="top"/>
           </w:tcPr>
           <w:p>
@@ -5883,7 +5837,7 @@
         </w:tc>
         <w:tc>
           <w:tcPr>
-            <w:tcW w:w="2000" w:type="dxa"/>
+            <w:tcW w:w="2070" w:type="dxa"/>
             <w:vAlign w:val="top"/>
           </w:tcPr>
           <w:p>
@@ -5903,7 +5857,7 @@
         </w:trPr>
         <w:tc>
           <w:tcPr>
-            <w:tcW w:w="1542" w:type="dxa"/>
+            <w:tcW w:w="1541" w:type="dxa"/>
             <w:shd w:val="clear" w:color="auto" w:fill="F4F7FB"/>
             <w:noWrap/>
             <w:vAlign w:val="top"/>
@@ -5920,7 +5874,7 @@
         </w:tc>
         <w:tc>
           <w:tcPr>
-            <w:tcW w:w="4983" w:type="dxa"/>
+            <w:tcW w:w="4548" w:type="dxa"/>
             <w:shd w:val="clear" w:color="auto" w:fill="F4F7FB"/>
             <w:vAlign w:val="top"/>
           </w:tcPr>
@@ -5936,7 +5890,7 @@
         </w:tc>
         <w:tc>
           <w:tcPr>
-            <w:tcW w:w="1305" w:type="dxa"/>
+            <w:tcW w:w="1272" w:type="dxa"/>
             <w:shd w:val="clear" w:color="auto" w:fill="F4F7FB"/>
             <w:vAlign w:val="top"/>
           </w:tcPr>
@@ -5952,7 +5906,7 @@
         </w:tc>
         <w:tc>
           <w:tcPr>
-            <w:tcW w:w="1876" w:type="dxa"/>
+            <w:tcW w:w="1841" w:type="dxa"/>
             <w:shd w:val="clear" w:color="auto" w:fill="F4F7FB"/>
             <w:vAlign w:val="top"/>
           </w:tcPr>
@@ -5968,7 +5922,7 @@
         </w:tc>
         <w:tc>
           <w:tcPr>
-            <w:tcW w:w="2253" w:type="dxa"/>
+            <w:tcW w:w="2687" w:type="dxa"/>
             <w:shd w:val="clear" w:color="auto" w:fill="F4F7FB"/>
             <w:vAlign w:val="top"/>
           </w:tcPr>
@@ -5984,7 +5938,7 @@
         </w:tc>
         <w:tc>
           <w:tcPr>
-            <w:tcW w:w="2000" w:type="dxa"/>
+            <w:tcW w:w="2070" w:type="dxa"/>
             <w:shd w:val="clear" w:color="auto" w:fill="F4F7FB"/>
             <w:vAlign w:val="top"/>
           </w:tcPr>
@@ -6005,7 +5959,7 @@
         </w:trPr>
         <w:tc>
           <w:tcPr>
-            <w:tcW w:w="1542" w:type="dxa"/>
+            <w:tcW w:w="1541" w:type="dxa"/>
             <w:noWrap/>
             <w:vAlign w:val="top"/>
           </w:tcPr>
@@ -6021,7 +5975,7 @@
         </w:tc>
         <w:tc>
           <w:tcPr>
-            <w:tcW w:w="4983" w:type="dxa"/>
+            <w:tcW w:w="4548" w:type="dxa"/>
             <w:vAlign w:val="top"/>
           </w:tcPr>
           <w:p>
@@ -6036,7 +5990,7 @@
         </w:tc>
         <w:tc>
           <w:tcPr>
-            <w:tcW w:w="1305" w:type="dxa"/>
+            <w:tcW w:w="1272" w:type="dxa"/>
             <w:vAlign w:val="top"/>
           </w:tcPr>
           <w:p>
@@ -6051,7 +6005,7 @@
         </w:tc>
         <w:tc>
           <w:tcPr>
-            <w:tcW w:w="1876" w:type="dxa"/>
+            <w:tcW w:w="1841" w:type="dxa"/>
             <w:vAlign w:val="top"/>
           </w:tcPr>
           <w:p>
@@ -6066,7 +6020,7 @@
         </w:tc>
         <w:tc>
           <w:tcPr>
-            <w:tcW w:w="2253" w:type="dxa"/>
+            <w:tcW w:w="2687" w:type="dxa"/>
             <w:vAlign w:val="top"/>
           </w:tcPr>
           <w:p>
@@ -6081,7 +6035,7 @@
         </w:tc>
         <w:tc>
           <w:tcPr>
-            <w:tcW w:w="2000" w:type="dxa"/>
+            <w:tcW w:w="2070" w:type="dxa"/>
             <w:vAlign w:val="top"/>
           </w:tcPr>
           <w:p>
@@ -6101,7 +6055,7 @@
         </w:trPr>
         <w:tc>
           <w:tcPr>
-            <w:tcW w:w="1542" w:type="dxa"/>
+            <w:tcW w:w="1541" w:type="dxa"/>
             <w:shd w:val="clear" w:color="auto" w:fill="F4F7FB"/>
             <w:noWrap/>
             <w:vAlign w:val="top"/>
@@ -6118,7 +6072,7 @@
         </w:tc>
         <w:tc>
           <w:tcPr>
-            <w:tcW w:w="4983" w:type="dxa"/>
+            <w:tcW w:w="4548" w:type="dxa"/>
             <w:shd w:val="clear" w:color="auto" w:fill="F4F7FB"/>
             <w:vAlign w:val="top"/>
           </w:tcPr>
@@ -6134,7 +6088,7 @@
         </w:tc>
         <w:tc>
           <w:tcPr>
-            <w:tcW w:w="1305" w:type="dxa"/>
+            <w:tcW w:w="1272" w:type="dxa"/>
             <w:shd w:val="clear" w:color="auto" w:fill="F4F7FB"/>
             <w:vAlign w:val="top"/>
           </w:tcPr>
@@ -6150,7 +6104,7 @@
         </w:tc>
         <w:tc>
           <w:tcPr>
-            <w:tcW w:w="1876" w:type="dxa"/>
+            <w:tcW w:w="1841" w:type="dxa"/>
             <w:shd w:val="clear" w:color="auto" w:fill="F4F7FB"/>
             <w:vAlign w:val="top"/>
           </w:tcPr>
@@ -6166,7 +6120,7 @@
         </w:tc>
         <w:tc>
           <w:tcPr>
-            <w:tcW w:w="2253" w:type="dxa"/>
+            <w:tcW w:w="2687" w:type="dxa"/>
             <w:shd w:val="clear" w:color="auto" w:fill="F4F7FB"/>
             <w:vAlign w:val="top"/>
           </w:tcPr>
@@ -6182,7 +6136,7 @@
         </w:tc>
         <w:tc>
           <w:tcPr>
-            <w:tcW w:w="2000" w:type="dxa"/>
+            <w:tcW w:w="2070" w:type="dxa"/>
             <w:shd w:val="clear" w:color="auto" w:fill="F4F7FB"/>
             <w:vAlign w:val="top"/>
           </w:tcPr>
@@ -6203,7 +6157,7 @@
         </w:trPr>
         <w:tc>
           <w:tcPr>
-            <w:tcW w:w="1542" w:type="dxa"/>
+            <w:tcW w:w="1541" w:type="dxa"/>
             <w:noWrap/>
             <w:vAlign w:val="top"/>
           </w:tcPr>
@@ -6219,7 +6173,7 @@
         </w:tc>
         <w:tc>
           <w:tcPr>
-            <w:tcW w:w="4983" w:type="dxa"/>
+            <w:tcW w:w="4548" w:type="dxa"/>
             <w:vAlign w:val="top"/>
           </w:tcPr>
           <w:p>
@@ -6234,7 +6188,7 @@
         </w:tc>
         <w:tc>
           <w:tcPr>
-            <w:tcW w:w="1305" w:type="dxa"/>
+            <w:tcW w:w="1272" w:type="dxa"/>
             <w:vAlign w:val="top"/>
           </w:tcPr>
           <w:p>
@@ -6249,7 +6203,7 @@
         </w:tc>
         <w:tc>
           <w:tcPr>
-            <w:tcW w:w="1876" w:type="dxa"/>
+            <w:tcW w:w="1841" w:type="dxa"/>
             <w:vAlign w:val="top"/>
           </w:tcPr>
           <w:p>
@@ -6264,7 +6218,7 @@
         </w:tc>
         <w:tc>
           <w:tcPr>
-            <w:tcW w:w="2253" w:type="dxa"/>
+            <w:tcW w:w="2687" w:type="dxa"/>
             <w:vAlign w:val="top"/>
           </w:tcPr>
           <w:p>
@@ -6279,7 +6233,7 @@
         </w:tc>
         <w:tc>
           <w:tcPr>
-            <w:tcW w:w="2000" w:type="dxa"/>
+            <w:tcW w:w="2070" w:type="dxa"/>
             <w:vAlign w:val="top"/>
           </w:tcPr>
           <w:p>
@@ -6299,7 +6253,7 @@
         </w:trPr>
         <w:tc>
           <w:tcPr>
-            <w:tcW w:w="1542" w:type="dxa"/>
+            <w:tcW w:w="1541" w:type="dxa"/>
             <w:shd w:val="clear" w:color="auto" w:fill="F4F7FB"/>
             <w:noWrap/>
             <w:vAlign w:val="top"/>
@@ -6316,7 +6270,7 @@
         </w:tc>
         <w:tc>
           <w:tcPr>
-            <w:tcW w:w="4983" w:type="dxa"/>
+            <w:tcW w:w="4548" w:type="dxa"/>
             <w:shd w:val="clear" w:color="auto" w:fill="F4F7FB"/>
             <w:vAlign w:val="top"/>
           </w:tcPr>
@@ -6347,7 +6301,7 @@
         </w:tc>
         <w:tc>
           <w:tcPr>
-            <w:tcW w:w="1305" w:type="dxa"/>
+            <w:tcW w:w="1272" w:type="dxa"/>
             <w:shd w:val="clear" w:color="auto" w:fill="F4F7FB"/>
             <w:vAlign w:val="top"/>
           </w:tcPr>
@@ -6363,7 +6317,7 @@
         </w:tc>
         <w:tc>
           <w:tcPr>
-            <w:tcW w:w="1876" w:type="dxa"/>
+            <w:tcW w:w="1841" w:type="dxa"/>
             <w:shd w:val="clear" w:color="auto" w:fill="F4F7FB"/>
             <w:vAlign w:val="top"/>
           </w:tcPr>
@@ -6379,7 +6333,7 @@
         </w:tc>
         <w:tc>
           <w:tcPr>
-            <w:tcW w:w="2253" w:type="dxa"/>
+            <w:tcW w:w="2687" w:type="dxa"/>
             <w:shd w:val="clear" w:color="auto" w:fill="F4F7FB"/>
             <w:vAlign w:val="top"/>
           </w:tcPr>
@@ -6395,7 +6349,7 @@
         </w:tc>
         <w:tc>
           <w:tcPr>
-            <w:tcW w:w="2000" w:type="dxa"/>
+            <w:tcW w:w="2070" w:type="dxa"/>
             <w:shd w:val="clear" w:color="auto" w:fill="F4F7FB"/>
             <w:vAlign w:val="top"/>
           </w:tcPr>
@@ -6416,7 +6370,7 @@
         </w:trPr>
         <w:tc>
           <w:tcPr>
-            <w:tcW w:w="1542" w:type="dxa"/>
+            <w:tcW w:w="1541" w:type="dxa"/>
             <w:noWrap/>
             <w:vAlign w:val="top"/>
           </w:tcPr>
@@ -6432,7 +6386,7 @@
         </w:tc>
         <w:tc>
           <w:tcPr>
-            <w:tcW w:w="4983" w:type="dxa"/>
+            <w:tcW w:w="4548" w:type="dxa"/>
             <w:vAlign w:val="top"/>
           </w:tcPr>
           <w:p>
@@ -6447,7 +6401,7 @@
         </w:tc>
         <w:tc>
           <w:tcPr>
-            <w:tcW w:w="1305" w:type="dxa"/>
+            <w:tcW w:w="1272" w:type="dxa"/>
             <w:vAlign w:val="top"/>
           </w:tcPr>
           <w:p>
@@ -6462,7 +6416,7 @@
         </w:tc>
         <w:tc>
           <w:tcPr>
-            <w:tcW w:w="1876" w:type="dxa"/>
+            <w:tcW w:w="1841" w:type="dxa"/>
             <w:vAlign w:val="top"/>
           </w:tcPr>
           <w:p>
@@ -6477,7 +6431,7 @@
         </w:tc>
         <w:tc>
           <w:tcPr>
-            <w:tcW w:w="2253" w:type="dxa"/>
+            <w:tcW w:w="2687" w:type="dxa"/>
             <w:vAlign w:val="top"/>
           </w:tcPr>
           <w:p>
@@ -6492,7 +6446,7 @@
         </w:tc>
         <w:tc>
           <w:tcPr>
-            <w:tcW w:w="2000" w:type="dxa"/>
+            <w:tcW w:w="2070" w:type="dxa"/>
             <w:vAlign w:val="top"/>
           </w:tcPr>
           <w:p>
@@ -6512,7 +6466,7 @@
         </w:trPr>
         <w:tc>
           <w:tcPr>
-            <w:tcW w:w="1542" w:type="dxa"/>
+            <w:tcW w:w="1541" w:type="dxa"/>
             <w:shd w:val="clear" w:color="auto" w:fill="F4F7FB"/>
             <w:noWrap/>
             <w:vAlign w:val="top"/>
@@ -6529,7 +6483,7 @@
         </w:tc>
         <w:tc>
           <w:tcPr>
-            <w:tcW w:w="4983" w:type="dxa"/>
+            <w:tcW w:w="4548" w:type="dxa"/>
             <w:shd w:val="clear" w:color="auto" w:fill="F4F7FB"/>
             <w:vAlign w:val="top"/>
           </w:tcPr>
@@ -6545,7 +6499,7 @@
         </w:tc>
         <w:tc>
           <w:tcPr>
-            <w:tcW w:w="1305" w:type="dxa"/>
+            <w:tcW w:w="1272" w:type="dxa"/>
             <w:shd w:val="clear" w:color="auto" w:fill="F4F7FB"/>
             <w:vAlign w:val="top"/>
           </w:tcPr>
@@ -6561,7 +6515,7 @@
         </w:tc>
         <w:tc>
           <w:tcPr>
-            <w:tcW w:w="1876" w:type="dxa"/>
+            <w:tcW w:w="1841" w:type="dxa"/>
             <w:shd w:val="clear" w:color="auto" w:fill="F4F7FB"/>
             <w:vAlign w:val="top"/>
           </w:tcPr>
@@ -6577,7 +6531,7 @@
         </w:tc>
         <w:tc>
           <w:tcPr>
-            <w:tcW w:w="2253" w:type="dxa"/>
+            <w:tcW w:w="2687" w:type="dxa"/>
             <w:shd w:val="clear" w:color="auto" w:fill="F4F7FB"/>
             <w:vAlign w:val="top"/>
           </w:tcPr>
@@ -6593,7 +6547,7 @@
         </w:tc>
         <w:tc>
           <w:tcPr>
-            <w:tcW w:w="2000" w:type="dxa"/>
+            <w:tcW w:w="2070" w:type="dxa"/>
             <w:shd w:val="clear" w:color="auto" w:fill="F4F7FB"/>
             <w:vAlign w:val="top"/>
           </w:tcPr>
@@ -6614,7 +6568,7 @@
         </w:trPr>
         <w:tc>
           <w:tcPr>
-            <w:tcW w:w="1542" w:type="dxa"/>
+            <w:tcW w:w="1541" w:type="dxa"/>
             <w:noWrap/>
             <w:vAlign w:val="top"/>
           </w:tcPr>
@@ -6630,7 +6584,7 @@
         </w:tc>
         <w:tc>
           <w:tcPr>
-            <w:tcW w:w="4983" w:type="dxa"/>
+            <w:tcW w:w="4548" w:type="dxa"/>
             <w:vAlign w:val="top"/>
           </w:tcPr>
           <w:p>
@@ -6645,7 +6599,7 @@
         </w:tc>
         <w:tc>
           <w:tcPr>
-            <w:tcW w:w="1305" w:type="dxa"/>
+            <w:tcW w:w="1272" w:type="dxa"/>
             <w:vAlign w:val="top"/>
           </w:tcPr>
           <w:p>
@@ -6660,7 +6614,7 @@
         </w:tc>
         <w:tc>
           <w:tcPr>
-            <w:tcW w:w="1876" w:type="dxa"/>
+            <w:tcW w:w="1841" w:type="dxa"/>
             <w:vAlign w:val="top"/>
           </w:tcPr>
           <w:p>
@@ -6675,7 +6629,7 @@
         </w:tc>
         <w:tc>
           <w:tcPr>
-            <w:tcW w:w="2253" w:type="dxa"/>
+            <w:tcW w:w="2687" w:type="dxa"/>
             <w:vAlign w:val="top"/>
           </w:tcPr>
           <w:p>
@@ -6690,7 +6644,7 @@
         </w:tc>
         <w:tc>
           <w:tcPr>
-            <w:tcW w:w="2000" w:type="dxa"/>
+            <w:tcW w:w="2070" w:type="dxa"/>
             <w:vAlign w:val="top"/>
           </w:tcPr>
           <w:p>
@@ -6710,7 +6664,7 @@
         </w:trPr>
         <w:tc>
           <w:tcPr>
-            <w:tcW w:w="1542" w:type="dxa"/>
+            <w:tcW w:w="1541" w:type="dxa"/>
             <w:shd w:val="clear" w:color="auto" w:fill="F4F7FB"/>
             <w:noWrap/>
             <w:vAlign w:val="top"/>
@@ -6727,7 +6681,7 @@
         </w:tc>
         <w:tc>
           <w:tcPr>
-            <w:tcW w:w="4983" w:type="dxa"/>
+            <w:tcW w:w="4548" w:type="dxa"/>
             <w:shd w:val="clear" w:color="auto" w:fill="F4F7FB"/>
             <w:vAlign w:val="top"/>
           </w:tcPr>
@@ -6743,7 +6697,7 @@
         </w:tc>
         <w:tc>
           <w:tcPr>
-            <w:tcW w:w="1305" w:type="dxa"/>
+            <w:tcW w:w="1272" w:type="dxa"/>
             <w:shd w:val="clear" w:color="auto" w:fill="F4F7FB"/>
             <w:vAlign w:val="top"/>
           </w:tcPr>
@@ -6759,7 +6713,7 @@
         </w:tc>
         <w:tc>
           <w:tcPr>
-            <w:tcW w:w="1876" w:type="dxa"/>
+            <w:tcW w:w="1841" w:type="dxa"/>
             <w:shd w:val="clear" w:color="auto" w:fill="F4F7FB"/>
             <w:vAlign w:val="top"/>
           </w:tcPr>
@@ -6775,7 +6729,7 @@
         </w:tc>
         <w:tc>
           <w:tcPr>
-            <w:tcW w:w="2253" w:type="dxa"/>
+            <w:tcW w:w="2687" w:type="dxa"/>
             <w:shd w:val="clear" w:color="auto" w:fill="F4F7FB"/>
             <w:vAlign w:val="top"/>
           </w:tcPr>
@@ -6791,7 +6745,7 @@
         </w:tc>
         <w:tc>
           <w:tcPr>
-            <w:tcW w:w="2000" w:type="dxa"/>
+            <w:tcW w:w="2070" w:type="dxa"/>
             <w:shd w:val="clear" w:color="auto" w:fill="F4F7FB"/>
             <w:vAlign w:val="top"/>
           </w:tcPr>
@@ -6812,7 +6766,7 @@
         </w:trPr>
         <w:tc>
           <w:tcPr>
-            <w:tcW w:w="1542" w:type="dxa"/>
+            <w:tcW w:w="1541" w:type="dxa"/>
             <w:noWrap/>
             <w:vAlign w:val="top"/>
           </w:tcPr>
@@ -6828,7 +6782,7 @@
         </w:tc>
         <w:tc>
           <w:tcPr>
-            <w:tcW w:w="4983" w:type="dxa"/>
+            <w:tcW w:w="4548" w:type="dxa"/>
             <w:vAlign w:val="top"/>
           </w:tcPr>
           <w:p>
@@ -6843,7 +6797,7 @@
         </w:tc>
         <w:tc>
           <w:tcPr>
-            <w:tcW w:w="1305" w:type="dxa"/>
+            <w:tcW w:w="1272" w:type="dxa"/>
             <w:vAlign w:val="top"/>
           </w:tcPr>
           <w:p>
@@ -6858,7 +6812,7 @@
         </w:tc>
         <w:tc>
           <w:tcPr>
-            <w:tcW w:w="1876" w:type="dxa"/>
+            <w:tcW w:w="1841" w:type="dxa"/>
             <w:vAlign w:val="top"/>
           </w:tcPr>
           <w:p>
@@ -6873,7 +6827,7 @@
         </w:tc>
         <w:tc>
           <w:tcPr>
-            <w:tcW w:w="2253" w:type="dxa"/>
+            <w:tcW w:w="2687" w:type="dxa"/>
             <w:vAlign w:val="top"/>
           </w:tcPr>
           <w:p>
@@ -6888,7 +6842,7 @@
         </w:tc>
         <w:tc>
           <w:tcPr>
-            <w:tcW w:w="2000" w:type="dxa"/>
+            <w:tcW w:w="2070" w:type="dxa"/>
             <w:vAlign w:val="top"/>
           </w:tcPr>
           <w:p>
@@ -6908,7 +6862,7 @@
         </w:trPr>
         <w:tc>
           <w:tcPr>
-            <w:tcW w:w="1542" w:type="dxa"/>
+            <w:tcW w:w="1541" w:type="dxa"/>
             <w:shd w:val="clear" w:color="auto" w:fill="F4F7FB"/>
             <w:noWrap/>
             <w:vAlign w:val="top"/>
@@ -6925,7 +6879,7 @@
         </w:tc>
         <w:tc>
           <w:tcPr>
-            <w:tcW w:w="4983" w:type="dxa"/>
+            <w:tcW w:w="4548" w:type="dxa"/>
             <w:shd w:val="clear" w:color="auto" w:fill="F4F7FB"/>
             <w:vAlign w:val="top"/>
           </w:tcPr>
@@ -6941,7 +6895,7 @@
         </w:tc>
         <w:tc>
           <w:tcPr>
-            <w:tcW w:w="1305" w:type="dxa"/>
+            <w:tcW w:w="1272" w:type="dxa"/>
             <w:shd w:val="clear" w:color="auto" w:fill="F4F7FB"/>
             <w:vAlign w:val="top"/>
           </w:tcPr>
@@ -6957,7 +6911,7 @@
         </w:tc>
         <w:tc>
           <w:tcPr>
-            <w:tcW w:w="1876" w:type="dxa"/>
+            <w:tcW w:w="1841" w:type="dxa"/>
             <w:shd w:val="clear" w:color="auto" w:fill="F4F7FB"/>
             <w:vAlign w:val="top"/>
           </w:tcPr>
@@ -6973,7 +6927,7 @@
         </w:tc>
         <w:tc>
           <w:tcPr>
-            <w:tcW w:w="2253" w:type="dxa"/>
+            <w:tcW w:w="2687" w:type="dxa"/>
             <w:shd w:val="clear" w:color="auto" w:fill="F4F7FB"/>
             <w:vAlign w:val="top"/>
           </w:tcPr>
@@ -6989,7 +6943,7 @@
         </w:tc>
         <w:tc>
           <w:tcPr>
-            <w:tcW w:w="2000" w:type="dxa"/>
+            <w:tcW w:w="2070" w:type="dxa"/>
             <w:shd w:val="clear" w:color="auto" w:fill="F4F7FB"/>
             <w:vAlign w:val="top"/>
           </w:tcPr>
@@ -7062,12 +7016,12 @@
         <w:tblLook w:val="04A0" w:firstRow="1" w:lastRow="0" w:firstColumn="0" w:lastColumn="0" w:noHBand="0" w:noVBand="1"/>
       </w:tblPr>
       <w:tblGrid>
-        <w:gridCol w:w="1542"/>
-        <w:gridCol w:w="4983"/>
-        <w:gridCol w:w="1305"/>
-        <w:gridCol w:w="1876"/>
-        <w:gridCol w:w="2253"/>
-        <w:gridCol w:w="2000"/>
+        <w:gridCol w:w="1541"/>
+        <w:gridCol w:w="4548"/>
+        <w:gridCol w:w="1272"/>
+        <w:gridCol w:w="1841"/>
+        <w:gridCol w:w="2687"/>
+        <w:gridCol w:w="2070"/>
       </w:tblGrid>
       <w:tr>
         <w:trPr>
@@ -7076,7 +7030,7 @@
         </w:trPr>
         <w:tc>
           <w:tcPr>
-            <w:tcW w:w="1542" w:type="dxa"/>
+            <w:tcW w:w="1541" w:type="dxa"/>
             <w:shd w:val="clear" w:color="auto" w:fill="0F4761"/>
             <w:vAlign w:val="center"/>
           </w:tcPr>
@@ -7095,7 +7049,7 @@
         </w:tc>
         <w:tc>
           <w:tcPr>
-            <w:tcW w:w="4983" w:type="dxa"/>
+            <w:tcW w:w="4548" w:type="dxa"/>
             <w:shd w:val="clear" w:color="auto" w:fill="0F4761"/>
             <w:vAlign w:val="center"/>
           </w:tcPr>
@@ -7114,7 +7068,7 @@
         </w:tc>
         <w:tc>
           <w:tcPr>
-            <w:tcW w:w="1305" w:type="dxa"/>
+            <w:tcW w:w="1272" w:type="dxa"/>
             <w:shd w:val="clear" w:color="auto" w:fill="0F4761"/>
             <w:vAlign w:val="center"/>
           </w:tcPr>
@@ -7133,7 +7087,7 @@
         </w:tc>
         <w:tc>
           <w:tcPr>
-            <w:tcW w:w="1876" w:type="dxa"/>
+            <w:tcW w:w="1841" w:type="dxa"/>
             <w:shd w:val="clear" w:color="auto" w:fill="0F4761"/>
             <w:vAlign w:val="center"/>
           </w:tcPr>
@@ -7152,7 +7106,7 @@
         </w:tc>
         <w:tc>
           <w:tcPr>
-            <w:tcW w:w="2253" w:type="dxa"/>
+            <w:tcW w:w="2687" w:type="dxa"/>
             <w:shd w:val="clear" w:color="auto" w:fill="0F4761"/>
             <w:vAlign w:val="center"/>
           </w:tcPr>
@@ -7171,7 +7125,7 @@
         </w:tc>
         <w:tc>
           <w:tcPr>
-            <w:tcW w:w="2000" w:type="dxa"/>
+            <w:tcW w:w="2070" w:type="dxa"/>
             <w:shd w:val="clear" w:color="auto" w:fill="0F4761"/>
             <w:vAlign w:val="center"/>
           </w:tcPr>
@@ -7195,7 +7149,7 @@
         </w:trPr>
         <w:tc>
           <w:tcPr>
-            <w:tcW w:w="1542" w:type="dxa"/>
+            <w:tcW w:w="1541" w:type="dxa"/>
             <w:noWrap/>
             <w:vAlign w:val="top"/>
           </w:tcPr>
@@ -7211,7 +7165,7 @@
         </w:tc>
         <w:tc>
           <w:tcPr>
-            <w:tcW w:w="4983" w:type="dxa"/>
+            <w:tcW w:w="4548" w:type="dxa"/>
             <w:vAlign w:val="top"/>
           </w:tcPr>
           <w:p>
@@ -7226,7 +7180,7 @@
         </w:tc>
         <w:tc>
           <w:tcPr>
-            <w:tcW w:w="1305" w:type="dxa"/>
+            <w:tcW w:w="1272" w:type="dxa"/>
             <w:vAlign w:val="top"/>
           </w:tcPr>
           <w:p>
@@ -7241,7 +7195,7 @@
         </w:tc>
         <w:tc>
           <w:tcPr>
-            <w:tcW w:w="1876" w:type="dxa"/>
+            <w:tcW w:w="1841" w:type="dxa"/>
             <w:vAlign w:val="top"/>
           </w:tcPr>
           <w:p>
@@ -7256,7 +7210,7 @@
         </w:tc>
         <w:tc>
           <w:tcPr>
-            <w:tcW w:w="2253" w:type="dxa"/>
+            <w:tcW w:w="2687" w:type="dxa"/>
             <w:vAlign w:val="top"/>
           </w:tcPr>
           <w:p>
@@ -7271,7 +7225,7 @@
         </w:tc>
         <w:tc>
           <w:tcPr>
-            <w:tcW w:w="2000" w:type="dxa"/>
+            <w:tcW w:w="2070" w:type="dxa"/>
             <w:vAlign w:val="top"/>
           </w:tcPr>
           <w:p>
@@ -7291,7 +7245,7 @@
         </w:trPr>
         <w:tc>
           <w:tcPr>
-            <w:tcW w:w="1542" w:type="dxa"/>
+            <w:tcW w:w="1541" w:type="dxa"/>
             <w:shd w:val="clear" w:color="auto" w:fill="F4F7FB"/>
             <w:noWrap/>
             <w:vAlign w:val="top"/>
@@ -7308,7 +7262,7 @@
         </w:tc>
         <w:tc>
           <w:tcPr>
-            <w:tcW w:w="4983" w:type="dxa"/>
+            <w:tcW w:w="4548" w:type="dxa"/>
             <w:shd w:val="clear" w:color="auto" w:fill="F4F7FB"/>
             <w:vAlign w:val="top"/>
           </w:tcPr>
@@ -7324,7 +7278,7 @@
         </w:tc>
         <w:tc>
           <w:tcPr>
-            <w:tcW w:w="1305" w:type="dxa"/>
+            <w:tcW w:w="1272" w:type="dxa"/>
             <w:shd w:val="clear" w:color="auto" w:fill="F4F7FB"/>
             <w:vAlign w:val="top"/>
           </w:tcPr>
@@ -7340,7 +7294,7 @@
         </w:tc>
         <w:tc>
           <w:tcPr>
-            <w:tcW w:w="1876" w:type="dxa"/>
+            <w:tcW w:w="1841" w:type="dxa"/>
             <w:shd w:val="clear" w:color="auto" w:fill="F4F7FB"/>
             <w:vAlign w:val="top"/>
           </w:tcPr>
@@ -7356,7 +7310,7 @@
         </w:tc>
         <w:tc>
           <w:tcPr>
-            <w:tcW w:w="2253" w:type="dxa"/>
+            <w:tcW w:w="2687" w:type="dxa"/>
             <w:shd w:val="clear" w:color="auto" w:fill="F4F7FB"/>
             <w:vAlign w:val="top"/>
           </w:tcPr>
@@ -7372,7 +7326,7 @@
         </w:tc>
         <w:tc>
           <w:tcPr>
-            <w:tcW w:w="2000" w:type="dxa"/>
+            <w:tcW w:w="2070" w:type="dxa"/>
             <w:shd w:val="clear" w:color="auto" w:fill="F4F7FB"/>
             <w:vAlign w:val="top"/>
           </w:tcPr>
@@ -7393,7 +7347,7 @@
         </w:trPr>
         <w:tc>
           <w:tcPr>
-            <w:tcW w:w="1542" w:type="dxa"/>
+            <w:tcW w:w="1541" w:type="dxa"/>
             <w:noWrap/>
             <w:vAlign w:val="top"/>
           </w:tcPr>
@@ -7409,7 +7363,7 @@
         </w:tc>
         <w:tc>
           <w:tcPr>
-            <w:tcW w:w="4983" w:type="dxa"/>
+            <w:tcW w:w="4548" w:type="dxa"/>
             <w:vAlign w:val="top"/>
           </w:tcPr>
           <w:p>
@@ -7424,7 +7378,7 @@
         </w:tc>
         <w:tc>
           <w:tcPr>
-            <w:tcW w:w="1305" w:type="dxa"/>
+            <w:tcW w:w="1272" w:type="dxa"/>
             <w:vAlign w:val="top"/>
           </w:tcPr>
           <w:p>
@@ -7439,7 +7393,7 @@
         </w:tc>
         <w:tc>
           <w:tcPr>
-            <w:tcW w:w="1876" w:type="dxa"/>
+            <w:tcW w:w="1841" w:type="dxa"/>
             <w:vAlign w:val="top"/>
           </w:tcPr>
           <w:p>
@@ -7454,22 +7408,22 @@
         </w:tc>
         <w:tc>
           <w:tcPr>
-            <w:tcW w:w="2253" w:type="dxa"/>
-            <w:vAlign w:val="top"/>
-          </w:tcPr>
-          <w:p>
-            <w:pPr>
-              <w:pStyle w:val="TableText"/>
-              <w:jc w:val="left"/>
-            </w:pPr>
-            <w:r>
-              <w:t xml:space="preserve">255 tests: 252 passed, 3 to-do; coverage 99.41 % lines, 88.25 % branches, 97.12 % functions</w:t>
-            </w:r>
-          </w:p>
-        </w:tc>
-        <w:tc>
-          <w:tcPr>
-            <w:tcW w:w="2000" w:type="dxa"/>
+            <w:tcW w:w="2687" w:type="dxa"/>
+            <w:vAlign w:val="top"/>
+          </w:tcPr>
+          <w:p>
+            <w:pPr>
+              <w:pStyle w:val="TableText"/>
+              <w:jc w:val="left"/>
+            </w:pPr>
+            <w:r>
+              <w:t xml:space="preserve">271 tests: 268 passed, 0 failed, 3 to-do (manual or roadmap scenarios); PostgreSQL suite 8 of 8; line coverage above 99 % (exact figures from the QA lead’s coverage report)</w:t>
+            </w:r>
+          </w:p>
+        </w:tc>
+        <w:tc>
+          <w:tcPr>
+            <w:tcW w:w="2070" w:type="dxa"/>
             <w:vAlign w:val="top"/>
           </w:tcPr>
           <w:p>
@@ -7489,7 +7443,7 @@
         </w:trPr>
         <w:tc>
           <w:tcPr>
-            <w:tcW w:w="1542" w:type="dxa"/>
+            <w:tcW w:w="1541" w:type="dxa"/>
             <w:shd w:val="clear" w:color="auto" w:fill="F4F7FB"/>
             <w:noWrap/>
             <w:vAlign w:val="top"/>
@@ -7506,7 +7460,7 @@
         </w:tc>
         <w:tc>
           <w:tcPr>
-            <w:tcW w:w="4983" w:type="dxa"/>
+            <w:tcW w:w="4548" w:type="dxa"/>
             <w:shd w:val="clear" w:color="auto" w:fill="F4F7FB"/>
             <w:vAlign w:val="top"/>
           </w:tcPr>
@@ -7522,7 +7476,7 @@
         </w:tc>
         <w:tc>
           <w:tcPr>
-            <w:tcW w:w="1305" w:type="dxa"/>
+            <w:tcW w:w="1272" w:type="dxa"/>
             <w:shd w:val="clear" w:color="auto" w:fill="F4F7FB"/>
             <w:vAlign w:val="top"/>
           </w:tcPr>
@@ -7538,7 +7492,7 @@
         </w:tc>
         <w:tc>
           <w:tcPr>
-            <w:tcW w:w="1876" w:type="dxa"/>
+            <w:tcW w:w="1841" w:type="dxa"/>
             <w:shd w:val="clear" w:color="auto" w:fill="F4F7FB"/>
             <w:vAlign w:val="top"/>
           </w:tcPr>
@@ -7554,7 +7508,7 @@
         </w:tc>
         <w:tc>
           <w:tcPr>
-            <w:tcW w:w="2253" w:type="dxa"/>
+            <w:tcW w:w="2687" w:type="dxa"/>
             <w:shd w:val="clear" w:color="auto" w:fill="F4F7FB"/>
             <w:vAlign w:val="top"/>
           </w:tcPr>
@@ -7570,7 +7524,7 @@
         </w:tc>
         <w:tc>
           <w:tcPr>
-            <w:tcW w:w="2000" w:type="dxa"/>
+            <w:tcW w:w="2070" w:type="dxa"/>
             <w:shd w:val="clear" w:color="auto" w:fill="F4F7FB"/>
             <w:vAlign w:val="top"/>
           </w:tcPr>
@@ -7591,7 +7545,7 @@
         </w:trPr>
         <w:tc>
           <w:tcPr>
-            <w:tcW w:w="1542" w:type="dxa"/>
+            <w:tcW w:w="1541" w:type="dxa"/>
             <w:noWrap/>
             <w:vAlign w:val="top"/>
           </w:tcPr>
@@ -7607,7 +7561,7 @@
         </w:tc>
         <w:tc>
           <w:tcPr>
-            <w:tcW w:w="4983" w:type="dxa"/>
+            <w:tcW w:w="4548" w:type="dxa"/>
             <w:vAlign w:val="top"/>
           </w:tcPr>
           <w:p>
@@ -7622,7 +7576,7 @@
         </w:tc>
         <w:tc>
           <w:tcPr>
-            <w:tcW w:w="1305" w:type="dxa"/>
+            <w:tcW w:w="1272" w:type="dxa"/>
             <w:vAlign w:val="top"/>
           </w:tcPr>
           <w:p>
@@ -7637,7 +7591,7 @@
         </w:tc>
         <w:tc>
           <w:tcPr>
-            <w:tcW w:w="1876" w:type="dxa"/>
+            <w:tcW w:w="1841" w:type="dxa"/>
             <w:vAlign w:val="top"/>
           </w:tcPr>
           <w:p>
@@ -7652,7 +7606,7 @@
         </w:tc>
         <w:tc>
           <w:tcPr>
-            <w:tcW w:w="2253" w:type="dxa"/>
+            <w:tcW w:w="2687" w:type="dxa"/>
             <w:vAlign w:val="top"/>
           </w:tcPr>
           <w:p>
@@ -7667,7 +7621,7 @@
         </w:tc>
         <w:tc>
           <w:tcPr>
-            <w:tcW w:w="2000" w:type="dxa"/>
+            <w:tcW w:w="2070" w:type="dxa"/>
             <w:vAlign w:val="top"/>
           </w:tcPr>
           <w:p>
@@ -7687,7 +7641,7 @@
         </w:trPr>
         <w:tc>
           <w:tcPr>
-            <w:tcW w:w="1542" w:type="dxa"/>
+            <w:tcW w:w="1541" w:type="dxa"/>
             <w:shd w:val="clear" w:color="auto" w:fill="F4F7FB"/>
             <w:noWrap/>
             <w:vAlign w:val="top"/>
@@ -7704,7 +7658,7 @@
         </w:tc>
         <w:tc>
           <w:tcPr>
-            <w:tcW w:w="4983" w:type="dxa"/>
+            <w:tcW w:w="4548" w:type="dxa"/>
             <w:shd w:val="clear" w:color="auto" w:fill="F4F7FB"/>
             <w:vAlign w:val="top"/>
           </w:tcPr>
@@ -7720,7 +7674,7 @@
         </w:tc>
         <w:tc>
           <w:tcPr>
-            <w:tcW w:w="1305" w:type="dxa"/>
+            <w:tcW w:w="1272" w:type="dxa"/>
             <w:shd w:val="clear" w:color="auto" w:fill="F4F7FB"/>
             <w:vAlign w:val="top"/>
           </w:tcPr>
@@ -7736,7 +7690,7 @@
         </w:tc>
         <w:tc>
           <w:tcPr>
-            <w:tcW w:w="1876" w:type="dxa"/>
+            <w:tcW w:w="1841" w:type="dxa"/>
             <w:shd w:val="clear" w:color="auto" w:fill="F4F7FB"/>
             <w:vAlign w:val="top"/>
           </w:tcPr>
@@ -7752,7 +7706,7 @@
         </w:tc>
         <w:tc>
           <w:tcPr>
-            <w:tcW w:w="2253" w:type="dxa"/>
+            <w:tcW w:w="2687" w:type="dxa"/>
             <w:shd w:val="clear" w:color="auto" w:fill="F4F7FB"/>
             <w:vAlign w:val="top"/>
           </w:tcPr>
@@ -7768,7 +7722,7 @@
         </w:tc>
         <w:tc>
           <w:tcPr>
-            <w:tcW w:w="2000" w:type="dxa"/>
+            <w:tcW w:w="2070" w:type="dxa"/>
             <w:shd w:val="clear" w:color="auto" w:fill="F4F7FB"/>
             <w:vAlign w:val="top"/>
           </w:tcPr>
@@ -7789,7 +7743,7 @@
         </w:trPr>
         <w:tc>
           <w:tcPr>
-            <w:tcW w:w="1542" w:type="dxa"/>
+            <w:tcW w:w="1541" w:type="dxa"/>
             <w:noWrap/>
             <w:vAlign w:val="top"/>
           </w:tcPr>
@@ -7805,7 +7759,7 @@
         </w:tc>
         <w:tc>
           <w:tcPr>
-            <w:tcW w:w="4983" w:type="dxa"/>
+            <w:tcW w:w="4548" w:type="dxa"/>
             <w:vAlign w:val="top"/>
           </w:tcPr>
           <w:p>
@@ -7820,7 +7774,7 @@
         </w:tc>
         <w:tc>
           <w:tcPr>
-            <w:tcW w:w="1305" w:type="dxa"/>
+            <w:tcW w:w="1272" w:type="dxa"/>
             <w:vAlign w:val="top"/>
           </w:tcPr>
           <w:p>
@@ -7835,7 +7789,7 @@
         </w:tc>
         <w:tc>
           <w:tcPr>
-            <w:tcW w:w="1876" w:type="dxa"/>
+            <w:tcW w:w="1841" w:type="dxa"/>
             <w:vAlign w:val="top"/>
           </w:tcPr>
           <w:p>
@@ -7850,7 +7804,7 @@
         </w:tc>
         <w:tc>
           <w:tcPr>
-            <w:tcW w:w="2253" w:type="dxa"/>
+            <w:tcW w:w="2687" w:type="dxa"/>
             <w:vAlign w:val="top"/>
           </w:tcPr>
           <w:p>
@@ -7865,7 +7819,7 @@
         </w:tc>
         <w:tc>
           <w:tcPr>
-            <w:tcW w:w="2000" w:type="dxa"/>
+            <w:tcW w:w="2070" w:type="dxa"/>
             <w:vAlign w:val="top"/>
           </w:tcPr>
           <w:p>
@@ -7885,7 +7839,7 @@
         </w:trPr>
         <w:tc>
           <w:tcPr>
-            <w:tcW w:w="1542" w:type="dxa"/>
+            <w:tcW w:w="1541" w:type="dxa"/>
             <w:shd w:val="clear" w:color="auto" w:fill="F4F7FB"/>
             <w:noWrap/>
             <w:vAlign w:val="top"/>
@@ -7902,23 +7856,23 @@
         </w:tc>
         <w:tc>
           <w:tcPr>
-            <w:tcW w:w="4983" w:type="dxa"/>
-            <w:shd w:val="clear" w:color="auto" w:fill="F4F7FB"/>
-            <w:vAlign w:val="top"/>
-          </w:tcPr>
-          <w:p>
-            <w:pPr>
-              <w:pStyle w:val="TableText"/>
-              <w:jc w:val="left"/>
-            </w:pPr>
-            <w:r>
-              <w:t xml:space="preserve">Accessibility: no serious or critical violations; manual screen reader pass on the renewal flow (TC-144, TC-145)</w:t>
-            </w:r>
-          </w:p>
-        </w:tc>
-        <w:tc>
-          <w:tcPr>
-            <w:tcW w:w="1305" w:type="dxa"/>
+            <w:tcW w:w="4548" w:type="dxa"/>
+            <w:shd w:val="clear" w:color="auto" w:fill="F4F7FB"/>
+            <w:vAlign w:val="top"/>
+          </w:tcPr>
+          <w:p>
+            <w:pPr>
+              <w:pStyle w:val="TableText"/>
+              <w:jc w:val="left"/>
+            </w:pPr>
+            <w:r>
+              <w:t xml:space="preserve">Accessibility: no serious or critical violations; manual screen reader pass on the quick renewal and full renewal flows (TC-144, TC-145)</w:t>
+            </w:r>
+          </w:p>
+        </w:tc>
+        <w:tc>
+          <w:tcPr>
+            <w:tcW w:w="1272" w:type="dxa"/>
             <w:shd w:val="clear" w:color="auto" w:fill="F4F7FB"/>
             <w:vAlign w:val="top"/>
           </w:tcPr>
@@ -7934,7 +7888,7 @@
         </w:tc>
         <w:tc>
           <w:tcPr>
-            <w:tcW w:w="1876" w:type="dxa"/>
+            <w:tcW w:w="1841" w:type="dxa"/>
             <w:shd w:val="clear" w:color="auto" w:fill="F4F7FB"/>
             <w:vAlign w:val="top"/>
           </w:tcPr>
@@ -7950,7 +7904,7 @@
         </w:tc>
         <w:tc>
           <w:tcPr>
-            <w:tcW w:w="2253" w:type="dxa"/>
+            <w:tcW w:w="2687" w:type="dxa"/>
             <w:shd w:val="clear" w:color="auto" w:fill="F4F7FB"/>
             <w:vAlign w:val="top"/>
           </w:tcPr>
@@ -7966,17 +7920,140 @@
         </w:tc>
         <w:tc>
           <w:tcPr>
-            <w:tcW w:w="2000" w:type="dxa"/>
-            <w:shd w:val="clear" w:color="auto" w:fill="F4F7FB"/>
-            <w:vAlign w:val="top"/>
-          </w:tcPr>
-          <w:p>
-            <w:pPr>
-              <w:pStyle w:val="TableText"/>
-              <w:jc w:val="left"/>
-            </w:pPr>
-            <w:r>
-              <w:t xml:space="preserve">Not started</w:t>
+            <w:tcW w:w="2070" w:type="dxa"/>
+            <w:shd w:val="clear" w:color="auto" w:fill="F4F7FB"/>
+            <w:vAlign w:val="top"/>
+          </w:tcPr>
+          <w:p>
+            <w:pPr>
+              <w:pStyle w:val="TableText"/>
+              <w:jc w:val="left"/>
+            </w:pPr>
+            <w:r>
+              <w:t xml:space="preserve">In progress: accessibility gaps G-1 to G-4 in TGP-UX-02 fixed; automated scan in CI (G-5) planned for sprint 4</w:t>
+            </w:r>
+          </w:p>
+        </w:tc>
+      </w:tr>
+      <w:tr>
+        <w:trPr>
+          <w:cantSplit/>
+        </w:trPr>
+        <w:tc>
+          <w:tcPr>
+            <w:tcW w:w="1541" w:type="dxa"/>
+            <w:noWrap/>
+            <w:vAlign w:val="top"/>
+          </w:tcPr>
+          <w:p>
+            <w:pPr>
+              <w:pStyle w:val="TableText"/>
+              <w:jc w:val="left"/>
+            </w:pPr>
+            <w:r>
+              <w:t xml:space="preserve">PRC-FUNC-09</w:t>
+            </w:r>
+          </w:p>
+        </w:tc>
+        <w:tc>
+          <w:tcPr>
+            <w:tcW w:w="4548" w:type="dxa"/>
+            <w:vAlign w:val="top"/>
+          </w:tcPr>
+          <w:p>
+            <w:pPr>
+              <w:pStyle w:val="TableText"/>
+              <w:jc w:val="left"/>
+            </w:pPr>
+            <w:r>
+              <w:t xml:space="preserve">Quick renewal: the</w:t>
+            </w:r>
+            <w:r>
+              <w:t xml:space="preserve"> </w:t>
+            </w:r>
+            <w:r>
+              <w:rPr>
+                <w:rStyle w:val="CodeChar"/>
+              </w:rPr>
+              <w:t xml:space="preserve">quickRenewal</w:t>
+            </w:r>
+            <w:r>
+              <w:t xml:space="preserve"> </w:t>
+            </w:r>
+            <w:r>
+              <w:t xml:space="preserve">settings in the service levels rule set reviewed and approved through maker-checker; eligible and ineligible cases tested in UAT; the full renewal flow always reachable (</w:t>
+            </w:r>
+            <w:r>
+              <w:t xml:space="preserve">“</w:t>
+            </w:r>
+            <w:r>
+              <w:t xml:space="preserve">Tùy chỉnh gói bảo hiểm</w:t>
+            </w:r>
+            <w:r>
+              <w:t xml:space="preserve">”</w:t>
+            </w:r>
+            <w:r>
+              <w:t xml:space="preserve">)</w:t>
+            </w:r>
+          </w:p>
+        </w:tc>
+        <w:tc>
+          <w:tcPr>
+            <w:tcW w:w="1272" w:type="dxa"/>
+            <w:vAlign w:val="top"/>
+          </w:tcPr>
+          <w:p>
+            <w:pPr>
+              <w:pStyle w:val="TableText"/>
+              <w:jc w:val="left"/>
+            </w:pPr>
+            <w:r>
+              <w:t xml:space="preserve">P1</w:t>
+            </w:r>
+          </w:p>
+        </w:tc>
+        <w:tc>
+          <w:tcPr>
+            <w:tcW w:w="1841" w:type="dxa"/>
+            <w:vAlign w:val="top"/>
+          </w:tcPr>
+          <w:p>
+            <w:pPr>
+              <w:pStyle w:val="TableText"/>
+              <w:jc w:val="left"/>
+            </w:pPr>
+            <w:r>
+              <w:t xml:space="preserve">TASCO Product Owner and Compliance</w:t>
+            </w:r>
+          </w:p>
+        </w:tc>
+        <w:tc>
+          <w:tcPr>
+            <w:tcW w:w="2687" w:type="dxa"/>
+            <w:vAlign w:val="top"/>
+          </w:tcPr>
+          <w:p>
+            <w:pPr>
+              <w:pStyle w:val="TableText"/>
+              <w:jc w:val="left"/>
+            </w:pPr>
+            <w:r>
+              <w:t xml:space="preserve">Approved rule version; UAT results</w:t>
+            </w:r>
+          </w:p>
+        </w:tc>
+        <w:tc>
+          <w:tcPr>
+            <w:tcW w:w="2070" w:type="dxa"/>
+            <w:vAlign w:val="top"/>
+          </w:tcPr>
+          <w:p>
+            <w:pPr>
+              <w:pStyle w:val="TableText"/>
+              <w:jc w:val="left"/>
+            </w:pPr>
+            <w:r>
+              <w:t xml:space="preserve">In progress: built and tested; rule approval pending</w:t>
             </w:r>
           </w:p>
         </w:tc>
@@ -8039,12 +8116,12 @@
         <w:tblLook w:val="04A0" w:firstRow="1" w:lastRow="0" w:firstColumn="0" w:lastColumn="0" w:noHBand="0" w:noVBand="1"/>
       </w:tblPr>
       <w:tblGrid>
-        <w:gridCol w:w="1542"/>
-        <w:gridCol w:w="4983"/>
-        <w:gridCol w:w="1305"/>
-        <w:gridCol w:w="1876"/>
-        <w:gridCol w:w="2253"/>
-        <w:gridCol w:w="2000"/>
+        <w:gridCol w:w="1541"/>
+        <w:gridCol w:w="4548"/>
+        <w:gridCol w:w="1272"/>
+        <w:gridCol w:w="1841"/>
+        <w:gridCol w:w="2687"/>
+        <w:gridCol w:w="2070"/>
       </w:tblGrid>
       <w:tr>
         <w:trPr>
@@ -8053,7 +8130,7 @@
         </w:trPr>
         <w:tc>
           <w:tcPr>
-            <w:tcW w:w="1542" w:type="dxa"/>
+            <w:tcW w:w="1541" w:type="dxa"/>
             <w:shd w:val="clear" w:color="auto" w:fill="0F4761"/>
             <w:vAlign w:val="center"/>
           </w:tcPr>
@@ -8072,7 +8149,7 @@
         </w:tc>
         <w:tc>
           <w:tcPr>
-            <w:tcW w:w="4983" w:type="dxa"/>
+            <w:tcW w:w="4548" w:type="dxa"/>
             <w:shd w:val="clear" w:color="auto" w:fill="0F4761"/>
             <w:vAlign w:val="center"/>
           </w:tcPr>
@@ -8091,7 +8168,7 @@
         </w:tc>
         <w:tc>
           <w:tcPr>
-            <w:tcW w:w="1305" w:type="dxa"/>
+            <w:tcW w:w="1272" w:type="dxa"/>
             <w:shd w:val="clear" w:color="auto" w:fill="0F4761"/>
             <w:vAlign w:val="center"/>
           </w:tcPr>
@@ -8110,7 +8187,7 @@
         </w:tc>
         <w:tc>
           <w:tcPr>
-            <w:tcW w:w="1876" w:type="dxa"/>
+            <w:tcW w:w="1841" w:type="dxa"/>
             <w:shd w:val="clear" w:color="auto" w:fill="0F4761"/>
             <w:vAlign w:val="center"/>
           </w:tcPr>
@@ -8129,7 +8206,7 @@
         </w:tc>
         <w:tc>
           <w:tcPr>
-            <w:tcW w:w="2253" w:type="dxa"/>
+            <w:tcW w:w="2687" w:type="dxa"/>
             <w:shd w:val="clear" w:color="auto" w:fill="0F4761"/>
             <w:vAlign w:val="center"/>
           </w:tcPr>
@@ -8148,7 +8225,7 @@
         </w:tc>
         <w:tc>
           <w:tcPr>
-            <w:tcW w:w="2000" w:type="dxa"/>
+            <w:tcW w:w="2070" w:type="dxa"/>
             <w:shd w:val="clear" w:color="auto" w:fill="0F4761"/>
             <w:vAlign w:val="center"/>
           </w:tcPr>
@@ -8172,7 +8249,7 @@
         </w:trPr>
         <w:tc>
           <w:tcPr>
-            <w:tcW w:w="1542" w:type="dxa"/>
+            <w:tcW w:w="1541" w:type="dxa"/>
             <w:noWrap/>
             <w:vAlign w:val="top"/>
           </w:tcPr>
@@ -8188,7 +8265,7 @@
         </w:tc>
         <w:tc>
           <w:tcPr>
-            <w:tcW w:w="4983" w:type="dxa"/>
+            <w:tcW w:w="4548" w:type="dxa"/>
             <w:vAlign w:val="top"/>
           </w:tcPr>
           <w:p>
@@ -8203,7 +8280,7 @@
         </w:tc>
         <w:tc>
           <w:tcPr>
-            <w:tcW w:w="1305" w:type="dxa"/>
+            <w:tcW w:w="1272" w:type="dxa"/>
             <w:vAlign w:val="top"/>
           </w:tcPr>
           <w:p>
@@ -8218,7 +8295,7 @@
         </w:tc>
         <w:tc>
           <w:tcPr>
-            <w:tcW w:w="1876" w:type="dxa"/>
+            <w:tcW w:w="1841" w:type="dxa"/>
             <w:vAlign w:val="top"/>
           </w:tcPr>
           <w:p>
@@ -8233,7 +8310,7 @@
         </w:tc>
         <w:tc>
           <w:tcPr>
-            <w:tcW w:w="2253" w:type="dxa"/>
+            <w:tcW w:w="2687" w:type="dxa"/>
             <w:vAlign w:val="top"/>
           </w:tcPr>
           <w:p>
@@ -8248,7 +8325,7 @@
         </w:tc>
         <w:tc>
           <w:tcPr>
-            <w:tcW w:w="2000" w:type="dxa"/>
+            <w:tcW w:w="2070" w:type="dxa"/>
             <w:vAlign w:val="top"/>
           </w:tcPr>
           <w:p>
@@ -8268,7 +8345,7 @@
         </w:trPr>
         <w:tc>
           <w:tcPr>
-            <w:tcW w:w="1542" w:type="dxa"/>
+            <w:tcW w:w="1541" w:type="dxa"/>
             <w:shd w:val="clear" w:color="auto" w:fill="F4F7FB"/>
             <w:noWrap/>
             <w:vAlign w:val="top"/>
@@ -8285,7 +8362,7 @@
         </w:tc>
         <w:tc>
           <w:tcPr>
-            <w:tcW w:w="4983" w:type="dxa"/>
+            <w:tcW w:w="4548" w:type="dxa"/>
             <w:shd w:val="clear" w:color="auto" w:fill="F4F7FB"/>
             <w:vAlign w:val="top"/>
           </w:tcPr>
@@ -8301,7 +8378,7 @@
         </w:tc>
         <w:tc>
           <w:tcPr>
-            <w:tcW w:w="1305" w:type="dxa"/>
+            <w:tcW w:w="1272" w:type="dxa"/>
             <w:shd w:val="clear" w:color="auto" w:fill="F4F7FB"/>
             <w:vAlign w:val="top"/>
           </w:tcPr>
@@ -8317,7 +8394,7 @@
         </w:tc>
         <w:tc>
           <w:tcPr>
-            <w:tcW w:w="1876" w:type="dxa"/>
+            <w:tcW w:w="1841" w:type="dxa"/>
             <w:shd w:val="clear" w:color="auto" w:fill="F4F7FB"/>
             <w:vAlign w:val="top"/>
           </w:tcPr>
@@ -8333,7 +8410,7 @@
         </w:tc>
         <w:tc>
           <w:tcPr>
-            <w:tcW w:w="2253" w:type="dxa"/>
+            <w:tcW w:w="2687" w:type="dxa"/>
             <w:shd w:val="clear" w:color="auto" w:fill="F4F7FB"/>
             <w:vAlign w:val="top"/>
           </w:tcPr>
@@ -8349,7 +8426,7 @@
         </w:tc>
         <w:tc>
           <w:tcPr>
-            <w:tcW w:w="2000" w:type="dxa"/>
+            <w:tcW w:w="2070" w:type="dxa"/>
             <w:shd w:val="clear" w:color="auto" w:fill="F4F7FB"/>
             <w:vAlign w:val="top"/>
           </w:tcPr>
@@ -8370,7 +8447,7 @@
         </w:trPr>
         <w:tc>
           <w:tcPr>
-            <w:tcW w:w="1542" w:type="dxa"/>
+            <w:tcW w:w="1541" w:type="dxa"/>
             <w:noWrap/>
             <w:vAlign w:val="top"/>
           </w:tcPr>
@@ -8386,7 +8463,7 @@
         </w:tc>
         <w:tc>
           <w:tcPr>
-            <w:tcW w:w="4983" w:type="dxa"/>
+            <w:tcW w:w="4548" w:type="dxa"/>
             <w:vAlign w:val="top"/>
           </w:tcPr>
           <w:p>
@@ -8401,7 +8478,7 @@
         </w:tc>
         <w:tc>
           <w:tcPr>
-            <w:tcW w:w="1305" w:type="dxa"/>
+            <w:tcW w:w="1272" w:type="dxa"/>
             <w:vAlign w:val="top"/>
           </w:tcPr>
           <w:p>
@@ -8416,7 +8493,7 @@
         </w:tc>
         <w:tc>
           <w:tcPr>
-            <w:tcW w:w="1876" w:type="dxa"/>
+            <w:tcW w:w="1841" w:type="dxa"/>
             <w:vAlign w:val="top"/>
           </w:tcPr>
           <w:p>
@@ -8431,7 +8508,7 @@
         </w:tc>
         <w:tc>
           <w:tcPr>
-            <w:tcW w:w="2253" w:type="dxa"/>
+            <w:tcW w:w="2687" w:type="dxa"/>
             <w:vAlign w:val="top"/>
           </w:tcPr>
           <w:p>
@@ -8446,7 +8523,7 @@
         </w:tc>
         <w:tc>
           <w:tcPr>
-            <w:tcW w:w="2000" w:type="dxa"/>
+            <w:tcW w:w="2070" w:type="dxa"/>
             <w:vAlign w:val="top"/>
           </w:tcPr>
           <w:p>
@@ -8466,7 +8543,7 @@
         </w:trPr>
         <w:tc>
           <w:tcPr>
-            <w:tcW w:w="1542" w:type="dxa"/>
+            <w:tcW w:w="1541" w:type="dxa"/>
             <w:shd w:val="clear" w:color="auto" w:fill="F4F7FB"/>
             <w:noWrap/>
             <w:vAlign w:val="top"/>
@@ -8483,7 +8560,7 @@
         </w:tc>
         <w:tc>
           <w:tcPr>
-            <w:tcW w:w="4983" w:type="dxa"/>
+            <w:tcW w:w="4548" w:type="dxa"/>
             <w:shd w:val="clear" w:color="auto" w:fill="F4F7FB"/>
             <w:vAlign w:val="top"/>
           </w:tcPr>
@@ -8499,7 +8576,7 @@
         </w:tc>
         <w:tc>
           <w:tcPr>
-            <w:tcW w:w="1305" w:type="dxa"/>
+            <w:tcW w:w="1272" w:type="dxa"/>
             <w:shd w:val="clear" w:color="auto" w:fill="F4F7FB"/>
             <w:vAlign w:val="top"/>
           </w:tcPr>
@@ -8515,7 +8592,7 @@
         </w:tc>
         <w:tc>
           <w:tcPr>
-            <w:tcW w:w="1876" w:type="dxa"/>
+            <w:tcW w:w="1841" w:type="dxa"/>
             <w:shd w:val="clear" w:color="auto" w:fill="F4F7FB"/>
             <w:vAlign w:val="top"/>
           </w:tcPr>
@@ -8531,7 +8608,7 @@
         </w:tc>
         <w:tc>
           <w:tcPr>
-            <w:tcW w:w="2253" w:type="dxa"/>
+            <w:tcW w:w="2687" w:type="dxa"/>
             <w:shd w:val="clear" w:color="auto" w:fill="F4F7FB"/>
             <w:noWrap/>
             <w:vAlign w:val="top"/>
@@ -8548,7 +8625,7 @@
         </w:tc>
         <w:tc>
           <w:tcPr>
-            <w:tcW w:w="2000" w:type="dxa"/>
+            <w:tcW w:w="2070" w:type="dxa"/>
             <w:shd w:val="clear" w:color="auto" w:fill="F4F7FB"/>
             <w:vAlign w:val="top"/>
           </w:tcPr>
@@ -8569,7 +8646,7 @@
         </w:trPr>
         <w:tc>
           <w:tcPr>
-            <w:tcW w:w="1542" w:type="dxa"/>
+            <w:tcW w:w="1541" w:type="dxa"/>
             <w:noWrap/>
             <w:vAlign w:val="top"/>
           </w:tcPr>
@@ -8585,7 +8662,7 @@
         </w:tc>
         <w:tc>
           <w:tcPr>
-            <w:tcW w:w="4983" w:type="dxa"/>
+            <w:tcW w:w="4548" w:type="dxa"/>
             <w:vAlign w:val="top"/>
           </w:tcPr>
           <w:p>
@@ -8600,7 +8677,7 @@
         </w:tc>
         <w:tc>
           <w:tcPr>
-            <w:tcW w:w="1305" w:type="dxa"/>
+            <w:tcW w:w="1272" w:type="dxa"/>
             <w:vAlign w:val="top"/>
           </w:tcPr>
           <w:p>
@@ -8615,7 +8692,7 @@
         </w:tc>
         <w:tc>
           <w:tcPr>
-            <w:tcW w:w="1876" w:type="dxa"/>
+            <w:tcW w:w="1841" w:type="dxa"/>
             <w:vAlign w:val="top"/>
           </w:tcPr>
           <w:p>
@@ -8630,7 +8707,7 @@
         </w:tc>
         <w:tc>
           <w:tcPr>
-            <w:tcW w:w="2253" w:type="dxa"/>
+            <w:tcW w:w="2687" w:type="dxa"/>
             <w:vAlign w:val="top"/>
           </w:tcPr>
           <w:p>
@@ -8645,7 +8722,7 @@
         </w:tc>
         <w:tc>
           <w:tcPr>
-            <w:tcW w:w="2000" w:type="dxa"/>
+            <w:tcW w:w="2070" w:type="dxa"/>
             <w:vAlign w:val="top"/>
           </w:tcPr>
           <w:p>
@@ -8665,7 +8742,7 @@
         </w:trPr>
         <w:tc>
           <w:tcPr>
-            <w:tcW w:w="1542" w:type="dxa"/>
+            <w:tcW w:w="1541" w:type="dxa"/>
             <w:shd w:val="clear" w:color="auto" w:fill="F4F7FB"/>
             <w:noWrap/>
             <w:vAlign w:val="top"/>
@@ -8682,7 +8759,7 @@
         </w:tc>
         <w:tc>
           <w:tcPr>
-            <w:tcW w:w="4983" w:type="dxa"/>
+            <w:tcW w:w="4548" w:type="dxa"/>
             <w:shd w:val="clear" w:color="auto" w:fill="F4F7FB"/>
             <w:vAlign w:val="top"/>
           </w:tcPr>
@@ -8698,7 +8775,7 @@
         </w:tc>
         <w:tc>
           <w:tcPr>
-            <w:tcW w:w="1305" w:type="dxa"/>
+            <w:tcW w:w="1272" w:type="dxa"/>
             <w:shd w:val="clear" w:color="auto" w:fill="F4F7FB"/>
             <w:vAlign w:val="top"/>
           </w:tcPr>
@@ -8714,7 +8791,7 @@
         </w:tc>
         <w:tc>
           <w:tcPr>
-            <w:tcW w:w="1876" w:type="dxa"/>
+            <w:tcW w:w="1841" w:type="dxa"/>
             <w:shd w:val="clear" w:color="auto" w:fill="F4F7FB"/>
             <w:vAlign w:val="top"/>
           </w:tcPr>
@@ -8730,7 +8807,7 @@
         </w:tc>
         <w:tc>
           <w:tcPr>
-            <w:tcW w:w="2253" w:type="dxa"/>
+            <w:tcW w:w="2687" w:type="dxa"/>
             <w:shd w:val="clear" w:color="auto" w:fill="F4F7FB"/>
             <w:vAlign w:val="top"/>
           </w:tcPr>
@@ -8746,7 +8823,7 @@
         </w:tc>
         <w:tc>
           <w:tcPr>
-            <w:tcW w:w="2000" w:type="dxa"/>
+            <w:tcW w:w="2070" w:type="dxa"/>
             <w:shd w:val="clear" w:color="auto" w:fill="F4F7FB"/>
             <w:vAlign w:val="top"/>
           </w:tcPr>
@@ -8819,12 +8896,12 @@
         <w:tblLook w:val="04A0" w:firstRow="1" w:lastRow="0" w:firstColumn="0" w:lastColumn="0" w:noHBand="0" w:noVBand="1"/>
       </w:tblPr>
       <w:tblGrid>
-        <w:gridCol w:w="1542"/>
-        <w:gridCol w:w="4983"/>
-        <w:gridCol w:w="1305"/>
-        <w:gridCol w:w="1876"/>
-        <w:gridCol w:w="2253"/>
-        <w:gridCol w:w="2000"/>
+        <w:gridCol w:w="1541"/>
+        <w:gridCol w:w="4548"/>
+        <w:gridCol w:w="1272"/>
+        <w:gridCol w:w="1841"/>
+        <w:gridCol w:w="2687"/>
+        <w:gridCol w:w="2070"/>
       </w:tblGrid>
       <w:tr>
         <w:trPr>
@@ -8833,7 +8910,7 @@
         </w:trPr>
         <w:tc>
           <w:tcPr>
-            <w:tcW w:w="1542" w:type="dxa"/>
+            <w:tcW w:w="1541" w:type="dxa"/>
             <w:shd w:val="clear" w:color="auto" w:fill="0F4761"/>
             <w:vAlign w:val="center"/>
           </w:tcPr>
@@ -8852,7 +8929,7 @@
         </w:tc>
         <w:tc>
           <w:tcPr>
-            <w:tcW w:w="4983" w:type="dxa"/>
+            <w:tcW w:w="4548" w:type="dxa"/>
             <w:shd w:val="clear" w:color="auto" w:fill="0F4761"/>
             <w:vAlign w:val="center"/>
           </w:tcPr>
@@ -8871,7 +8948,7 @@
         </w:tc>
         <w:tc>
           <w:tcPr>
-            <w:tcW w:w="1305" w:type="dxa"/>
+            <w:tcW w:w="1272" w:type="dxa"/>
             <w:shd w:val="clear" w:color="auto" w:fill="0F4761"/>
             <w:vAlign w:val="center"/>
           </w:tcPr>
@@ -8890,7 +8967,7 @@
         </w:tc>
         <w:tc>
           <w:tcPr>
-            <w:tcW w:w="1876" w:type="dxa"/>
+            <w:tcW w:w="1841" w:type="dxa"/>
             <w:shd w:val="clear" w:color="auto" w:fill="0F4761"/>
             <w:vAlign w:val="center"/>
           </w:tcPr>
@@ -8909,7 +8986,7 @@
         </w:tc>
         <w:tc>
           <w:tcPr>
-            <w:tcW w:w="2253" w:type="dxa"/>
+            <w:tcW w:w="2687" w:type="dxa"/>
             <w:shd w:val="clear" w:color="auto" w:fill="0F4761"/>
             <w:vAlign w:val="center"/>
           </w:tcPr>
@@ -8928,7 +9005,7 @@
         </w:tc>
         <w:tc>
           <w:tcPr>
-            <w:tcW w:w="2000" w:type="dxa"/>
+            <w:tcW w:w="2070" w:type="dxa"/>
             <w:shd w:val="clear" w:color="auto" w:fill="0F4761"/>
             <w:vAlign w:val="center"/>
           </w:tcPr>
@@ -8952,7 +9029,7 @@
         </w:trPr>
         <w:tc>
           <w:tcPr>
-            <w:tcW w:w="1542" w:type="dxa"/>
+            <w:tcW w:w="1541" w:type="dxa"/>
             <w:noWrap/>
             <w:vAlign w:val="top"/>
           </w:tcPr>
@@ -8968,7 +9045,7 @@
         </w:tc>
         <w:tc>
           <w:tcPr>
-            <w:tcW w:w="4983" w:type="dxa"/>
+            <w:tcW w:w="4548" w:type="dxa"/>
             <w:vAlign w:val="top"/>
           </w:tcPr>
           <w:p>
@@ -8983,7 +9060,7 @@
         </w:tc>
         <w:tc>
           <w:tcPr>
-            <w:tcW w:w="1305" w:type="dxa"/>
+            <w:tcW w:w="1272" w:type="dxa"/>
             <w:vAlign w:val="top"/>
           </w:tcPr>
           <w:p>
@@ -8998,7 +9075,7 @@
         </w:tc>
         <w:tc>
           <w:tcPr>
-            <w:tcW w:w="1876" w:type="dxa"/>
+            <w:tcW w:w="1841" w:type="dxa"/>
             <w:vAlign w:val="top"/>
           </w:tcPr>
           <w:p>
@@ -9013,7 +9090,7 @@
         </w:tc>
         <w:tc>
           <w:tcPr>
-            <w:tcW w:w="2253" w:type="dxa"/>
+            <w:tcW w:w="2687" w:type="dxa"/>
             <w:vAlign w:val="top"/>
           </w:tcPr>
           <w:p>
@@ -9028,7 +9105,7 @@
         </w:tc>
         <w:tc>
           <w:tcPr>
-            <w:tcW w:w="2000" w:type="dxa"/>
+            <w:tcW w:w="2070" w:type="dxa"/>
             <w:vAlign w:val="top"/>
           </w:tcPr>
           <w:p>
@@ -9048,7 +9125,7 @@
         </w:trPr>
         <w:tc>
           <w:tcPr>
-            <w:tcW w:w="1542" w:type="dxa"/>
+            <w:tcW w:w="1541" w:type="dxa"/>
             <w:shd w:val="clear" w:color="auto" w:fill="F4F7FB"/>
             <w:noWrap/>
             <w:vAlign w:val="top"/>
@@ -9065,7 +9142,7 @@
         </w:tc>
         <w:tc>
           <w:tcPr>
-            <w:tcW w:w="4983" w:type="dxa"/>
+            <w:tcW w:w="4548" w:type="dxa"/>
             <w:shd w:val="clear" w:color="auto" w:fill="F4F7FB"/>
             <w:vAlign w:val="top"/>
           </w:tcPr>
@@ -9093,7 +9170,7 @@
         </w:tc>
         <w:tc>
           <w:tcPr>
-            <w:tcW w:w="1305" w:type="dxa"/>
+            <w:tcW w:w="1272" w:type="dxa"/>
             <w:shd w:val="clear" w:color="auto" w:fill="F4F7FB"/>
             <w:vAlign w:val="top"/>
           </w:tcPr>
@@ -9109,7 +9186,7 @@
         </w:tc>
         <w:tc>
           <w:tcPr>
-            <w:tcW w:w="1876" w:type="dxa"/>
+            <w:tcW w:w="1841" w:type="dxa"/>
             <w:shd w:val="clear" w:color="auto" w:fill="F4F7FB"/>
             <w:vAlign w:val="top"/>
           </w:tcPr>
@@ -9125,7 +9202,7 @@
         </w:tc>
         <w:tc>
           <w:tcPr>
-            <w:tcW w:w="2253" w:type="dxa"/>
+            <w:tcW w:w="2687" w:type="dxa"/>
             <w:shd w:val="clear" w:color="auto" w:fill="F4F7FB"/>
             <w:vAlign w:val="top"/>
           </w:tcPr>
@@ -9141,7 +9218,7 @@
         </w:tc>
         <w:tc>
           <w:tcPr>
-            <w:tcW w:w="2000" w:type="dxa"/>
+            <w:tcW w:w="2070" w:type="dxa"/>
             <w:shd w:val="clear" w:color="auto" w:fill="F4F7FB"/>
             <w:vAlign w:val="top"/>
           </w:tcPr>
@@ -9162,7 +9239,7 @@
         </w:trPr>
         <w:tc>
           <w:tcPr>
-            <w:tcW w:w="1542" w:type="dxa"/>
+            <w:tcW w:w="1541" w:type="dxa"/>
             <w:noWrap/>
             <w:vAlign w:val="top"/>
           </w:tcPr>
@@ -9178,7 +9255,7 @@
         </w:tc>
         <w:tc>
           <w:tcPr>
-            <w:tcW w:w="4983" w:type="dxa"/>
+            <w:tcW w:w="4548" w:type="dxa"/>
             <w:vAlign w:val="top"/>
           </w:tcPr>
           <w:p>
@@ -9193,7 +9270,7 @@
         </w:tc>
         <w:tc>
           <w:tcPr>
-            <w:tcW w:w="1305" w:type="dxa"/>
+            <w:tcW w:w="1272" w:type="dxa"/>
             <w:vAlign w:val="top"/>
           </w:tcPr>
           <w:p>
@@ -9208,7 +9285,7 @@
         </w:tc>
         <w:tc>
           <w:tcPr>
-            <w:tcW w:w="1876" w:type="dxa"/>
+            <w:tcW w:w="1841" w:type="dxa"/>
             <w:vAlign w:val="top"/>
           </w:tcPr>
           <w:p>
@@ -9223,7 +9300,7 @@
         </w:tc>
         <w:tc>
           <w:tcPr>
-            <w:tcW w:w="2253" w:type="dxa"/>
+            <w:tcW w:w="2687" w:type="dxa"/>
             <w:vAlign w:val="top"/>
           </w:tcPr>
           <w:p>
@@ -9238,7 +9315,7 @@
         </w:tc>
         <w:tc>
           <w:tcPr>
-            <w:tcW w:w="2000" w:type="dxa"/>
+            <w:tcW w:w="2070" w:type="dxa"/>
             <w:vAlign w:val="top"/>
           </w:tcPr>
           <w:p>
@@ -9258,7 +9335,7 @@
         </w:trPr>
         <w:tc>
           <w:tcPr>
-            <w:tcW w:w="1542" w:type="dxa"/>
+            <w:tcW w:w="1541" w:type="dxa"/>
             <w:shd w:val="clear" w:color="auto" w:fill="F4F7FB"/>
             <w:noWrap/>
             <w:vAlign w:val="top"/>
@@ -9275,7 +9352,7 @@
         </w:tc>
         <w:tc>
           <w:tcPr>
-            <w:tcW w:w="4983" w:type="dxa"/>
+            <w:tcW w:w="4548" w:type="dxa"/>
             <w:shd w:val="clear" w:color="auto" w:fill="F4F7FB"/>
             <w:vAlign w:val="top"/>
           </w:tcPr>
@@ -9291,7 +9368,7 @@
         </w:tc>
         <w:tc>
           <w:tcPr>
-            <w:tcW w:w="1305" w:type="dxa"/>
+            <w:tcW w:w="1272" w:type="dxa"/>
             <w:shd w:val="clear" w:color="auto" w:fill="F4F7FB"/>
             <w:vAlign w:val="top"/>
           </w:tcPr>
@@ -9307,7 +9384,7 @@
         </w:tc>
         <w:tc>
           <w:tcPr>
-            <w:tcW w:w="1876" w:type="dxa"/>
+            <w:tcW w:w="1841" w:type="dxa"/>
             <w:shd w:val="clear" w:color="auto" w:fill="F4F7FB"/>
             <w:vAlign w:val="top"/>
           </w:tcPr>
@@ -9323,7 +9400,7 @@
         </w:tc>
         <w:tc>
           <w:tcPr>
-            <w:tcW w:w="2253" w:type="dxa"/>
+            <w:tcW w:w="2687" w:type="dxa"/>
             <w:shd w:val="clear" w:color="auto" w:fill="F4F7FB"/>
             <w:vAlign w:val="top"/>
           </w:tcPr>
@@ -9339,7 +9416,7 @@
         </w:tc>
         <w:tc>
           <w:tcPr>
-            <w:tcW w:w="2000" w:type="dxa"/>
+            <w:tcW w:w="2070" w:type="dxa"/>
             <w:shd w:val="clear" w:color="auto" w:fill="F4F7FB"/>
             <w:vAlign w:val="top"/>
           </w:tcPr>
@@ -9360,7 +9437,7 @@
         </w:trPr>
         <w:tc>
           <w:tcPr>
-            <w:tcW w:w="1542" w:type="dxa"/>
+            <w:tcW w:w="1541" w:type="dxa"/>
             <w:noWrap/>
             <w:vAlign w:val="top"/>
           </w:tcPr>
@@ -9376,22 +9453,37 @@
         </w:tc>
         <w:tc>
           <w:tcPr>
-            <w:tcW w:w="4983" w:type="dxa"/>
-            <w:vAlign w:val="top"/>
-          </w:tcPr>
-          <w:p>
-            <w:pPr>
-              <w:pStyle w:val="TableText"/>
-              <w:jc w:val="left"/>
-            </w:pPr>
-            <w:r>
-              <w:t xml:space="preserve">Migration job runs before rollout; migrate-on-start off in Kubernetes (KI-30 fixed)</w:t>
-            </w:r>
-          </w:p>
-        </w:tc>
-        <w:tc>
-          <w:tcPr>
-            <w:tcW w:w="1305" w:type="dxa"/>
+            <w:tcW w:w="4548" w:type="dxa"/>
+            <w:vAlign w:val="top"/>
+          </w:tcPr>
+          <w:p>
+            <w:pPr>
+              <w:pStyle w:val="TableText"/>
+              <w:jc w:val="left"/>
+            </w:pPr>
+            <w:r>
+              <w:t xml:space="preserve">Migration job runs before rollout; migrate-on-start off in Kubernetes (KI-30 fixed); migrations 001 to 003 applied, including</w:t>
+            </w:r>
+            <w:r>
+              <w:t xml:space="preserve"> </w:t>
+            </w:r>
+            <w:r>
+              <w:rPr>
+                <w:rStyle w:val="CodeChar"/>
+              </w:rPr>
+              <w:t xml:space="preserve">003_dsar_requests.sql</w:t>
+            </w:r>
+            <w:r>
+              <w:t xml:space="preserve"> </w:t>
+            </w:r>
+            <w:r>
+              <w:t xml:space="preserve">(data-request register)</w:t>
+            </w:r>
+          </w:p>
+        </w:tc>
+        <w:tc>
+          <w:tcPr>
+            <w:tcW w:w="1272" w:type="dxa"/>
             <w:vAlign w:val="top"/>
           </w:tcPr>
           <w:p>
@@ -9406,37 +9498,52 @@
         </w:tc>
         <w:tc>
           <w:tcPr>
-            <w:tcW w:w="1876" w:type="dxa"/>
-            <w:vAlign w:val="top"/>
-          </w:tcPr>
-          <w:p>
-            <w:pPr>
-              <w:pStyle w:val="TableText"/>
-              <w:jc w:val="left"/>
-            </w:pPr>
-            <w:r>
-              <w:t xml:space="preserve">SRE</w:t>
-            </w:r>
-          </w:p>
-        </w:tc>
-        <w:tc>
-          <w:tcPr>
-            <w:tcW w:w="2253" w:type="dxa"/>
-            <w:vAlign w:val="top"/>
-          </w:tcPr>
-          <w:p>
-            <w:pPr>
-              <w:pStyle w:val="TableText"/>
-              <w:jc w:val="left"/>
-            </w:pPr>
-            <w:r>
-              <w:t xml:space="preserve">Manifests</w:t>
-            </w:r>
-          </w:p>
-        </w:tc>
-        <w:tc>
-          <w:tcPr>
-            <w:tcW w:w="2000" w:type="dxa"/>
+            <w:tcW w:w="1841" w:type="dxa"/>
+            <w:vAlign w:val="top"/>
+          </w:tcPr>
+          <w:p>
+            <w:pPr>
+              <w:pStyle w:val="TableText"/>
+              <w:jc w:val="left"/>
+            </w:pPr>
+            <w:r>
+              <w:t xml:space="preserve">SRE and DBA</w:t>
+            </w:r>
+          </w:p>
+        </w:tc>
+        <w:tc>
+          <w:tcPr>
+            <w:tcW w:w="2687" w:type="dxa"/>
+            <w:vAlign w:val="top"/>
+          </w:tcPr>
+          <w:p>
+            <w:pPr>
+              <w:pStyle w:val="TableText"/>
+              <w:jc w:val="left"/>
+            </w:pPr>
+            <w:r>
+              <w:t xml:space="preserve">Manifests;</w:t>
+            </w:r>
+            <w:r>
+              <w:t xml:space="preserve"> </w:t>
+            </w:r>
+            <w:r>
+              <w:rPr>
+                <w:rStyle w:val="CodeChar"/>
+              </w:rPr>
+              <w:t xml:space="preserve">schema_migrations</w:t>
+            </w:r>
+            <w:r>
+              <w:t xml:space="preserve"> </w:t>
+            </w:r>
+            <w:r>
+              <w:t xml:space="preserve">export</w:t>
+            </w:r>
+          </w:p>
+        </w:tc>
+        <w:tc>
+          <w:tcPr>
+            <w:tcW w:w="2070" w:type="dxa"/>
             <w:vAlign w:val="top"/>
           </w:tcPr>
           <w:p>
@@ -9456,7 +9563,7 @@
         </w:trPr>
         <w:tc>
           <w:tcPr>
-            <w:tcW w:w="1542" w:type="dxa"/>
+            <w:tcW w:w="1541" w:type="dxa"/>
             <w:shd w:val="clear" w:color="auto" w:fill="F4F7FB"/>
             <w:noWrap/>
             <w:vAlign w:val="top"/>
@@ -9473,23 +9580,23 @@
         </w:tc>
         <w:tc>
           <w:tcPr>
-            <w:tcW w:w="4983" w:type="dxa"/>
-            <w:shd w:val="clear" w:color="auto" w:fill="F4F7FB"/>
-            <w:vAlign w:val="top"/>
-          </w:tcPr>
-          <w:p>
-            <w:pPr>
-              <w:pStyle w:val="TableText"/>
-              <w:jc w:val="left"/>
-            </w:pPr>
-            <w:r>
-              <w:t xml:space="preserve">Database exporter series for the outbox, journey backlog, open handoffs, orders and indicative quotes</w:t>
-            </w:r>
-          </w:p>
-        </w:tc>
-        <w:tc>
-          <w:tcPr>
-            <w:tcW w:w="1305" w:type="dxa"/>
+            <w:tcW w:w="4548" w:type="dxa"/>
+            <w:shd w:val="clear" w:color="auto" w:fill="F4F7FB"/>
+            <w:vAlign w:val="top"/>
+          </w:tcPr>
+          <w:p>
+            <w:pPr>
+              <w:pStyle w:val="TableText"/>
+              <w:jc w:val="left"/>
+            </w:pPr>
+            <w:r>
+              <w:t xml:space="preserve">Database exporter series for the outbox, journey backlog, open handoffs, orders, indicative quotes and overdue data requests (ALR-39)</w:t>
+            </w:r>
+          </w:p>
+        </w:tc>
+        <w:tc>
+          <w:tcPr>
+            <w:tcW w:w="1272" w:type="dxa"/>
             <w:shd w:val="clear" w:color="auto" w:fill="F4F7FB"/>
             <w:vAlign w:val="top"/>
           </w:tcPr>
@@ -9505,7 +9612,7 @@
         </w:tc>
         <w:tc>
           <w:tcPr>
-            <w:tcW w:w="1876" w:type="dxa"/>
+            <w:tcW w:w="1841" w:type="dxa"/>
             <w:shd w:val="clear" w:color="auto" w:fill="F4F7FB"/>
             <w:vAlign w:val="top"/>
           </w:tcPr>
@@ -9521,23 +9628,23 @@
         </w:tc>
         <w:tc>
           <w:tcPr>
-            <w:tcW w:w="2253" w:type="dxa"/>
-            <w:shd w:val="clear" w:color="auto" w:fill="F4F7FB"/>
-            <w:vAlign w:val="top"/>
-          </w:tcPr>
-          <w:p>
-            <w:pPr>
-              <w:pStyle w:val="TableText"/>
-              <w:jc w:val="left"/>
-            </w:pPr>
-            <w:r>
-              <w:t xml:space="preserve">Dashboard D3</w:t>
-            </w:r>
-          </w:p>
-        </w:tc>
-        <w:tc>
-          <w:tcPr>
-            <w:tcW w:w="2000" w:type="dxa"/>
+            <w:tcW w:w="2687" w:type="dxa"/>
+            <w:shd w:val="clear" w:color="auto" w:fill="F4F7FB"/>
+            <w:vAlign w:val="top"/>
+          </w:tcPr>
+          <w:p>
+            <w:pPr>
+              <w:pStyle w:val="TableText"/>
+              <w:jc w:val="left"/>
+            </w:pPr>
+            <w:r>
+              <w:t xml:space="preserve">Dashboards D3 and D5</w:t>
+            </w:r>
+          </w:p>
+        </w:tc>
+        <w:tc>
+          <w:tcPr>
+            <w:tcW w:w="2070" w:type="dxa"/>
             <w:shd w:val="clear" w:color="auto" w:fill="F4F7FB"/>
             <w:vAlign w:val="top"/>
           </w:tcPr>
@@ -9558,7 +9665,7 @@
         </w:trPr>
         <w:tc>
           <w:tcPr>
-            <w:tcW w:w="1542" w:type="dxa"/>
+            <w:tcW w:w="1541" w:type="dxa"/>
             <w:noWrap/>
             <w:vAlign w:val="top"/>
           </w:tcPr>
@@ -9568,73 +9675,177 @@
               <w:jc w:val="left"/>
             </w:pPr>
             <w:r>
-              <w:t xml:space="preserve">PRC-OPS-07</w:t>
-            </w:r>
-          </w:p>
-        </w:tc>
-        <w:tc>
-          <w:tcPr>
-            <w:tcW w:w="4983" w:type="dxa"/>
-            <w:vAlign w:val="top"/>
-          </w:tcPr>
-          <w:p>
-            <w:pPr>
-              <w:pStyle w:val="TableText"/>
-              <w:jc w:val="left"/>
-            </w:pPr>
-            <w:r>
-              <w:t xml:space="preserve">Procedures RB-01 to RB-18 and SOP-01 to SOP-09 walked through by L2</w:t>
-            </w:r>
-          </w:p>
-        </w:tc>
-        <w:tc>
-          <w:tcPr>
-            <w:tcW w:w="1305" w:type="dxa"/>
-            <w:vAlign w:val="top"/>
-          </w:tcPr>
-          <w:p>
-            <w:pPr>
-              <w:pStyle w:val="TableText"/>
-              <w:jc w:val="left"/>
-            </w:pPr>
-            <w:r>
-              <w:t xml:space="preserve">P1</w:t>
-            </w:r>
-          </w:p>
-        </w:tc>
-        <w:tc>
-          <w:tcPr>
-            <w:tcW w:w="1876" w:type="dxa"/>
-            <w:vAlign w:val="top"/>
-          </w:tcPr>
-          <w:p>
-            <w:pPr>
-              <w:pStyle w:val="TableText"/>
-              <w:jc w:val="left"/>
-            </w:pPr>
-            <w:r>
-              <w:t xml:space="preserve">L2 lead</w:t>
-            </w:r>
-          </w:p>
-        </w:tc>
-        <w:tc>
-          <w:tcPr>
-            <w:tcW w:w="2253" w:type="dxa"/>
-            <w:vAlign w:val="top"/>
-          </w:tcPr>
-          <w:p>
-            <w:pPr>
-              <w:pStyle w:val="TableText"/>
-              <w:jc w:val="left"/>
-            </w:pPr>
-            <w:r>
-              <w:t xml:space="preserve">Attendance and feedback</w:t>
-            </w:r>
-          </w:p>
-        </w:tc>
-        <w:tc>
-          <w:tcPr>
-            <w:tcW w:w="2000" w:type="dxa"/>
+              <w:t xml:space="preserve">PRC-OPS-12</w:t>
+            </w:r>
+          </w:p>
+        </w:tc>
+        <w:tc>
+          <w:tcPr>
+            <w:tcW w:w="4548" w:type="dxa"/>
+            <w:vAlign w:val="top"/>
+          </w:tcPr>
+          <w:p>
+            <w:pPr>
+              <w:pStyle w:val="TableText"/>
+              <w:jc w:val="left"/>
+            </w:pPr>
+            <w:r>
+              <w:t xml:space="preserve">Customer contact settings checked in production:</w:t>
+            </w:r>
+            <w:r>
+              <w:t xml:space="preserve"> </w:t>
+            </w:r>
+            <w:r>
+              <w:rPr>
+                <w:rStyle w:val="CodeChar"/>
+              </w:rPr>
+              <w:t xml:space="preserve">SUPPORT_HOTLINE</w:t>
+            </w:r>
+            <w:r>
+              <w:t xml:space="preserve"> </w:t>
+            </w:r>
+            <w:r>
+              <w:t xml:space="preserve">1900 1562,</w:t>
+            </w:r>
+            <w:r>
+              <w:t xml:space="preserve"> </w:t>
+            </w:r>
+            <w:r>
+              <w:rPr>
+                <w:rStyle w:val="CodeChar"/>
+              </w:rPr>
+              <w:t xml:space="preserve">SUPPORT_EMAIL</w:t>
+            </w:r>
+            <w:r>
+              <w:t xml:space="preserve"> </w:t>
+            </w:r>
+            <w:hyperlink r:id="rIdG1">
+              <w:r>
+                <w:rPr>
+                  <w:rStyle w:val="Hyperlink"/>
+                </w:rPr>
+                <w:t xml:space="preserve">info@baohiemtasco.vn</w:t>
+              </w:r>
+            </w:hyperlink>
+            <w:r>
+              <w:t xml:space="preserve">,</w:t>
+            </w:r>
+            <w:r>
+              <w:t xml:space="preserve"> </w:t>
+            </w:r>
+            <w:r>
+              <w:rPr>
+                <w:rStyle w:val="CodeChar"/>
+              </w:rPr>
+              <w:t xml:space="preserve">SUPPORT_WEBSITE</w:t>
+            </w:r>
+            <w:r>
+              <w:t xml:space="preserve">,</w:t>
+            </w:r>
+            <w:r>
+              <w:t xml:space="preserve"> </w:t>
+            </w:r>
+            <w:r>
+              <w:rPr>
+                <w:rStyle w:val="CodeChar"/>
+              </w:rPr>
+              <w:t xml:space="preserve">SUPPORT_ZALO_NAME</w:t>
+            </w:r>
+            <w:r>
+              <w:t xml:space="preserve">,</w:t>
+            </w:r>
+            <w:r>
+              <w:t xml:space="preserve"> </w:t>
+            </w:r>
+            <w:r>
+              <w:rPr>
+                <w:rStyle w:val="CodeChar"/>
+              </w:rPr>
+              <w:t xml:space="preserve">SUPPORT_FACEBOOK_URL</w:t>
+            </w:r>
+            <w:r>
+              <w:t xml:space="preserve"> </w:t>
+            </w:r>
+            <w:r>
+              <w:t xml:space="preserve">and</w:t>
+            </w:r>
+            <w:r>
+              <w:t xml:space="preserve"> </w:t>
+            </w:r>
+            <w:r>
+              <w:rPr>
+                <w:rStyle w:val="CodeChar"/>
+              </w:rPr>
+              <w:t xml:space="preserve">SUPPORT_MESSENGER_URL</w:t>
+            </w:r>
+            <w:r>
+              <w:t xml:space="preserve">;</w:t>
+            </w:r>
+            <w:r>
+              <w:t xml:space="preserve"> </w:t>
+            </w:r>
+            <w:r>
+              <w:rPr>
+                <w:rStyle w:val="CodeChar"/>
+              </w:rPr>
+              <w:t xml:space="preserve">SUPPORT_ZALO_URL</w:t>
+            </w:r>
+            <w:r>
+              <w:t xml:space="preserve"> </w:t>
+            </w:r>
+            <w:r>
+              <w:t xml:space="preserve">set once TASCO provides a direct Zalo link</w:t>
+            </w:r>
+          </w:p>
+        </w:tc>
+        <w:tc>
+          <w:tcPr>
+            <w:tcW w:w="1272" w:type="dxa"/>
+            <w:vAlign w:val="top"/>
+          </w:tcPr>
+          <w:p>
+            <w:pPr>
+              <w:pStyle w:val="TableText"/>
+              <w:jc w:val="left"/>
+            </w:pPr>
+            <w:r>
+              <w:t xml:space="preserve">P2</w:t>
+            </w:r>
+          </w:p>
+        </w:tc>
+        <w:tc>
+          <w:tcPr>
+            <w:tcW w:w="1841" w:type="dxa"/>
+            <w:vAlign w:val="top"/>
+          </w:tcPr>
+          <w:p>
+            <w:pPr>
+              <w:pStyle w:val="TableText"/>
+              <w:jc w:val="left"/>
+            </w:pPr>
+            <w:r>
+              <w:t xml:space="preserve">SRE and TASCO Marketing</w:t>
+            </w:r>
+          </w:p>
+        </w:tc>
+        <w:tc>
+          <w:tcPr>
+            <w:tcW w:w="2687" w:type="dxa"/>
+            <w:vAlign w:val="top"/>
+          </w:tcPr>
+          <w:p>
+            <w:pPr>
+              <w:pStyle w:val="TableText"/>
+              <w:jc w:val="left"/>
+            </w:pPr>
+            <w:r>
+              <w:t xml:space="preserve">Support sheet in the app</w:t>
+            </w:r>
+          </w:p>
+        </w:tc>
+        <w:tc>
+          <w:tcPr>
+            <w:tcW w:w="2070" w:type="dxa"/>
             <w:vAlign w:val="top"/>
           </w:tcPr>
           <w:p>
@@ -9654,7 +9865,7 @@
         </w:trPr>
         <w:tc>
           <w:tcPr>
-            <w:tcW w:w="1542" w:type="dxa"/>
+            <w:tcW w:w="1541" w:type="dxa"/>
             <w:shd w:val="clear" w:color="auto" w:fill="F4F7FB"/>
             <w:noWrap/>
             <w:vAlign w:val="top"/>
@@ -9665,29 +9876,29 @@
               <w:jc w:val="left"/>
             </w:pPr>
             <w:r>
-              <w:t xml:space="preserve">PRC-OPS-08</w:t>
-            </w:r>
-          </w:p>
-        </w:tc>
-        <w:tc>
-          <w:tcPr>
-            <w:tcW w:w="4983" w:type="dxa"/>
-            <w:shd w:val="clear" w:color="auto" w:fill="F4F7FB"/>
-            <w:vAlign w:val="top"/>
-          </w:tcPr>
-          <w:p>
-            <w:pPr>
-              <w:pStyle w:val="TableText"/>
-              <w:jc w:val="left"/>
-            </w:pPr>
-            <w:r>
-              <w:t xml:space="preserve">On-call rota live (L2, and L3 for hypercare); paging tested end to end</w:t>
-            </w:r>
-          </w:p>
-        </w:tc>
-        <w:tc>
-          <w:tcPr>
-            <w:tcW w:w="1305" w:type="dxa"/>
+              <w:t xml:space="preserve">PRC-OPS-07</w:t>
+            </w:r>
+          </w:p>
+        </w:tc>
+        <w:tc>
+          <w:tcPr>
+            <w:tcW w:w="4548" w:type="dxa"/>
+            <w:shd w:val="clear" w:color="auto" w:fill="F4F7FB"/>
+            <w:vAlign w:val="top"/>
+          </w:tcPr>
+          <w:p>
+            <w:pPr>
+              <w:pStyle w:val="TableText"/>
+              <w:jc w:val="left"/>
+            </w:pPr>
+            <w:r>
+              <w:t xml:space="preserve">Procedures RB-01 to RB-18 and SOP-01 to SOP-09 walked through by L2</w:t>
+            </w:r>
+          </w:p>
+        </w:tc>
+        <w:tc>
+          <w:tcPr>
+            <w:tcW w:w="1272" w:type="dxa"/>
             <w:shd w:val="clear" w:color="auto" w:fill="F4F7FB"/>
             <w:vAlign w:val="top"/>
           </w:tcPr>
@@ -9703,7 +9914,7 @@
         </w:tc>
         <w:tc>
           <w:tcPr>
-            <w:tcW w:w="1876" w:type="dxa"/>
+            <w:tcW w:w="1841" w:type="dxa"/>
             <w:shd w:val="clear" w:color="auto" w:fill="F4F7FB"/>
             <w:vAlign w:val="top"/>
           </w:tcPr>
@@ -9719,23 +9930,23 @@
         </w:tc>
         <w:tc>
           <w:tcPr>
-            <w:tcW w:w="2253" w:type="dxa"/>
-            <w:shd w:val="clear" w:color="auto" w:fill="F4F7FB"/>
-            <w:vAlign w:val="top"/>
-          </w:tcPr>
-          <w:p>
-            <w:pPr>
-              <w:pStyle w:val="TableText"/>
-              <w:jc w:val="left"/>
-            </w:pPr>
-            <w:r>
-              <w:t xml:space="preserve">Test page</w:t>
-            </w:r>
-          </w:p>
-        </w:tc>
-        <w:tc>
-          <w:tcPr>
-            <w:tcW w:w="2000" w:type="dxa"/>
+            <w:tcW w:w="2687" w:type="dxa"/>
+            <w:shd w:val="clear" w:color="auto" w:fill="F4F7FB"/>
+            <w:vAlign w:val="top"/>
+          </w:tcPr>
+          <w:p>
+            <w:pPr>
+              <w:pStyle w:val="TableText"/>
+              <w:jc w:val="left"/>
+            </w:pPr>
+            <w:r>
+              <w:t xml:space="preserve">Attendance and feedback</w:t>
+            </w:r>
+          </w:p>
+        </w:tc>
+        <w:tc>
+          <w:tcPr>
+            <w:tcW w:w="2070" w:type="dxa"/>
             <w:shd w:val="clear" w:color="auto" w:fill="F4F7FB"/>
             <w:vAlign w:val="top"/>
           </w:tcPr>
@@ -9756,7 +9967,7 @@
         </w:trPr>
         <w:tc>
           <w:tcPr>
-            <w:tcW w:w="1542" w:type="dxa"/>
+            <w:tcW w:w="1541" w:type="dxa"/>
             <w:noWrap/>
             <w:vAlign w:val="top"/>
           </w:tcPr>
@@ -9766,28 +9977,28 @@
               <w:jc w:val="left"/>
             </w:pPr>
             <w:r>
-              <w:t xml:space="preserve">PRC-OPS-09</w:t>
-            </w:r>
-          </w:p>
-        </w:tc>
-        <w:tc>
-          <w:tcPr>
-            <w:tcW w:w="4983" w:type="dxa"/>
-            <w:vAlign w:val="top"/>
-          </w:tcPr>
-          <w:p>
-            <w:pPr>
-              <w:pStyle w:val="TableText"/>
-              <w:jc w:val="left"/>
-            </w:pPr>
-            <w:r>
-              <w:t xml:space="preserve">ITSM categories, severity matrix and service levels configured; known-error database seeded</w:t>
-            </w:r>
-          </w:p>
-        </w:tc>
-        <w:tc>
-          <w:tcPr>
-            <w:tcW w:w="1305" w:type="dxa"/>
+              <w:t xml:space="preserve">PRC-OPS-08</w:t>
+            </w:r>
+          </w:p>
+        </w:tc>
+        <w:tc>
+          <w:tcPr>
+            <w:tcW w:w="4548" w:type="dxa"/>
+            <w:vAlign w:val="top"/>
+          </w:tcPr>
+          <w:p>
+            <w:pPr>
+              <w:pStyle w:val="TableText"/>
+              <w:jc w:val="left"/>
+            </w:pPr>
+            <w:r>
+              <w:t xml:space="preserve">On-call rota live (L2, and L3 for hypercare); paging tested end to end</w:t>
+            </w:r>
+          </w:p>
+        </w:tc>
+        <w:tc>
+          <w:tcPr>
+            <w:tcW w:w="1272" w:type="dxa"/>
             <w:vAlign w:val="top"/>
           </w:tcPr>
           <w:p>
@@ -9802,37 +10013,37 @@
         </w:tc>
         <w:tc>
           <w:tcPr>
-            <w:tcW w:w="1876" w:type="dxa"/>
-            <w:vAlign w:val="top"/>
-          </w:tcPr>
-          <w:p>
-            <w:pPr>
-              <w:pStyle w:val="TableText"/>
-              <w:jc w:val="left"/>
-            </w:pPr>
-            <w:r>
-              <w:t xml:space="preserve">Service desk</w:t>
-            </w:r>
-          </w:p>
-        </w:tc>
-        <w:tc>
-          <w:tcPr>
-            <w:tcW w:w="2253" w:type="dxa"/>
-            <w:vAlign w:val="top"/>
-          </w:tcPr>
-          <w:p>
-            <w:pPr>
-              <w:pStyle w:val="TableText"/>
-              <w:jc w:val="left"/>
-            </w:pPr>
-            <w:r>
-              <w:t xml:space="preserve">ITSM configuration</w:t>
-            </w:r>
-          </w:p>
-        </w:tc>
-        <w:tc>
-          <w:tcPr>
-            <w:tcW w:w="2000" w:type="dxa"/>
+            <w:tcW w:w="1841" w:type="dxa"/>
+            <w:vAlign w:val="top"/>
+          </w:tcPr>
+          <w:p>
+            <w:pPr>
+              <w:pStyle w:val="TableText"/>
+              <w:jc w:val="left"/>
+            </w:pPr>
+            <w:r>
+              <w:t xml:space="preserve">L2 lead</w:t>
+            </w:r>
+          </w:p>
+        </w:tc>
+        <w:tc>
+          <w:tcPr>
+            <w:tcW w:w="2687" w:type="dxa"/>
+            <w:vAlign w:val="top"/>
+          </w:tcPr>
+          <w:p>
+            <w:pPr>
+              <w:pStyle w:val="TableText"/>
+              <w:jc w:val="left"/>
+            </w:pPr>
+            <w:r>
+              <w:t xml:space="preserve">Test page</w:t>
+            </w:r>
+          </w:p>
+        </w:tc>
+        <w:tc>
+          <w:tcPr>
+            <w:tcW w:w="2070" w:type="dxa"/>
             <w:vAlign w:val="top"/>
           </w:tcPr>
           <w:p>
@@ -9852,7 +10063,7 @@
         </w:trPr>
         <w:tc>
           <w:tcPr>
-            <w:tcW w:w="1542" w:type="dxa"/>
+            <w:tcW w:w="1541" w:type="dxa"/>
             <w:shd w:val="clear" w:color="auto" w:fill="F4F7FB"/>
             <w:noWrap/>
             <w:vAlign w:val="top"/>
@@ -9863,29 +10074,29 @@
               <w:jc w:val="left"/>
             </w:pPr>
             <w:r>
-              <w:t xml:space="preserve">PRC-OPS-10</w:t>
-            </w:r>
-          </w:p>
-        </w:tc>
-        <w:tc>
-          <w:tcPr>
-            <w:tcW w:w="4983" w:type="dxa"/>
-            <w:shd w:val="clear" w:color="auto" w:fill="F4F7FB"/>
-            <w:vAlign w:val="top"/>
-          </w:tcPr>
-          <w:p>
-            <w:pPr>
-              <w:pStyle w:val="TableText"/>
-              <w:jc w:val="left"/>
-            </w:pPr>
-            <w:r>
-              <w:t xml:space="preserve">Synthetic checks SYN-01 to SYN-09 live</w:t>
-            </w:r>
-          </w:p>
-        </w:tc>
-        <w:tc>
-          <w:tcPr>
-            <w:tcW w:w="1305" w:type="dxa"/>
+              <w:t xml:space="preserve">PRC-OPS-09</w:t>
+            </w:r>
+          </w:p>
+        </w:tc>
+        <w:tc>
+          <w:tcPr>
+            <w:tcW w:w="4548" w:type="dxa"/>
+            <w:shd w:val="clear" w:color="auto" w:fill="F4F7FB"/>
+            <w:vAlign w:val="top"/>
+          </w:tcPr>
+          <w:p>
+            <w:pPr>
+              <w:pStyle w:val="TableText"/>
+              <w:jc w:val="left"/>
+            </w:pPr>
+            <w:r>
+              <w:t xml:space="preserve">ITSM categories, severity matrix and service levels configured; known-error database seeded</w:t>
+            </w:r>
+          </w:p>
+        </w:tc>
+        <w:tc>
+          <w:tcPr>
+            <w:tcW w:w="1272" w:type="dxa"/>
             <w:shd w:val="clear" w:color="auto" w:fill="F4F7FB"/>
             <w:vAlign w:val="top"/>
           </w:tcPr>
@@ -9901,39 +10112,39 @@
         </w:tc>
         <w:tc>
           <w:tcPr>
-            <w:tcW w:w="1876" w:type="dxa"/>
-            <w:shd w:val="clear" w:color="auto" w:fill="F4F7FB"/>
-            <w:vAlign w:val="top"/>
-          </w:tcPr>
-          <w:p>
-            <w:pPr>
-              <w:pStyle w:val="TableText"/>
-              <w:jc w:val="left"/>
-            </w:pPr>
-            <w:r>
-              <w:t xml:space="preserve">SRE</w:t>
-            </w:r>
-          </w:p>
-        </w:tc>
-        <w:tc>
-          <w:tcPr>
-            <w:tcW w:w="2253" w:type="dxa"/>
-            <w:shd w:val="clear" w:color="auto" w:fill="F4F7FB"/>
-            <w:vAlign w:val="top"/>
-          </w:tcPr>
-          <w:p>
-            <w:pPr>
-              <w:pStyle w:val="TableText"/>
-              <w:jc w:val="left"/>
-            </w:pPr>
-            <w:r>
-              <w:t xml:space="preserve">Results</w:t>
-            </w:r>
-          </w:p>
-        </w:tc>
-        <w:tc>
-          <w:tcPr>
-            <w:tcW w:w="2000" w:type="dxa"/>
+            <w:tcW w:w="1841" w:type="dxa"/>
+            <w:shd w:val="clear" w:color="auto" w:fill="F4F7FB"/>
+            <w:vAlign w:val="top"/>
+          </w:tcPr>
+          <w:p>
+            <w:pPr>
+              <w:pStyle w:val="TableText"/>
+              <w:jc w:val="left"/>
+            </w:pPr>
+            <w:r>
+              <w:t xml:space="preserve">Service desk</w:t>
+            </w:r>
+          </w:p>
+        </w:tc>
+        <w:tc>
+          <w:tcPr>
+            <w:tcW w:w="2687" w:type="dxa"/>
+            <w:shd w:val="clear" w:color="auto" w:fill="F4F7FB"/>
+            <w:vAlign w:val="top"/>
+          </w:tcPr>
+          <w:p>
+            <w:pPr>
+              <w:pStyle w:val="TableText"/>
+              <w:jc w:val="left"/>
+            </w:pPr>
+            <w:r>
+              <w:t xml:space="preserve">ITSM configuration</w:t>
+            </w:r>
+          </w:p>
+        </w:tc>
+        <w:tc>
+          <w:tcPr>
+            <w:tcW w:w="2070" w:type="dxa"/>
             <w:shd w:val="clear" w:color="auto" w:fill="F4F7FB"/>
             <w:vAlign w:val="top"/>
           </w:tcPr>
@@ -9954,7 +10165,7 @@
         </w:trPr>
         <w:tc>
           <w:tcPr>
-            <w:tcW w:w="1542" w:type="dxa"/>
+            <w:tcW w:w="1541" w:type="dxa"/>
             <w:noWrap/>
             <w:vAlign w:val="top"/>
           </w:tcPr>
@@ -9964,13 +10175,111 @@
               <w:jc w:val="left"/>
             </w:pPr>
             <w:r>
+              <w:t xml:space="preserve">PRC-OPS-10</w:t>
+            </w:r>
+          </w:p>
+        </w:tc>
+        <w:tc>
+          <w:tcPr>
+            <w:tcW w:w="4548" w:type="dxa"/>
+            <w:vAlign w:val="top"/>
+          </w:tcPr>
+          <w:p>
+            <w:pPr>
+              <w:pStyle w:val="TableText"/>
+              <w:jc w:val="left"/>
+            </w:pPr>
+            <w:r>
+              <w:t xml:space="preserve">Synthetic checks SYN-01 to SYN-09 live</w:t>
+            </w:r>
+          </w:p>
+        </w:tc>
+        <w:tc>
+          <w:tcPr>
+            <w:tcW w:w="1272" w:type="dxa"/>
+            <w:vAlign w:val="top"/>
+          </w:tcPr>
+          <w:p>
+            <w:pPr>
+              <w:pStyle w:val="TableText"/>
+              <w:jc w:val="left"/>
+            </w:pPr>
+            <w:r>
+              <w:t xml:space="preserve">P1</w:t>
+            </w:r>
+          </w:p>
+        </w:tc>
+        <w:tc>
+          <w:tcPr>
+            <w:tcW w:w="1841" w:type="dxa"/>
+            <w:vAlign w:val="top"/>
+          </w:tcPr>
+          <w:p>
+            <w:pPr>
+              <w:pStyle w:val="TableText"/>
+              <w:jc w:val="left"/>
+            </w:pPr>
+            <w:r>
+              <w:t xml:space="preserve">SRE</w:t>
+            </w:r>
+          </w:p>
+        </w:tc>
+        <w:tc>
+          <w:tcPr>
+            <w:tcW w:w="2687" w:type="dxa"/>
+            <w:vAlign w:val="top"/>
+          </w:tcPr>
+          <w:p>
+            <w:pPr>
+              <w:pStyle w:val="TableText"/>
+              <w:jc w:val="left"/>
+            </w:pPr>
+            <w:r>
+              <w:t xml:space="preserve">Results</w:t>
+            </w:r>
+          </w:p>
+        </w:tc>
+        <w:tc>
+          <w:tcPr>
+            <w:tcW w:w="2070" w:type="dxa"/>
+            <w:vAlign w:val="top"/>
+          </w:tcPr>
+          <w:p>
+            <w:pPr>
+              <w:pStyle w:val="TableText"/>
+              <w:jc w:val="left"/>
+            </w:pPr>
+            <w:r>
+              <w:t xml:space="preserve">Not started</w:t>
+            </w:r>
+          </w:p>
+        </w:tc>
+      </w:tr>
+      <w:tr>
+        <w:trPr>
+          <w:cantSplit/>
+        </w:trPr>
+        <w:tc>
+          <w:tcPr>
+            <w:tcW w:w="1541" w:type="dxa"/>
+            <w:shd w:val="clear" w:color="auto" w:fill="F4F7FB"/>
+            <w:noWrap/>
+            <w:vAlign w:val="top"/>
+          </w:tcPr>
+          <w:p>
+            <w:pPr>
+              <w:pStyle w:val="TableText"/>
+              <w:jc w:val="left"/>
+            </w:pPr>
+            <w:r>
               <w:t xml:space="preserve">PRC-OPS-11</w:t>
             </w:r>
           </w:p>
         </w:tc>
         <w:tc>
           <w:tcPr>
-            <w:tcW w:w="4983" w:type="dxa"/>
+            <w:tcW w:w="4548" w:type="dxa"/>
+            <w:shd w:val="clear" w:color="auto" w:fill="F4F7FB"/>
             <w:vAlign w:val="top"/>
           </w:tcPr>
           <w:p>
@@ -9985,7 +10294,8 @@
         </w:tc>
         <w:tc>
           <w:tcPr>
-            <w:tcW w:w="1305" w:type="dxa"/>
+            <w:tcW w:w="1272" w:type="dxa"/>
+            <w:shd w:val="clear" w:color="auto" w:fill="F4F7FB"/>
             <w:vAlign w:val="top"/>
           </w:tcPr>
           <w:p>
@@ -10000,7 +10310,8 @@
         </w:tc>
         <w:tc>
           <w:tcPr>
-            <w:tcW w:w="1876" w:type="dxa"/>
+            <w:tcW w:w="1841" w:type="dxa"/>
+            <w:shd w:val="clear" w:color="auto" w:fill="F4F7FB"/>
             <w:vAlign w:val="top"/>
           </w:tcPr>
           <w:p>
@@ -10015,7 +10326,8 @@
         </w:tc>
         <w:tc>
           <w:tcPr>
-            <w:tcW w:w="2253" w:type="dxa"/>
+            <w:tcW w:w="2687" w:type="dxa"/>
+            <w:shd w:val="clear" w:color="auto" w:fill="F4F7FB"/>
             <w:vAlign w:val="top"/>
           </w:tcPr>
           <w:p>
@@ -10030,7 +10342,8 @@
         </w:tc>
         <w:tc>
           <w:tcPr>
-            <w:tcW w:w="2000" w:type="dxa"/>
+            <w:tcW w:w="2070" w:type="dxa"/>
+            <w:shd w:val="clear" w:color="auto" w:fill="F4F7FB"/>
             <w:vAlign w:val="top"/>
           </w:tcPr>
           <w:p>
@@ -10102,12 +10415,12 @@
         <w:tblLook w:val="04A0" w:firstRow="1" w:lastRow="0" w:firstColumn="0" w:lastColumn="0" w:noHBand="0" w:noVBand="1"/>
       </w:tblPr>
       <w:tblGrid>
-        <w:gridCol w:w="1542"/>
-        <w:gridCol w:w="4983"/>
-        <w:gridCol w:w="1305"/>
-        <w:gridCol w:w="1876"/>
-        <w:gridCol w:w="2253"/>
-        <w:gridCol w:w="2000"/>
+        <w:gridCol w:w="1541"/>
+        <w:gridCol w:w="4548"/>
+        <w:gridCol w:w="1272"/>
+        <w:gridCol w:w="1841"/>
+        <w:gridCol w:w="2687"/>
+        <w:gridCol w:w="2070"/>
       </w:tblGrid>
       <w:tr>
         <w:trPr>
@@ -10116,7 +10429,7 @@
         </w:trPr>
         <w:tc>
           <w:tcPr>
-            <w:tcW w:w="1542" w:type="dxa"/>
+            <w:tcW w:w="1541" w:type="dxa"/>
             <w:shd w:val="clear" w:color="auto" w:fill="0F4761"/>
             <w:vAlign w:val="center"/>
           </w:tcPr>
@@ -10135,7 +10448,7 @@
         </w:tc>
         <w:tc>
           <w:tcPr>
-            <w:tcW w:w="4983" w:type="dxa"/>
+            <w:tcW w:w="4548" w:type="dxa"/>
             <w:shd w:val="clear" w:color="auto" w:fill="0F4761"/>
             <w:vAlign w:val="center"/>
           </w:tcPr>
@@ -10154,7 +10467,7 @@
         </w:tc>
         <w:tc>
           <w:tcPr>
-            <w:tcW w:w="1305" w:type="dxa"/>
+            <w:tcW w:w="1272" w:type="dxa"/>
             <w:shd w:val="clear" w:color="auto" w:fill="0F4761"/>
             <w:vAlign w:val="center"/>
           </w:tcPr>
@@ -10173,7 +10486,7 @@
         </w:tc>
         <w:tc>
           <w:tcPr>
-            <w:tcW w:w="1876" w:type="dxa"/>
+            <w:tcW w:w="1841" w:type="dxa"/>
             <w:shd w:val="clear" w:color="auto" w:fill="0F4761"/>
             <w:vAlign w:val="center"/>
           </w:tcPr>
@@ -10192,7 +10505,7 @@
         </w:tc>
         <w:tc>
           <w:tcPr>
-            <w:tcW w:w="2253" w:type="dxa"/>
+            <w:tcW w:w="2687" w:type="dxa"/>
             <w:shd w:val="clear" w:color="auto" w:fill="0F4761"/>
             <w:vAlign w:val="center"/>
           </w:tcPr>
@@ -10211,7 +10524,7 @@
         </w:tc>
         <w:tc>
           <w:tcPr>
-            <w:tcW w:w="2000" w:type="dxa"/>
+            <w:tcW w:w="2070" w:type="dxa"/>
             <w:shd w:val="clear" w:color="auto" w:fill="0F4761"/>
             <w:vAlign w:val="center"/>
           </w:tcPr>
@@ -10235,7 +10548,7 @@
         </w:trPr>
         <w:tc>
           <w:tcPr>
-            <w:tcW w:w="1542" w:type="dxa"/>
+            <w:tcW w:w="1541" w:type="dxa"/>
             <w:noWrap/>
             <w:vAlign w:val="top"/>
           </w:tcPr>
@@ -10251,7 +10564,7 @@
         </w:tc>
         <w:tc>
           <w:tcPr>
-            <w:tcW w:w="4983" w:type="dxa"/>
+            <w:tcW w:w="4548" w:type="dxa"/>
             <w:vAlign w:val="top"/>
           </w:tcPr>
           <w:p>
@@ -10266,7 +10579,7 @@
         </w:tc>
         <w:tc>
           <w:tcPr>
-            <w:tcW w:w="1305" w:type="dxa"/>
+            <w:tcW w:w="1272" w:type="dxa"/>
             <w:vAlign w:val="top"/>
           </w:tcPr>
           <w:p>
@@ -10281,7 +10594,7 @@
         </w:tc>
         <w:tc>
           <w:tcPr>
-            <w:tcW w:w="1876" w:type="dxa"/>
+            <w:tcW w:w="1841" w:type="dxa"/>
             <w:vAlign w:val="top"/>
           </w:tcPr>
           <w:p>
@@ -10296,7 +10609,7 @@
         </w:tc>
         <w:tc>
           <w:tcPr>
-            <w:tcW w:w="2253" w:type="dxa"/>
+            <w:tcW w:w="2687" w:type="dxa"/>
             <w:vAlign w:val="top"/>
           </w:tcPr>
           <w:p>
@@ -10311,7 +10624,7 @@
         </w:tc>
         <w:tc>
           <w:tcPr>
-            <w:tcW w:w="2000" w:type="dxa"/>
+            <w:tcW w:w="2070" w:type="dxa"/>
             <w:vAlign w:val="top"/>
           </w:tcPr>
           <w:p>
@@ -10331,7 +10644,7 @@
         </w:trPr>
         <w:tc>
           <w:tcPr>
-            <w:tcW w:w="1542" w:type="dxa"/>
+            <w:tcW w:w="1541" w:type="dxa"/>
             <w:shd w:val="clear" w:color="auto" w:fill="F4F7FB"/>
             <w:noWrap/>
             <w:vAlign w:val="top"/>
@@ -10348,7 +10661,7 @@
         </w:tc>
         <w:tc>
           <w:tcPr>
-            <w:tcW w:w="4983" w:type="dxa"/>
+            <w:tcW w:w="4548" w:type="dxa"/>
             <w:shd w:val="clear" w:color="auto" w:fill="F4F7FB"/>
             <w:vAlign w:val="top"/>
           </w:tcPr>
@@ -10364,7 +10677,7 @@
         </w:tc>
         <w:tc>
           <w:tcPr>
-            <w:tcW w:w="1305" w:type="dxa"/>
+            <w:tcW w:w="1272" w:type="dxa"/>
             <w:shd w:val="clear" w:color="auto" w:fill="F4F7FB"/>
             <w:vAlign w:val="top"/>
           </w:tcPr>
@@ -10380,7 +10693,7 @@
         </w:tc>
         <w:tc>
           <w:tcPr>
-            <w:tcW w:w="1876" w:type="dxa"/>
+            <w:tcW w:w="1841" w:type="dxa"/>
             <w:shd w:val="clear" w:color="auto" w:fill="F4F7FB"/>
             <w:vAlign w:val="top"/>
           </w:tcPr>
@@ -10396,7 +10709,7 @@
         </w:tc>
         <w:tc>
           <w:tcPr>
-            <w:tcW w:w="2253" w:type="dxa"/>
+            <w:tcW w:w="2687" w:type="dxa"/>
             <w:shd w:val="clear" w:color="auto" w:fill="F4F7FB"/>
             <w:vAlign w:val="top"/>
           </w:tcPr>
@@ -10412,7 +10725,7 @@
         </w:tc>
         <w:tc>
           <w:tcPr>
-            <w:tcW w:w="2000" w:type="dxa"/>
+            <w:tcW w:w="2070" w:type="dxa"/>
             <w:shd w:val="clear" w:color="auto" w:fill="F4F7FB"/>
             <w:vAlign w:val="top"/>
           </w:tcPr>
@@ -10433,7 +10746,7 @@
         </w:trPr>
         <w:tc>
           <w:tcPr>
-            <w:tcW w:w="1542" w:type="dxa"/>
+            <w:tcW w:w="1541" w:type="dxa"/>
             <w:noWrap/>
             <w:vAlign w:val="top"/>
           </w:tcPr>
@@ -10449,7 +10762,7 @@
         </w:tc>
         <w:tc>
           <w:tcPr>
-            <w:tcW w:w="4983" w:type="dxa"/>
+            <w:tcW w:w="4548" w:type="dxa"/>
             <w:vAlign w:val="top"/>
           </w:tcPr>
           <w:p>
@@ -10464,7 +10777,7 @@
         </w:tc>
         <w:tc>
           <w:tcPr>
-            <w:tcW w:w="1305" w:type="dxa"/>
+            <w:tcW w:w="1272" w:type="dxa"/>
             <w:vAlign w:val="top"/>
           </w:tcPr>
           <w:p>
@@ -10479,7 +10792,7 @@
         </w:tc>
         <w:tc>
           <w:tcPr>
-            <w:tcW w:w="1876" w:type="dxa"/>
+            <w:tcW w:w="1841" w:type="dxa"/>
             <w:vAlign w:val="top"/>
           </w:tcPr>
           <w:p>
@@ -10494,7 +10807,7 @@
         </w:tc>
         <w:tc>
           <w:tcPr>
-            <w:tcW w:w="2253" w:type="dxa"/>
+            <w:tcW w:w="2687" w:type="dxa"/>
             <w:vAlign w:val="top"/>
           </w:tcPr>
           <w:p>
@@ -10509,7 +10822,7 @@
         </w:tc>
         <w:tc>
           <w:tcPr>
-            <w:tcW w:w="2000" w:type="dxa"/>
+            <w:tcW w:w="2070" w:type="dxa"/>
             <w:vAlign w:val="top"/>
           </w:tcPr>
           <w:p>
@@ -10529,7 +10842,7 @@
         </w:trPr>
         <w:tc>
           <w:tcPr>
-            <w:tcW w:w="1542" w:type="dxa"/>
+            <w:tcW w:w="1541" w:type="dxa"/>
             <w:shd w:val="clear" w:color="auto" w:fill="F4F7FB"/>
             <w:noWrap/>
             <w:vAlign w:val="top"/>
@@ -10546,7 +10859,7 @@
         </w:tc>
         <w:tc>
           <w:tcPr>
-            <w:tcW w:w="4983" w:type="dxa"/>
+            <w:tcW w:w="4548" w:type="dxa"/>
             <w:shd w:val="clear" w:color="auto" w:fill="F4F7FB"/>
             <w:vAlign w:val="top"/>
           </w:tcPr>
@@ -10562,7 +10875,7 @@
         </w:tc>
         <w:tc>
           <w:tcPr>
-            <w:tcW w:w="1305" w:type="dxa"/>
+            <w:tcW w:w="1272" w:type="dxa"/>
             <w:shd w:val="clear" w:color="auto" w:fill="F4F7FB"/>
             <w:vAlign w:val="top"/>
           </w:tcPr>
@@ -10578,7 +10891,7 @@
         </w:tc>
         <w:tc>
           <w:tcPr>
-            <w:tcW w:w="1876" w:type="dxa"/>
+            <w:tcW w:w="1841" w:type="dxa"/>
             <w:shd w:val="clear" w:color="auto" w:fill="F4F7FB"/>
             <w:vAlign w:val="top"/>
           </w:tcPr>
@@ -10594,7 +10907,7 @@
         </w:tc>
         <w:tc>
           <w:tcPr>
-            <w:tcW w:w="2253" w:type="dxa"/>
+            <w:tcW w:w="2687" w:type="dxa"/>
             <w:shd w:val="clear" w:color="auto" w:fill="F4F7FB"/>
             <w:vAlign w:val="top"/>
           </w:tcPr>
@@ -10610,7 +10923,7 @@
         </w:tc>
         <w:tc>
           <w:tcPr>
-            <w:tcW w:w="2000" w:type="dxa"/>
+            <w:tcW w:w="2070" w:type="dxa"/>
             <w:shd w:val="clear" w:color="auto" w:fill="F4F7FB"/>
             <w:vAlign w:val="top"/>
           </w:tcPr>
@@ -10631,7 +10944,7 @@
         </w:trPr>
         <w:tc>
           <w:tcPr>
-            <w:tcW w:w="1542" w:type="dxa"/>
+            <w:tcW w:w="1541" w:type="dxa"/>
             <w:noWrap/>
             <w:vAlign w:val="top"/>
           </w:tcPr>
@@ -10647,7 +10960,7 @@
         </w:tc>
         <w:tc>
           <w:tcPr>
-            <w:tcW w:w="4983" w:type="dxa"/>
+            <w:tcW w:w="4548" w:type="dxa"/>
             <w:vAlign w:val="top"/>
           </w:tcPr>
           <w:p>
@@ -10662,7 +10975,7 @@
         </w:tc>
         <w:tc>
           <w:tcPr>
-            <w:tcW w:w="1305" w:type="dxa"/>
+            <w:tcW w:w="1272" w:type="dxa"/>
             <w:vAlign w:val="top"/>
           </w:tcPr>
           <w:p>
@@ -10677,7 +10990,7 @@
         </w:tc>
         <w:tc>
           <w:tcPr>
-            <w:tcW w:w="1876" w:type="dxa"/>
+            <w:tcW w:w="1841" w:type="dxa"/>
             <w:vAlign w:val="top"/>
           </w:tcPr>
           <w:p>
@@ -10692,7 +11005,7 @@
         </w:tc>
         <w:tc>
           <w:tcPr>
-            <w:tcW w:w="2253" w:type="dxa"/>
+            <w:tcW w:w="2687" w:type="dxa"/>
             <w:vAlign w:val="top"/>
           </w:tcPr>
           <w:p>
@@ -10707,7 +11020,7 @@
         </w:tc>
         <w:tc>
           <w:tcPr>
-            <w:tcW w:w="2000" w:type="dxa"/>
+            <w:tcW w:w="2070" w:type="dxa"/>
             <w:vAlign w:val="top"/>
           </w:tcPr>
           <w:p>
@@ -10727,7 +11040,7 @@
         </w:trPr>
         <w:tc>
           <w:tcPr>
-            <w:tcW w:w="1542" w:type="dxa"/>
+            <w:tcW w:w="1541" w:type="dxa"/>
             <w:shd w:val="clear" w:color="auto" w:fill="F4F7FB"/>
             <w:noWrap/>
             <w:vAlign w:val="top"/>
@@ -10744,7 +11057,7 @@
         </w:tc>
         <w:tc>
           <w:tcPr>
-            <w:tcW w:w="4983" w:type="dxa"/>
+            <w:tcW w:w="4548" w:type="dxa"/>
             <w:shd w:val="clear" w:color="auto" w:fill="F4F7FB"/>
             <w:vAlign w:val="top"/>
           </w:tcPr>
@@ -10760,7 +11073,7 @@
         </w:tc>
         <w:tc>
           <w:tcPr>
-            <w:tcW w:w="1305" w:type="dxa"/>
+            <w:tcW w:w="1272" w:type="dxa"/>
             <w:shd w:val="clear" w:color="auto" w:fill="F4F7FB"/>
             <w:vAlign w:val="top"/>
           </w:tcPr>
@@ -10776,7 +11089,7 @@
         </w:tc>
         <w:tc>
           <w:tcPr>
-            <w:tcW w:w="1876" w:type="dxa"/>
+            <w:tcW w:w="1841" w:type="dxa"/>
             <w:shd w:val="clear" w:color="auto" w:fill="F4F7FB"/>
             <w:vAlign w:val="top"/>
           </w:tcPr>
@@ -10792,7 +11105,7 @@
         </w:tc>
         <w:tc>
           <w:tcPr>
-            <w:tcW w:w="2253" w:type="dxa"/>
+            <w:tcW w:w="2687" w:type="dxa"/>
             <w:shd w:val="clear" w:color="auto" w:fill="F4F7FB"/>
             <w:vAlign w:val="top"/>
           </w:tcPr>
@@ -10808,7 +11121,7 @@
         </w:tc>
         <w:tc>
           <w:tcPr>
-            <w:tcW w:w="2000" w:type="dxa"/>
+            <w:tcW w:w="2070" w:type="dxa"/>
             <w:shd w:val="clear" w:color="auto" w:fill="F4F7FB"/>
             <w:vAlign w:val="top"/>
           </w:tcPr>
@@ -10829,7 +11142,7 @@
         </w:trPr>
         <w:tc>
           <w:tcPr>
-            <w:tcW w:w="1542" w:type="dxa"/>
+            <w:tcW w:w="1541" w:type="dxa"/>
             <w:noWrap/>
             <w:vAlign w:val="top"/>
           </w:tcPr>
@@ -10845,7 +11158,7 @@
         </w:tc>
         <w:tc>
           <w:tcPr>
-            <w:tcW w:w="4983" w:type="dxa"/>
+            <w:tcW w:w="4548" w:type="dxa"/>
             <w:vAlign w:val="top"/>
           </w:tcPr>
           <w:p>
@@ -10860,7 +11173,7 @@
         </w:tc>
         <w:tc>
           <w:tcPr>
-            <w:tcW w:w="1305" w:type="dxa"/>
+            <w:tcW w:w="1272" w:type="dxa"/>
             <w:vAlign w:val="top"/>
           </w:tcPr>
           <w:p>
@@ -10875,7 +11188,7 @@
         </w:tc>
         <w:tc>
           <w:tcPr>
-            <w:tcW w:w="1876" w:type="dxa"/>
+            <w:tcW w:w="1841" w:type="dxa"/>
             <w:vAlign w:val="top"/>
           </w:tcPr>
           <w:p>
@@ -10890,7 +11203,7 @@
         </w:tc>
         <w:tc>
           <w:tcPr>
-            <w:tcW w:w="2253" w:type="dxa"/>
+            <w:tcW w:w="2687" w:type="dxa"/>
             <w:vAlign w:val="top"/>
           </w:tcPr>
           <w:p>
@@ -10905,7 +11218,7 @@
         </w:tc>
         <w:tc>
           <w:tcPr>
-            <w:tcW w:w="2000" w:type="dxa"/>
+            <w:tcW w:w="2070" w:type="dxa"/>
             <w:vAlign w:val="top"/>
           </w:tcPr>
           <w:p>
@@ -10977,12 +11290,12 @@
         <w:tblLook w:val="04A0" w:firstRow="1" w:lastRow="0" w:firstColumn="0" w:lastColumn="0" w:noHBand="0" w:noVBand="1"/>
       </w:tblPr>
       <w:tblGrid>
-        <w:gridCol w:w="1542"/>
-        <w:gridCol w:w="4983"/>
-        <w:gridCol w:w="1305"/>
-        <w:gridCol w:w="1876"/>
-        <w:gridCol w:w="2253"/>
-        <w:gridCol w:w="2000"/>
+        <w:gridCol w:w="1541"/>
+        <w:gridCol w:w="4548"/>
+        <w:gridCol w:w="1272"/>
+        <w:gridCol w:w="1841"/>
+        <w:gridCol w:w="2687"/>
+        <w:gridCol w:w="2070"/>
       </w:tblGrid>
       <w:tr>
         <w:trPr>
@@ -10991,7 +11304,7 @@
         </w:trPr>
         <w:tc>
           <w:tcPr>
-            <w:tcW w:w="1542" w:type="dxa"/>
+            <w:tcW w:w="1541" w:type="dxa"/>
             <w:shd w:val="clear" w:color="auto" w:fill="0F4761"/>
             <w:vAlign w:val="center"/>
           </w:tcPr>
@@ -11010,7 +11323,7 @@
         </w:tc>
         <w:tc>
           <w:tcPr>
-            <w:tcW w:w="4983" w:type="dxa"/>
+            <w:tcW w:w="4548" w:type="dxa"/>
             <w:shd w:val="clear" w:color="auto" w:fill="0F4761"/>
             <w:vAlign w:val="center"/>
           </w:tcPr>
@@ -11029,7 +11342,7 @@
         </w:tc>
         <w:tc>
           <w:tcPr>
-            <w:tcW w:w="1305" w:type="dxa"/>
+            <w:tcW w:w="1272" w:type="dxa"/>
             <w:shd w:val="clear" w:color="auto" w:fill="0F4761"/>
             <w:vAlign w:val="center"/>
           </w:tcPr>
@@ -11048,7 +11361,7 @@
         </w:tc>
         <w:tc>
           <w:tcPr>
-            <w:tcW w:w="1876" w:type="dxa"/>
+            <w:tcW w:w="1841" w:type="dxa"/>
             <w:shd w:val="clear" w:color="auto" w:fill="0F4761"/>
             <w:vAlign w:val="center"/>
           </w:tcPr>
@@ -11067,7 +11380,7 @@
         </w:tc>
         <w:tc>
           <w:tcPr>
-            <w:tcW w:w="2253" w:type="dxa"/>
+            <w:tcW w:w="2687" w:type="dxa"/>
             <w:shd w:val="clear" w:color="auto" w:fill="0F4761"/>
             <w:vAlign w:val="center"/>
           </w:tcPr>
@@ -11086,7 +11399,7 @@
         </w:tc>
         <w:tc>
           <w:tcPr>
-            <w:tcW w:w="2000" w:type="dxa"/>
+            <w:tcW w:w="2070" w:type="dxa"/>
             <w:shd w:val="clear" w:color="auto" w:fill="0F4761"/>
             <w:vAlign w:val="center"/>
           </w:tcPr>
@@ -11110,7 +11423,7 @@
         </w:trPr>
         <w:tc>
           <w:tcPr>
-            <w:tcW w:w="1542" w:type="dxa"/>
+            <w:tcW w:w="1541" w:type="dxa"/>
             <w:noWrap/>
             <w:vAlign w:val="top"/>
           </w:tcPr>
@@ -11126,7 +11439,7 @@
         </w:tc>
         <w:tc>
           <w:tcPr>
-            <w:tcW w:w="4983" w:type="dxa"/>
+            <w:tcW w:w="4548" w:type="dxa"/>
             <w:vAlign w:val="top"/>
           </w:tcPr>
           <w:p>
@@ -11174,7 +11487,7 @@
         </w:tc>
         <w:tc>
           <w:tcPr>
-            <w:tcW w:w="1305" w:type="dxa"/>
+            <w:tcW w:w="1272" w:type="dxa"/>
             <w:vAlign w:val="top"/>
           </w:tcPr>
           <w:p>
@@ -11189,7 +11502,7 @@
         </w:tc>
         <w:tc>
           <w:tcPr>
-            <w:tcW w:w="1876" w:type="dxa"/>
+            <w:tcW w:w="1841" w:type="dxa"/>
             <w:vAlign w:val="top"/>
           </w:tcPr>
           <w:p>
@@ -11204,7 +11517,7 @@
         </w:tc>
         <w:tc>
           <w:tcPr>
-            <w:tcW w:w="2253" w:type="dxa"/>
+            <w:tcW w:w="2687" w:type="dxa"/>
             <w:vAlign w:val="top"/>
           </w:tcPr>
           <w:p>
@@ -11219,7 +11532,7 @@
         </w:tc>
         <w:tc>
           <w:tcPr>
-            <w:tcW w:w="2000" w:type="dxa"/>
+            <w:tcW w:w="2070" w:type="dxa"/>
             <w:vAlign w:val="top"/>
           </w:tcPr>
           <w:p>
@@ -11239,7 +11552,7 @@
         </w:trPr>
         <w:tc>
           <w:tcPr>
-            <w:tcW w:w="1542" w:type="dxa"/>
+            <w:tcW w:w="1541" w:type="dxa"/>
             <w:shd w:val="clear" w:color="auto" w:fill="F4F7FB"/>
             <w:noWrap/>
             <w:vAlign w:val="top"/>
@@ -11256,7 +11569,7 @@
         </w:tc>
         <w:tc>
           <w:tcPr>
-            <w:tcW w:w="4983" w:type="dxa"/>
+            <w:tcW w:w="4548" w:type="dxa"/>
             <w:shd w:val="clear" w:color="auto" w:fill="F4F7FB"/>
             <w:vAlign w:val="top"/>
           </w:tcPr>
@@ -11284,7 +11597,7 @@
         </w:tc>
         <w:tc>
           <w:tcPr>
-            <w:tcW w:w="1305" w:type="dxa"/>
+            <w:tcW w:w="1272" w:type="dxa"/>
             <w:shd w:val="clear" w:color="auto" w:fill="F4F7FB"/>
             <w:vAlign w:val="top"/>
           </w:tcPr>
@@ -11300,7 +11613,7 @@
         </w:tc>
         <w:tc>
           <w:tcPr>
-            <w:tcW w:w="1876" w:type="dxa"/>
+            <w:tcW w:w="1841" w:type="dxa"/>
             <w:shd w:val="clear" w:color="auto" w:fill="F4F7FB"/>
             <w:vAlign w:val="top"/>
           </w:tcPr>
@@ -11316,7 +11629,7 @@
         </w:tc>
         <w:tc>
           <w:tcPr>
-            <w:tcW w:w="2253" w:type="dxa"/>
+            <w:tcW w:w="2687" w:type="dxa"/>
             <w:shd w:val="clear" w:color="auto" w:fill="F4F7FB"/>
             <w:vAlign w:val="top"/>
           </w:tcPr>
@@ -11332,7 +11645,7 @@
         </w:tc>
         <w:tc>
           <w:tcPr>
-            <w:tcW w:w="2000" w:type="dxa"/>
+            <w:tcW w:w="2070" w:type="dxa"/>
             <w:shd w:val="clear" w:color="auto" w:fill="F4F7FB"/>
             <w:vAlign w:val="top"/>
           </w:tcPr>
@@ -11353,7 +11666,7 @@
         </w:trPr>
         <w:tc>
           <w:tcPr>
-            <w:tcW w:w="1542" w:type="dxa"/>
+            <w:tcW w:w="1541" w:type="dxa"/>
             <w:noWrap/>
             <w:vAlign w:val="top"/>
           </w:tcPr>
@@ -11369,7 +11682,7 @@
         </w:tc>
         <w:tc>
           <w:tcPr>
-            <w:tcW w:w="4983" w:type="dxa"/>
+            <w:tcW w:w="4548" w:type="dxa"/>
             <w:vAlign w:val="top"/>
           </w:tcPr>
           <w:p>
@@ -11435,7 +11748,7 @@
         </w:tc>
         <w:tc>
           <w:tcPr>
-            <w:tcW w:w="1305" w:type="dxa"/>
+            <w:tcW w:w="1272" w:type="dxa"/>
             <w:vAlign w:val="top"/>
           </w:tcPr>
           <w:p>
@@ -11450,7 +11763,7 @@
         </w:tc>
         <w:tc>
           <w:tcPr>
-            <w:tcW w:w="1876" w:type="dxa"/>
+            <w:tcW w:w="1841" w:type="dxa"/>
             <w:vAlign w:val="top"/>
           </w:tcPr>
           <w:p>
@@ -11465,7 +11778,7 @@
         </w:tc>
         <w:tc>
           <w:tcPr>
-            <w:tcW w:w="2253" w:type="dxa"/>
+            <w:tcW w:w="2687" w:type="dxa"/>
             <w:vAlign w:val="top"/>
           </w:tcPr>
           <w:p>
@@ -11480,7 +11793,7 @@
         </w:tc>
         <w:tc>
           <w:tcPr>
-            <w:tcW w:w="2000" w:type="dxa"/>
+            <w:tcW w:w="2070" w:type="dxa"/>
             <w:vAlign w:val="top"/>
           </w:tcPr>
           <w:p>
@@ -11509,7 +11822,7 @@
         </w:trPr>
         <w:tc>
           <w:tcPr>
-            <w:tcW w:w="1542" w:type="dxa"/>
+            <w:tcW w:w="1541" w:type="dxa"/>
             <w:shd w:val="clear" w:color="auto" w:fill="F4F7FB"/>
             <w:noWrap/>
             <w:vAlign w:val="top"/>
@@ -11526,7 +11839,7 @@
         </w:tc>
         <w:tc>
           <w:tcPr>
-            <w:tcW w:w="4983" w:type="dxa"/>
+            <w:tcW w:w="4548" w:type="dxa"/>
             <w:shd w:val="clear" w:color="auto" w:fill="F4F7FB"/>
             <w:vAlign w:val="top"/>
           </w:tcPr>
@@ -11542,7 +11855,7 @@
         </w:tc>
         <w:tc>
           <w:tcPr>
-            <w:tcW w:w="1305" w:type="dxa"/>
+            <w:tcW w:w="1272" w:type="dxa"/>
             <w:shd w:val="clear" w:color="auto" w:fill="F4F7FB"/>
             <w:vAlign w:val="top"/>
           </w:tcPr>
@@ -11558,7 +11871,7 @@
         </w:tc>
         <w:tc>
           <w:tcPr>
-            <w:tcW w:w="1876" w:type="dxa"/>
+            <w:tcW w:w="1841" w:type="dxa"/>
             <w:shd w:val="clear" w:color="auto" w:fill="F4F7FB"/>
             <w:vAlign w:val="top"/>
           </w:tcPr>
@@ -11574,7 +11887,7 @@
         </w:tc>
         <w:tc>
           <w:tcPr>
-            <w:tcW w:w="2253" w:type="dxa"/>
+            <w:tcW w:w="2687" w:type="dxa"/>
             <w:shd w:val="clear" w:color="auto" w:fill="F4F7FB"/>
             <w:vAlign w:val="top"/>
           </w:tcPr>
@@ -11590,7 +11903,7 @@
         </w:tc>
         <w:tc>
           <w:tcPr>
-            <w:tcW w:w="2000" w:type="dxa"/>
+            <w:tcW w:w="2070" w:type="dxa"/>
             <w:shd w:val="clear" w:color="auto" w:fill="F4F7FB"/>
             <w:vAlign w:val="top"/>
           </w:tcPr>
@@ -11611,7 +11924,7 @@
         </w:trPr>
         <w:tc>
           <w:tcPr>
-            <w:tcW w:w="1542" w:type="dxa"/>
+            <w:tcW w:w="1541" w:type="dxa"/>
             <w:noWrap/>
             <w:vAlign w:val="top"/>
           </w:tcPr>
@@ -11627,7 +11940,7 @@
         </w:tc>
         <w:tc>
           <w:tcPr>
-            <w:tcW w:w="4983" w:type="dxa"/>
+            <w:tcW w:w="4548" w:type="dxa"/>
             <w:vAlign w:val="top"/>
           </w:tcPr>
           <w:p>
@@ -11642,7 +11955,7 @@
         </w:tc>
         <w:tc>
           <w:tcPr>
-            <w:tcW w:w="1305" w:type="dxa"/>
+            <w:tcW w:w="1272" w:type="dxa"/>
             <w:vAlign w:val="top"/>
           </w:tcPr>
           <w:p>
@@ -11657,7 +11970,7 @@
         </w:tc>
         <w:tc>
           <w:tcPr>
-            <w:tcW w:w="1876" w:type="dxa"/>
+            <w:tcW w:w="1841" w:type="dxa"/>
             <w:vAlign w:val="top"/>
           </w:tcPr>
           <w:p>
@@ -11672,7 +11985,7 @@
         </w:tc>
         <w:tc>
           <w:tcPr>
-            <w:tcW w:w="2253" w:type="dxa"/>
+            <w:tcW w:w="2687" w:type="dxa"/>
             <w:vAlign w:val="top"/>
           </w:tcPr>
           <w:p>
@@ -11687,7 +12000,7 @@
         </w:tc>
         <w:tc>
           <w:tcPr>
-            <w:tcW w:w="2000" w:type="dxa"/>
+            <w:tcW w:w="2070" w:type="dxa"/>
             <w:vAlign w:val="top"/>
           </w:tcPr>
           <w:p>
@@ -11707,7 +12020,7 @@
         </w:trPr>
         <w:tc>
           <w:tcPr>
-            <w:tcW w:w="1542" w:type="dxa"/>
+            <w:tcW w:w="1541" w:type="dxa"/>
             <w:shd w:val="clear" w:color="auto" w:fill="F4F7FB"/>
             <w:noWrap/>
             <w:vAlign w:val="top"/>
@@ -11724,7 +12037,7 @@
         </w:tc>
         <w:tc>
           <w:tcPr>
-            <w:tcW w:w="4983" w:type="dxa"/>
+            <w:tcW w:w="4548" w:type="dxa"/>
             <w:shd w:val="clear" w:color="auto" w:fill="F4F7FB"/>
             <w:vAlign w:val="top"/>
           </w:tcPr>
@@ -11740,7 +12053,7 @@
         </w:tc>
         <w:tc>
           <w:tcPr>
-            <w:tcW w:w="1305" w:type="dxa"/>
+            <w:tcW w:w="1272" w:type="dxa"/>
             <w:shd w:val="clear" w:color="auto" w:fill="F4F7FB"/>
             <w:vAlign w:val="top"/>
           </w:tcPr>
@@ -11756,7 +12069,7 @@
         </w:tc>
         <w:tc>
           <w:tcPr>
-            <w:tcW w:w="1876" w:type="dxa"/>
+            <w:tcW w:w="1841" w:type="dxa"/>
             <w:shd w:val="clear" w:color="auto" w:fill="F4F7FB"/>
             <w:vAlign w:val="top"/>
           </w:tcPr>
@@ -11772,7 +12085,7 @@
         </w:tc>
         <w:tc>
           <w:tcPr>
-            <w:tcW w:w="2253" w:type="dxa"/>
+            <w:tcW w:w="2687" w:type="dxa"/>
             <w:shd w:val="clear" w:color="auto" w:fill="F4F7FB"/>
             <w:vAlign w:val="top"/>
           </w:tcPr>
@@ -11788,7 +12101,7 @@
         </w:tc>
         <w:tc>
           <w:tcPr>
-            <w:tcW w:w="2000" w:type="dxa"/>
+            <w:tcW w:w="2070" w:type="dxa"/>
             <w:shd w:val="clear" w:color="auto" w:fill="F4F7FB"/>
             <w:vAlign w:val="top"/>
           </w:tcPr>
@@ -11809,7 +12122,7 @@
         </w:trPr>
         <w:tc>
           <w:tcPr>
-            <w:tcW w:w="1542" w:type="dxa"/>
+            <w:tcW w:w="1541" w:type="dxa"/>
             <w:noWrap/>
             <w:vAlign w:val="top"/>
           </w:tcPr>
@@ -11825,7 +12138,7 @@
         </w:tc>
         <w:tc>
           <w:tcPr>
-            <w:tcW w:w="4983" w:type="dxa"/>
+            <w:tcW w:w="4548" w:type="dxa"/>
             <w:vAlign w:val="top"/>
           </w:tcPr>
           <w:p>
@@ -11840,7 +12153,7 @@
         </w:tc>
         <w:tc>
           <w:tcPr>
-            <w:tcW w:w="1305" w:type="dxa"/>
+            <w:tcW w:w="1272" w:type="dxa"/>
             <w:vAlign w:val="top"/>
           </w:tcPr>
           <w:p>
@@ -11855,7 +12168,7 @@
         </w:tc>
         <w:tc>
           <w:tcPr>
-            <w:tcW w:w="1876" w:type="dxa"/>
+            <w:tcW w:w="1841" w:type="dxa"/>
             <w:vAlign w:val="top"/>
           </w:tcPr>
           <w:p>
@@ -11870,7 +12183,7 @@
         </w:tc>
         <w:tc>
           <w:tcPr>
-            <w:tcW w:w="2253" w:type="dxa"/>
+            <w:tcW w:w="2687" w:type="dxa"/>
             <w:vAlign w:val="top"/>
           </w:tcPr>
           <w:p>
@@ -11885,7 +12198,7 @@
         </w:tc>
         <w:tc>
           <w:tcPr>
-            <w:tcW w:w="2000" w:type="dxa"/>
+            <w:tcW w:w="2070" w:type="dxa"/>
             <w:vAlign w:val="top"/>
           </w:tcPr>
           <w:p>
@@ -11957,12 +12270,12 @@
         <w:tblLook w:val="04A0" w:firstRow="1" w:lastRow="0" w:firstColumn="0" w:lastColumn="0" w:noHBand="0" w:noVBand="1"/>
       </w:tblPr>
       <w:tblGrid>
-        <w:gridCol w:w="1542"/>
-        <w:gridCol w:w="4983"/>
-        <w:gridCol w:w="1305"/>
-        <w:gridCol w:w="1876"/>
-        <w:gridCol w:w="2253"/>
-        <w:gridCol w:w="2000"/>
+        <w:gridCol w:w="1541"/>
+        <w:gridCol w:w="4548"/>
+        <w:gridCol w:w="1272"/>
+        <w:gridCol w:w="1841"/>
+        <w:gridCol w:w="2687"/>
+        <w:gridCol w:w="2070"/>
       </w:tblGrid>
       <w:tr>
         <w:trPr>
@@ -11971,7 +12284,7 @@
         </w:trPr>
         <w:tc>
           <w:tcPr>
-            <w:tcW w:w="1542" w:type="dxa"/>
+            <w:tcW w:w="1541" w:type="dxa"/>
             <w:shd w:val="clear" w:color="auto" w:fill="0F4761"/>
             <w:vAlign w:val="center"/>
           </w:tcPr>
@@ -11990,7 +12303,7 @@
         </w:tc>
         <w:tc>
           <w:tcPr>
-            <w:tcW w:w="4983" w:type="dxa"/>
+            <w:tcW w:w="4548" w:type="dxa"/>
             <w:shd w:val="clear" w:color="auto" w:fill="0F4761"/>
             <w:vAlign w:val="center"/>
           </w:tcPr>
@@ -12009,7 +12322,7 @@
         </w:tc>
         <w:tc>
           <w:tcPr>
-            <w:tcW w:w="1305" w:type="dxa"/>
+            <w:tcW w:w="1272" w:type="dxa"/>
             <w:shd w:val="clear" w:color="auto" w:fill="0F4761"/>
             <w:vAlign w:val="center"/>
           </w:tcPr>
@@ -12028,7 +12341,7 @@
         </w:tc>
         <w:tc>
           <w:tcPr>
-            <w:tcW w:w="1876" w:type="dxa"/>
+            <w:tcW w:w="1841" w:type="dxa"/>
             <w:shd w:val="clear" w:color="auto" w:fill="0F4761"/>
             <w:vAlign w:val="center"/>
           </w:tcPr>
@@ -12047,7 +12360,7 @@
         </w:tc>
         <w:tc>
           <w:tcPr>
-            <w:tcW w:w="2253" w:type="dxa"/>
+            <w:tcW w:w="2687" w:type="dxa"/>
             <w:shd w:val="clear" w:color="auto" w:fill="0F4761"/>
             <w:vAlign w:val="center"/>
           </w:tcPr>
@@ -12066,7 +12379,7 @@
         </w:tc>
         <w:tc>
           <w:tcPr>
-            <w:tcW w:w="2000" w:type="dxa"/>
+            <w:tcW w:w="2070" w:type="dxa"/>
             <w:shd w:val="clear" w:color="auto" w:fill="0F4761"/>
             <w:vAlign w:val="center"/>
           </w:tcPr>
@@ -12090,7 +12403,7 @@
         </w:trPr>
         <w:tc>
           <w:tcPr>
-            <w:tcW w:w="1542" w:type="dxa"/>
+            <w:tcW w:w="1541" w:type="dxa"/>
             <w:noWrap/>
             <w:vAlign w:val="top"/>
           </w:tcPr>
@@ -12106,7 +12419,7 @@
         </w:tc>
         <w:tc>
           <w:tcPr>
-            <w:tcW w:w="4983" w:type="dxa"/>
+            <w:tcW w:w="4548" w:type="dxa"/>
             <w:vAlign w:val="top"/>
           </w:tcPr>
           <w:p>
@@ -12121,7 +12434,7 @@
         </w:tc>
         <w:tc>
           <w:tcPr>
-            <w:tcW w:w="1305" w:type="dxa"/>
+            <w:tcW w:w="1272" w:type="dxa"/>
             <w:vAlign w:val="top"/>
           </w:tcPr>
           <w:p>
@@ -12136,7 +12449,7 @@
         </w:tc>
         <w:tc>
           <w:tcPr>
-            <w:tcW w:w="1876" w:type="dxa"/>
+            <w:tcW w:w="1841" w:type="dxa"/>
             <w:vAlign w:val="top"/>
           </w:tcPr>
           <w:p>
@@ -12151,7 +12464,7 @@
         </w:tc>
         <w:tc>
           <w:tcPr>
-            <w:tcW w:w="2253" w:type="dxa"/>
+            <w:tcW w:w="2687" w:type="dxa"/>
             <w:vAlign w:val="top"/>
           </w:tcPr>
           <w:p>
@@ -12166,7 +12479,7 @@
         </w:tc>
         <w:tc>
           <w:tcPr>
-            <w:tcW w:w="2000" w:type="dxa"/>
+            <w:tcW w:w="2070" w:type="dxa"/>
             <w:vAlign w:val="top"/>
           </w:tcPr>
           <w:p>
@@ -12186,7 +12499,7 @@
         </w:trPr>
         <w:tc>
           <w:tcPr>
-            <w:tcW w:w="1542" w:type="dxa"/>
+            <w:tcW w:w="1541" w:type="dxa"/>
             <w:shd w:val="clear" w:color="auto" w:fill="F4F7FB"/>
             <w:noWrap/>
             <w:vAlign w:val="top"/>
@@ -12203,7 +12516,7 @@
         </w:tc>
         <w:tc>
           <w:tcPr>
-            <w:tcW w:w="4983" w:type="dxa"/>
+            <w:tcW w:w="4548" w:type="dxa"/>
             <w:shd w:val="clear" w:color="auto" w:fill="F4F7FB"/>
             <w:vAlign w:val="top"/>
           </w:tcPr>
@@ -12219,7 +12532,7 @@
         </w:tc>
         <w:tc>
           <w:tcPr>
-            <w:tcW w:w="1305" w:type="dxa"/>
+            <w:tcW w:w="1272" w:type="dxa"/>
             <w:shd w:val="clear" w:color="auto" w:fill="F4F7FB"/>
             <w:vAlign w:val="top"/>
           </w:tcPr>
@@ -12235,7 +12548,7 @@
         </w:tc>
         <w:tc>
           <w:tcPr>
-            <w:tcW w:w="1876" w:type="dxa"/>
+            <w:tcW w:w="1841" w:type="dxa"/>
             <w:shd w:val="clear" w:color="auto" w:fill="F4F7FB"/>
             <w:vAlign w:val="top"/>
           </w:tcPr>
@@ -12251,7 +12564,7 @@
         </w:tc>
         <w:tc>
           <w:tcPr>
-            <w:tcW w:w="2253" w:type="dxa"/>
+            <w:tcW w:w="2687" w:type="dxa"/>
             <w:shd w:val="clear" w:color="auto" w:fill="F4F7FB"/>
             <w:vAlign w:val="top"/>
           </w:tcPr>
@@ -12267,7 +12580,7 @@
         </w:tc>
         <w:tc>
           <w:tcPr>
-            <w:tcW w:w="2000" w:type="dxa"/>
+            <w:tcW w:w="2070" w:type="dxa"/>
             <w:shd w:val="clear" w:color="auto" w:fill="F4F7FB"/>
             <w:vAlign w:val="top"/>
           </w:tcPr>
@@ -12288,7 +12601,7 @@
         </w:trPr>
         <w:tc>
           <w:tcPr>
-            <w:tcW w:w="1542" w:type="dxa"/>
+            <w:tcW w:w="1541" w:type="dxa"/>
             <w:noWrap/>
             <w:vAlign w:val="top"/>
           </w:tcPr>
@@ -12304,7 +12617,7 @@
         </w:tc>
         <w:tc>
           <w:tcPr>
-            <w:tcW w:w="4983" w:type="dxa"/>
+            <w:tcW w:w="4548" w:type="dxa"/>
             <w:vAlign w:val="top"/>
           </w:tcPr>
           <w:p>
@@ -12319,7 +12632,7 @@
         </w:tc>
         <w:tc>
           <w:tcPr>
-            <w:tcW w:w="1305" w:type="dxa"/>
+            <w:tcW w:w="1272" w:type="dxa"/>
             <w:vAlign w:val="top"/>
           </w:tcPr>
           <w:p>
@@ -12334,7 +12647,7 @@
         </w:tc>
         <w:tc>
           <w:tcPr>
-            <w:tcW w:w="1876" w:type="dxa"/>
+            <w:tcW w:w="1841" w:type="dxa"/>
             <w:vAlign w:val="top"/>
           </w:tcPr>
           <w:p>
@@ -12349,7 +12662,7 @@
         </w:tc>
         <w:tc>
           <w:tcPr>
-            <w:tcW w:w="2253" w:type="dxa"/>
+            <w:tcW w:w="2687" w:type="dxa"/>
             <w:vAlign w:val="top"/>
           </w:tcPr>
           <w:p>
@@ -12364,7 +12677,7 @@
         </w:tc>
         <w:tc>
           <w:tcPr>
-            <w:tcW w:w="2000" w:type="dxa"/>
+            <w:tcW w:w="2070" w:type="dxa"/>
             <w:vAlign w:val="top"/>
           </w:tcPr>
           <w:p>
@@ -12384,7 +12697,7 @@
         </w:trPr>
         <w:tc>
           <w:tcPr>
-            <w:tcW w:w="1542" w:type="dxa"/>
+            <w:tcW w:w="1541" w:type="dxa"/>
             <w:shd w:val="clear" w:color="auto" w:fill="F4F7FB"/>
             <w:noWrap/>
             <w:vAlign w:val="top"/>
@@ -12401,7 +12714,7 @@
         </w:tc>
         <w:tc>
           <w:tcPr>
-            <w:tcW w:w="4983" w:type="dxa"/>
+            <w:tcW w:w="4548" w:type="dxa"/>
             <w:shd w:val="clear" w:color="auto" w:fill="F4F7FB"/>
             <w:vAlign w:val="top"/>
           </w:tcPr>
@@ -12417,7 +12730,7 @@
         </w:tc>
         <w:tc>
           <w:tcPr>
-            <w:tcW w:w="1305" w:type="dxa"/>
+            <w:tcW w:w="1272" w:type="dxa"/>
             <w:shd w:val="clear" w:color="auto" w:fill="F4F7FB"/>
             <w:vAlign w:val="top"/>
           </w:tcPr>
@@ -12433,7 +12746,7 @@
         </w:tc>
         <w:tc>
           <w:tcPr>
-            <w:tcW w:w="1876" w:type="dxa"/>
+            <w:tcW w:w="1841" w:type="dxa"/>
             <w:shd w:val="clear" w:color="auto" w:fill="F4F7FB"/>
             <w:vAlign w:val="top"/>
           </w:tcPr>
@@ -12449,7 +12762,7 @@
         </w:tc>
         <w:tc>
           <w:tcPr>
-            <w:tcW w:w="2253" w:type="dxa"/>
+            <w:tcW w:w="2687" w:type="dxa"/>
             <w:shd w:val="clear" w:color="auto" w:fill="F4F7FB"/>
             <w:vAlign w:val="top"/>
           </w:tcPr>
@@ -12465,7 +12778,7 @@
         </w:tc>
         <w:tc>
           <w:tcPr>
-            <w:tcW w:w="2000" w:type="dxa"/>
+            <w:tcW w:w="2070" w:type="dxa"/>
             <w:shd w:val="clear" w:color="auto" w:fill="F4F7FB"/>
             <w:vAlign w:val="top"/>
           </w:tcPr>
@@ -12486,7 +12799,7 @@
         </w:trPr>
         <w:tc>
           <w:tcPr>
-            <w:tcW w:w="1542" w:type="dxa"/>
+            <w:tcW w:w="1541" w:type="dxa"/>
             <w:noWrap/>
             <w:vAlign w:val="top"/>
           </w:tcPr>
@@ -12502,7 +12815,7 @@
         </w:tc>
         <w:tc>
           <w:tcPr>
-            <w:tcW w:w="4983" w:type="dxa"/>
+            <w:tcW w:w="4548" w:type="dxa"/>
             <w:vAlign w:val="top"/>
           </w:tcPr>
           <w:p>
@@ -12517,7 +12830,7 @@
         </w:tc>
         <w:tc>
           <w:tcPr>
-            <w:tcW w:w="1305" w:type="dxa"/>
+            <w:tcW w:w="1272" w:type="dxa"/>
             <w:vAlign w:val="top"/>
           </w:tcPr>
           <w:p>
@@ -12532,7 +12845,7 @@
         </w:tc>
         <w:tc>
           <w:tcPr>
-            <w:tcW w:w="1876" w:type="dxa"/>
+            <w:tcW w:w="1841" w:type="dxa"/>
             <w:vAlign w:val="top"/>
           </w:tcPr>
           <w:p>
@@ -12547,7 +12860,7 @@
         </w:tc>
         <w:tc>
           <w:tcPr>
-            <w:tcW w:w="2253" w:type="dxa"/>
+            <w:tcW w:w="2687" w:type="dxa"/>
             <w:vAlign w:val="top"/>
           </w:tcPr>
           <w:p>
@@ -12562,7 +12875,7 @@
         </w:tc>
         <w:tc>
           <w:tcPr>
-            <w:tcW w:w="2000" w:type="dxa"/>
+            <w:tcW w:w="2070" w:type="dxa"/>
             <w:vAlign w:val="top"/>
           </w:tcPr>
           <w:p>
@@ -12582,7 +12895,7 @@
         </w:trPr>
         <w:tc>
           <w:tcPr>
-            <w:tcW w:w="1542" w:type="dxa"/>
+            <w:tcW w:w="1541" w:type="dxa"/>
             <w:shd w:val="clear" w:color="auto" w:fill="F4F7FB"/>
             <w:noWrap/>
             <w:vAlign w:val="top"/>
@@ -12599,7 +12912,7 @@
         </w:tc>
         <w:tc>
           <w:tcPr>
-            <w:tcW w:w="4983" w:type="dxa"/>
+            <w:tcW w:w="4548" w:type="dxa"/>
             <w:shd w:val="clear" w:color="auto" w:fill="F4F7FB"/>
             <w:vAlign w:val="top"/>
           </w:tcPr>
@@ -12615,7 +12928,7 @@
         </w:tc>
         <w:tc>
           <w:tcPr>
-            <w:tcW w:w="1305" w:type="dxa"/>
+            <w:tcW w:w="1272" w:type="dxa"/>
             <w:shd w:val="clear" w:color="auto" w:fill="F4F7FB"/>
             <w:vAlign w:val="top"/>
           </w:tcPr>
@@ -12631,7 +12944,7 @@
         </w:tc>
         <w:tc>
           <w:tcPr>
-            <w:tcW w:w="1876" w:type="dxa"/>
+            <w:tcW w:w="1841" w:type="dxa"/>
             <w:shd w:val="clear" w:color="auto" w:fill="F4F7FB"/>
             <w:vAlign w:val="top"/>
           </w:tcPr>
@@ -12647,7 +12960,7 @@
         </w:tc>
         <w:tc>
           <w:tcPr>
-            <w:tcW w:w="2253" w:type="dxa"/>
+            <w:tcW w:w="2687" w:type="dxa"/>
             <w:shd w:val="clear" w:color="auto" w:fill="F4F7FB"/>
             <w:vAlign w:val="top"/>
           </w:tcPr>
@@ -12663,7 +12976,7 @@
         </w:tc>
         <w:tc>
           <w:tcPr>
-            <w:tcW w:w="2000" w:type="dxa"/>
+            <w:tcW w:w="2070" w:type="dxa"/>
             <w:shd w:val="clear" w:color="auto" w:fill="F4F7FB"/>
             <w:vAlign w:val="top"/>
           </w:tcPr>
@@ -12684,7 +12997,7 @@
         </w:trPr>
         <w:tc>
           <w:tcPr>
-            <w:tcW w:w="1542" w:type="dxa"/>
+            <w:tcW w:w="1541" w:type="dxa"/>
             <w:noWrap/>
             <w:vAlign w:val="top"/>
           </w:tcPr>
@@ -12700,7 +13013,7 @@
         </w:tc>
         <w:tc>
           <w:tcPr>
-            <w:tcW w:w="4983" w:type="dxa"/>
+            <w:tcW w:w="4548" w:type="dxa"/>
             <w:vAlign w:val="top"/>
           </w:tcPr>
           <w:p>
@@ -12715,7 +13028,7 @@
         </w:tc>
         <w:tc>
           <w:tcPr>
-            <w:tcW w:w="1305" w:type="dxa"/>
+            <w:tcW w:w="1272" w:type="dxa"/>
             <w:vAlign w:val="top"/>
           </w:tcPr>
           <w:p>
@@ -12730,7 +13043,7 @@
         </w:tc>
         <w:tc>
           <w:tcPr>
-            <w:tcW w:w="1876" w:type="dxa"/>
+            <w:tcW w:w="1841" w:type="dxa"/>
             <w:vAlign w:val="top"/>
           </w:tcPr>
           <w:p>
@@ -12745,7 +13058,7 @@
         </w:tc>
         <w:tc>
           <w:tcPr>
-            <w:tcW w:w="2253" w:type="dxa"/>
+            <w:tcW w:w="2687" w:type="dxa"/>
             <w:vAlign w:val="top"/>
           </w:tcPr>
           <w:p>
@@ -12760,7 +13073,7 @@
         </w:tc>
         <w:tc>
           <w:tcPr>
-            <w:tcW w:w="2000" w:type="dxa"/>
+            <w:tcW w:w="2070" w:type="dxa"/>
             <w:vAlign w:val="top"/>
           </w:tcPr>
           <w:p>
@@ -12780,7 +13093,7 @@
         </w:trPr>
         <w:tc>
           <w:tcPr>
-            <w:tcW w:w="1542" w:type="dxa"/>
+            <w:tcW w:w="1541" w:type="dxa"/>
             <w:shd w:val="clear" w:color="auto" w:fill="F4F7FB"/>
             <w:noWrap/>
             <w:vAlign w:val="top"/>
@@ -12797,7 +13110,7 @@
         </w:tc>
         <w:tc>
           <w:tcPr>
-            <w:tcW w:w="4983" w:type="dxa"/>
+            <w:tcW w:w="4548" w:type="dxa"/>
             <w:shd w:val="clear" w:color="auto" w:fill="F4F7FB"/>
             <w:vAlign w:val="top"/>
           </w:tcPr>
@@ -12813,7 +13126,7 @@
         </w:tc>
         <w:tc>
           <w:tcPr>
-            <w:tcW w:w="1305" w:type="dxa"/>
+            <w:tcW w:w="1272" w:type="dxa"/>
             <w:shd w:val="clear" w:color="auto" w:fill="F4F7FB"/>
             <w:vAlign w:val="top"/>
           </w:tcPr>
@@ -12829,7 +13142,7 @@
         </w:tc>
         <w:tc>
           <w:tcPr>
-            <w:tcW w:w="1876" w:type="dxa"/>
+            <w:tcW w:w="1841" w:type="dxa"/>
             <w:shd w:val="clear" w:color="auto" w:fill="F4F7FB"/>
             <w:vAlign w:val="top"/>
           </w:tcPr>
@@ -12845,7 +13158,7 @@
         </w:tc>
         <w:tc>
           <w:tcPr>
-            <w:tcW w:w="2253" w:type="dxa"/>
+            <w:tcW w:w="2687" w:type="dxa"/>
             <w:shd w:val="clear" w:color="auto" w:fill="F4F7FB"/>
             <w:vAlign w:val="top"/>
           </w:tcPr>
@@ -12861,7 +13174,7 @@
         </w:tc>
         <w:tc>
           <w:tcPr>
-            <w:tcW w:w="2000" w:type="dxa"/>
+            <w:tcW w:w="2070" w:type="dxa"/>
             <w:shd w:val="clear" w:color="auto" w:fill="F4F7FB"/>
             <w:vAlign w:val="top"/>
           </w:tcPr>
@@ -12882,7 +13195,7 @@
         </w:trPr>
         <w:tc>
           <w:tcPr>
-            <w:tcW w:w="1542" w:type="dxa"/>
+            <w:tcW w:w="1541" w:type="dxa"/>
             <w:noWrap/>
             <w:vAlign w:val="top"/>
           </w:tcPr>
@@ -12898,7 +13211,7 @@
         </w:tc>
         <w:tc>
           <w:tcPr>
-            <w:tcW w:w="4983" w:type="dxa"/>
+            <w:tcW w:w="4548" w:type="dxa"/>
             <w:vAlign w:val="top"/>
           </w:tcPr>
           <w:p>
@@ -12913,7 +13226,7 @@
         </w:tc>
         <w:tc>
           <w:tcPr>
-            <w:tcW w:w="1305" w:type="dxa"/>
+            <w:tcW w:w="1272" w:type="dxa"/>
             <w:vAlign w:val="top"/>
           </w:tcPr>
           <w:p>
@@ -12928,7 +13241,7 @@
         </w:tc>
         <w:tc>
           <w:tcPr>
-            <w:tcW w:w="1876" w:type="dxa"/>
+            <w:tcW w:w="1841" w:type="dxa"/>
             <w:vAlign w:val="top"/>
           </w:tcPr>
           <w:p>
@@ -12943,7 +13256,7 @@
         </w:tc>
         <w:tc>
           <w:tcPr>
-            <w:tcW w:w="2253" w:type="dxa"/>
+            <w:tcW w:w="2687" w:type="dxa"/>
             <w:vAlign w:val="top"/>
           </w:tcPr>
           <w:p>
@@ -12958,7 +13271,7 @@
         </w:tc>
         <w:tc>
           <w:tcPr>
-            <w:tcW w:w="2000" w:type="dxa"/>
+            <w:tcW w:w="2070" w:type="dxa"/>
             <w:vAlign w:val="top"/>
           </w:tcPr>
           <w:p>
@@ -12978,7 +13291,7 @@
         </w:trPr>
         <w:tc>
           <w:tcPr>
-            <w:tcW w:w="1542" w:type="dxa"/>
+            <w:tcW w:w="1541" w:type="dxa"/>
             <w:shd w:val="clear" w:color="auto" w:fill="F4F7FB"/>
             <w:noWrap/>
             <w:vAlign w:val="top"/>
@@ -12995,23 +13308,23 @@
         </w:tc>
         <w:tc>
           <w:tcPr>
-            <w:tcW w:w="4983" w:type="dxa"/>
-            <w:shd w:val="clear" w:color="auto" w:fill="F4F7FB"/>
-            <w:vAlign w:val="top"/>
-          </w:tcPr>
-          <w:p>
-            <w:pPr>
-              <w:pStyle w:val="TableText"/>
-              <w:jc w:val="left"/>
-            </w:pPr>
-            <w:r>
-              <w:t xml:space="preserve">DSAR procedure (SOP-05) working; export and erasure scope complete (KI-29 fixed; TC-105, TC-107)</w:t>
-            </w:r>
-          </w:p>
-        </w:tc>
-        <w:tc>
-          <w:tcPr>
-            <w:tcW w:w="1305" w:type="dxa"/>
+            <w:tcW w:w="4548" w:type="dxa"/>
+            <w:shd w:val="clear" w:color="auto" w:fill="F4F7FB"/>
+            <w:vAlign w:val="top"/>
+          </w:tcPr>
+          <w:p>
+            <w:pPr>
+              <w:pStyle w:val="TableText"/>
+              <w:jc w:val="left"/>
+            </w:pPr>
+            <w:r>
+              <w:t xml:space="preserve">Data-request procedure (SOP-05) working: register in the console, identity check before export or erasure, escalation of overdue requests; export and erasure scope complete (KI-29 fixed; TC-105, TC-107)</w:t>
+            </w:r>
+          </w:p>
+        </w:tc>
+        <w:tc>
+          <w:tcPr>
+            <w:tcW w:w="1272" w:type="dxa"/>
             <w:shd w:val="clear" w:color="auto" w:fill="F4F7FB"/>
             <w:vAlign w:val="top"/>
           </w:tcPr>
@@ -13027,7 +13340,7 @@
         </w:tc>
         <w:tc>
           <w:tcPr>
-            <w:tcW w:w="1876" w:type="dxa"/>
+            <w:tcW w:w="1841" w:type="dxa"/>
             <w:shd w:val="clear" w:color="auto" w:fill="F4F7FB"/>
             <w:vAlign w:val="top"/>
           </w:tcPr>
@@ -13043,7 +13356,7 @@
         </w:tc>
         <w:tc>
           <w:tcPr>
-            <w:tcW w:w="2253" w:type="dxa"/>
+            <w:tcW w:w="2687" w:type="dxa"/>
             <w:shd w:val="clear" w:color="auto" w:fill="F4F7FB"/>
             <w:vAlign w:val="top"/>
           </w:tcPr>
@@ -13059,17 +13372,17 @@
         </w:tc>
         <w:tc>
           <w:tcPr>
-            <w:tcW w:w="2000" w:type="dxa"/>
-            <w:shd w:val="clear" w:color="auto" w:fill="F4F7FB"/>
-            <w:vAlign w:val="top"/>
-          </w:tcPr>
-          <w:p>
-            <w:pPr>
-              <w:pStyle w:val="TableText"/>
-              <w:jc w:val="left"/>
-            </w:pPr>
-            <w:r>
-              <w:t xml:space="preserve">In progress</w:t>
+            <w:tcW w:w="2070" w:type="dxa"/>
+            <w:shd w:val="clear" w:color="auto" w:fill="F4F7FB"/>
+            <w:vAlign w:val="top"/>
+          </w:tcPr>
+          <w:p>
+            <w:pPr>
+              <w:pStyle w:val="TableText"/>
+              <w:jc w:val="left"/>
+            </w:pPr>
+            <w:r>
+              <w:t xml:space="preserve">In progress: register built; procedure sign-off pending</w:t>
             </w:r>
           </w:p>
         </w:tc>
@@ -13080,7 +13393,7 @@
         </w:trPr>
         <w:tc>
           <w:tcPr>
-            <w:tcW w:w="1542" w:type="dxa"/>
+            <w:tcW w:w="1541" w:type="dxa"/>
             <w:noWrap/>
             <w:vAlign w:val="top"/>
           </w:tcPr>
@@ -13096,7 +13409,7 @@
         </w:tc>
         <w:tc>
           <w:tcPr>
-            <w:tcW w:w="4983" w:type="dxa"/>
+            <w:tcW w:w="4548" w:type="dxa"/>
             <w:vAlign w:val="top"/>
           </w:tcPr>
           <w:p>
@@ -13111,7 +13424,7 @@
         </w:tc>
         <w:tc>
           <w:tcPr>
-            <w:tcW w:w="1305" w:type="dxa"/>
+            <w:tcW w:w="1272" w:type="dxa"/>
             <w:vAlign w:val="top"/>
           </w:tcPr>
           <w:p>
@@ -13126,7 +13439,7 @@
         </w:tc>
         <w:tc>
           <w:tcPr>
-            <w:tcW w:w="1876" w:type="dxa"/>
+            <w:tcW w:w="1841" w:type="dxa"/>
             <w:vAlign w:val="top"/>
           </w:tcPr>
           <w:p>
@@ -13141,7 +13454,7 @@
         </w:tc>
         <w:tc>
           <w:tcPr>
-            <w:tcW w:w="2253" w:type="dxa"/>
+            <w:tcW w:w="2687" w:type="dxa"/>
             <w:vAlign w:val="top"/>
           </w:tcPr>
           <w:p>
@@ -13156,7 +13469,7 @@
         </w:tc>
         <w:tc>
           <w:tcPr>
-            <w:tcW w:w="2000" w:type="dxa"/>
+            <w:tcW w:w="2070" w:type="dxa"/>
             <w:vAlign w:val="top"/>
           </w:tcPr>
           <w:p>
@@ -13176,7 +13489,7 @@
         </w:trPr>
         <w:tc>
           <w:tcPr>
-            <w:tcW w:w="1542" w:type="dxa"/>
+            <w:tcW w:w="1541" w:type="dxa"/>
             <w:shd w:val="clear" w:color="auto" w:fill="F4F7FB"/>
             <w:noWrap/>
             <w:vAlign w:val="top"/>
@@ -13193,7 +13506,7 @@
         </w:tc>
         <w:tc>
           <w:tcPr>
-            <w:tcW w:w="4983" w:type="dxa"/>
+            <w:tcW w:w="4548" w:type="dxa"/>
             <w:shd w:val="clear" w:color="auto" w:fill="F4F7FB"/>
             <w:vAlign w:val="top"/>
           </w:tcPr>
@@ -13209,7 +13522,7 @@
         </w:tc>
         <w:tc>
           <w:tcPr>
-            <w:tcW w:w="1305" w:type="dxa"/>
+            <w:tcW w:w="1272" w:type="dxa"/>
             <w:shd w:val="clear" w:color="auto" w:fill="F4F7FB"/>
             <w:vAlign w:val="top"/>
           </w:tcPr>
@@ -13225,7 +13538,7 @@
         </w:tc>
         <w:tc>
           <w:tcPr>
-            <w:tcW w:w="1876" w:type="dxa"/>
+            <w:tcW w:w="1841" w:type="dxa"/>
             <w:shd w:val="clear" w:color="auto" w:fill="F4F7FB"/>
             <w:vAlign w:val="top"/>
           </w:tcPr>
@@ -13241,7 +13554,7 @@
         </w:tc>
         <w:tc>
           <w:tcPr>
-            <w:tcW w:w="2253" w:type="dxa"/>
+            <w:tcW w:w="2687" w:type="dxa"/>
             <w:shd w:val="clear" w:color="auto" w:fill="F4F7FB"/>
             <w:vAlign w:val="top"/>
           </w:tcPr>
@@ -13257,7 +13570,7 @@
         </w:tc>
         <w:tc>
           <w:tcPr>
-            <w:tcW w:w="2000" w:type="dxa"/>
+            <w:tcW w:w="2070" w:type="dxa"/>
             <w:shd w:val="clear" w:color="auto" w:fill="F4F7FB"/>
             <w:vAlign w:val="top"/>
           </w:tcPr>
@@ -13278,7 +13591,7 @@
         </w:trPr>
         <w:tc>
           <w:tcPr>
-            <w:tcW w:w="1542" w:type="dxa"/>
+            <w:tcW w:w="1541" w:type="dxa"/>
             <w:noWrap/>
             <w:vAlign w:val="top"/>
           </w:tcPr>
@@ -13294,7 +13607,7 @@
         </w:tc>
         <w:tc>
           <w:tcPr>
-            <w:tcW w:w="4983" w:type="dxa"/>
+            <w:tcW w:w="4548" w:type="dxa"/>
             <w:vAlign w:val="top"/>
           </w:tcPr>
           <w:p>
@@ -13309,7 +13622,7 @@
         </w:tc>
         <w:tc>
           <w:tcPr>
-            <w:tcW w:w="1305" w:type="dxa"/>
+            <w:tcW w:w="1272" w:type="dxa"/>
             <w:vAlign w:val="top"/>
           </w:tcPr>
           <w:p>
@@ -13324,7 +13637,7 @@
         </w:tc>
         <w:tc>
           <w:tcPr>
-            <w:tcW w:w="1876" w:type="dxa"/>
+            <w:tcW w:w="1841" w:type="dxa"/>
             <w:vAlign w:val="top"/>
           </w:tcPr>
           <w:p>
@@ -13339,7 +13652,7 @@
         </w:tc>
         <w:tc>
           <w:tcPr>
-            <w:tcW w:w="2253" w:type="dxa"/>
+            <w:tcW w:w="2687" w:type="dxa"/>
             <w:vAlign w:val="top"/>
           </w:tcPr>
           <w:p>
@@ -13354,7 +13667,220 @@
         </w:tc>
         <w:tc>
           <w:tcPr>
-            <w:tcW w:w="2000" w:type="dxa"/>
+            <w:tcW w:w="2070" w:type="dxa"/>
+            <w:vAlign w:val="top"/>
+          </w:tcPr>
+          <w:p>
+            <w:pPr>
+              <w:pStyle w:val="TableText"/>
+              <w:jc w:val="left"/>
+            </w:pPr>
+            <w:r>
+              <w:t xml:space="preserve">Not started</w:t>
+            </w:r>
+          </w:p>
+        </w:tc>
+      </w:tr>
+      <w:tr>
+        <w:trPr>
+          <w:cantSplit/>
+        </w:trPr>
+        <w:tc>
+          <w:tcPr>
+            <w:tcW w:w="1541" w:type="dxa"/>
+            <w:shd w:val="clear" w:color="auto" w:fill="F4F7FB"/>
+            <w:noWrap/>
+            <w:vAlign w:val="top"/>
+          </w:tcPr>
+          <w:p>
+            <w:pPr>
+              <w:pStyle w:val="TableText"/>
+              <w:jc w:val="left"/>
+            </w:pPr>
+            <w:r>
+              <w:t xml:space="preserve">PRC-COMP-14</w:t>
+            </w:r>
+          </w:p>
+        </w:tc>
+        <w:tc>
+          <w:tcPr>
+            <w:tcW w:w="4548" w:type="dxa"/>
+            <w:shd w:val="clear" w:color="auto" w:fill="F4F7FB"/>
+            <w:vAlign w:val="top"/>
+          </w:tcPr>
+          <w:p>
+            <w:pPr>
+              <w:pStyle w:val="TableText"/>
+              <w:jc w:val="left"/>
+            </w:pPr>
+            <w:r>
+              <w:t xml:space="preserve">TASCO legal confirms the data-request response time (72 hours,</w:t>
+            </w:r>
+            <w:r>
+              <w:t xml:space="preserve"> </w:t>
+            </w:r>
+            <w:r>
+              <w:rPr>
+                <w:rStyle w:val="CodeChar"/>
+              </w:rPr>
+              <w:t xml:space="preserve">dsarResponseHours</w:t>
+            </w:r>
+            <w:r>
+              <w:t xml:space="preserve"> </w:t>
+            </w:r>
+            <w:r>
+              <w:t xml:space="preserve">in the service levels rule set) under Decree 13/2023/ND-CP and PDP Law 91/2025/QH15; any change approved through maker-checker before go-live</w:t>
+            </w:r>
+          </w:p>
+        </w:tc>
+        <w:tc>
+          <w:tcPr>
+            <w:tcW w:w="1272" w:type="dxa"/>
+            <w:shd w:val="clear" w:color="auto" w:fill="F4F7FB"/>
+            <w:vAlign w:val="top"/>
+          </w:tcPr>
+          <w:p>
+            <w:pPr>
+              <w:pStyle w:val="TableText"/>
+              <w:jc w:val="left"/>
+            </w:pPr>
+            <w:r>
+              <w:t xml:space="preserve">P1</w:t>
+            </w:r>
+          </w:p>
+        </w:tc>
+        <w:tc>
+          <w:tcPr>
+            <w:tcW w:w="1841" w:type="dxa"/>
+            <w:shd w:val="clear" w:color="auto" w:fill="F4F7FB"/>
+            <w:vAlign w:val="top"/>
+          </w:tcPr>
+          <w:p>
+            <w:pPr>
+              <w:pStyle w:val="TableText"/>
+              <w:jc w:val="left"/>
+            </w:pPr>
+            <w:r>
+              <w:t xml:space="preserve">TASCO Legal and DPO</w:t>
+            </w:r>
+          </w:p>
+        </w:tc>
+        <w:tc>
+          <w:tcPr>
+            <w:tcW w:w="2687" w:type="dxa"/>
+            <w:shd w:val="clear" w:color="auto" w:fill="F4F7FB"/>
+            <w:vAlign w:val="top"/>
+          </w:tcPr>
+          <w:p>
+            <w:pPr>
+              <w:pStyle w:val="TableText"/>
+              <w:jc w:val="left"/>
+            </w:pPr>
+            <w:r>
+              <w:t xml:space="preserve">Legal memo; approved rule version</w:t>
+            </w:r>
+          </w:p>
+        </w:tc>
+        <w:tc>
+          <w:tcPr>
+            <w:tcW w:w="2070" w:type="dxa"/>
+            <w:shd w:val="clear" w:color="auto" w:fill="F4F7FB"/>
+            <w:vAlign w:val="top"/>
+          </w:tcPr>
+          <w:p>
+            <w:pPr>
+              <w:pStyle w:val="TableText"/>
+              <w:jc w:val="left"/>
+            </w:pPr>
+            <w:r>
+              <w:t xml:space="preserve">Not started</w:t>
+            </w:r>
+          </w:p>
+        </w:tc>
+      </w:tr>
+      <w:tr>
+        <w:trPr>
+          <w:cantSplit/>
+        </w:trPr>
+        <w:tc>
+          <w:tcPr>
+            <w:tcW w:w="1541" w:type="dxa"/>
+            <w:noWrap/>
+            <w:vAlign w:val="top"/>
+          </w:tcPr>
+          <w:p>
+            <w:pPr>
+              <w:pStyle w:val="TableText"/>
+              <w:jc w:val="left"/>
+            </w:pPr>
+            <w:r>
+              <w:t xml:space="preserve">PRC-COMP-15</w:t>
+            </w:r>
+          </w:p>
+        </w:tc>
+        <w:tc>
+          <w:tcPr>
+            <w:tcW w:w="4548" w:type="dxa"/>
+            <w:vAlign w:val="top"/>
+          </w:tcPr>
+          <w:p>
+            <w:pPr>
+              <w:pStyle w:val="TableText"/>
+              <w:jc w:val="left"/>
+            </w:pPr>
+            <w:r>
+              <w:t xml:space="preserve">Named data-request handlers: at least 2 compliance officers with MFA, and the DPO as escalation contact</w:t>
+            </w:r>
+          </w:p>
+        </w:tc>
+        <w:tc>
+          <w:tcPr>
+            <w:tcW w:w="1272" w:type="dxa"/>
+            <w:vAlign w:val="top"/>
+          </w:tcPr>
+          <w:p>
+            <w:pPr>
+              <w:pStyle w:val="TableText"/>
+              <w:jc w:val="left"/>
+            </w:pPr>
+            <w:r>
+              <w:t xml:space="preserve">P1</w:t>
+            </w:r>
+          </w:p>
+        </w:tc>
+        <w:tc>
+          <w:tcPr>
+            <w:tcW w:w="1841" w:type="dxa"/>
+            <w:vAlign w:val="top"/>
+          </w:tcPr>
+          <w:p>
+            <w:pPr>
+              <w:pStyle w:val="TableText"/>
+              <w:jc w:val="left"/>
+            </w:pPr>
+            <w:r>
+              <w:t xml:space="preserve">DPO</w:t>
+            </w:r>
+          </w:p>
+        </w:tc>
+        <w:tc>
+          <w:tcPr>
+            <w:tcW w:w="2687" w:type="dxa"/>
+            <w:vAlign w:val="top"/>
+          </w:tcPr>
+          <w:p>
+            <w:pPr>
+              <w:pStyle w:val="TableText"/>
+              <w:jc w:val="left"/>
+            </w:pPr>
+            <w:r>
+              <w:t xml:space="preserve">Named list</w:t>
+            </w:r>
+          </w:p>
+        </w:tc>
+        <w:tc>
+          <w:tcPr>
+            <w:tcW w:w="2070" w:type="dxa"/>
             <w:vAlign w:val="top"/>
           </w:tcPr>
           <w:p>
@@ -13426,12 +13952,12 @@
         <w:tblLook w:val="04A0" w:firstRow="1" w:lastRow="0" w:firstColumn="0" w:lastColumn="0" w:noHBand="0" w:noVBand="1"/>
       </w:tblPr>
       <w:tblGrid>
-        <w:gridCol w:w="1542"/>
-        <w:gridCol w:w="4983"/>
-        <w:gridCol w:w="1305"/>
-        <w:gridCol w:w="1876"/>
-        <w:gridCol w:w="2253"/>
-        <w:gridCol w:w="2000"/>
+        <w:gridCol w:w="1541"/>
+        <w:gridCol w:w="4548"/>
+        <w:gridCol w:w="1272"/>
+        <w:gridCol w:w="1841"/>
+        <w:gridCol w:w="2687"/>
+        <w:gridCol w:w="2070"/>
       </w:tblGrid>
       <w:tr>
         <w:trPr>
@@ -13440,7 +13966,7 @@
         </w:trPr>
         <w:tc>
           <w:tcPr>
-            <w:tcW w:w="1542" w:type="dxa"/>
+            <w:tcW w:w="1541" w:type="dxa"/>
             <w:shd w:val="clear" w:color="auto" w:fill="0F4761"/>
             <w:vAlign w:val="center"/>
           </w:tcPr>
@@ -13459,7 +13985,7 @@
         </w:tc>
         <w:tc>
           <w:tcPr>
-            <w:tcW w:w="4983" w:type="dxa"/>
+            <w:tcW w:w="4548" w:type="dxa"/>
             <w:shd w:val="clear" w:color="auto" w:fill="0F4761"/>
             <w:vAlign w:val="center"/>
           </w:tcPr>
@@ -13478,7 +14004,7 @@
         </w:tc>
         <w:tc>
           <w:tcPr>
-            <w:tcW w:w="1305" w:type="dxa"/>
+            <w:tcW w:w="1272" w:type="dxa"/>
             <w:shd w:val="clear" w:color="auto" w:fill="0F4761"/>
             <w:vAlign w:val="center"/>
           </w:tcPr>
@@ -13497,7 +14023,7 @@
         </w:tc>
         <w:tc>
           <w:tcPr>
-            <w:tcW w:w="1876" w:type="dxa"/>
+            <w:tcW w:w="1841" w:type="dxa"/>
             <w:shd w:val="clear" w:color="auto" w:fill="0F4761"/>
             <w:vAlign w:val="center"/>
           </w:tcPr>
@@ -13516,7 +14042,7 @@
         </w:tc>
         <w:tc>
           <w:tcPr>
-            <w:tcW w:w="2253" w:type="dxa"/>
+            <w:tcW w:w="2687" w:type="dxa"/>
             <w:shd w:val="clear" w:color="auto" w:fill="0F4761"/>
             <w:vAlign w:val="center"/>
           </w:tcPr>
@@ -13535,7 +14061,7 @@
         </w:tc>
         <w:tc>
           <w:tcPr>
-            <w:tcW w:w="2000" w:type="dxa"/>
+            <w:tcW w:w="2070" w:type="dxa"/>
             <w:shd w:val="clear" w:color="auto" w:fill="0F4761"/>
             <w:vAlign w:val="center"/>
           </w:tcPr>
@@ -13559,7 +14085,7 @@
         </w:trPr>
         <w:tc>
           <w:tcPr>
-            <w:tcW w:w="1542" w:type="dxa"/>
+            <w:tcW w:w="1541" w:type="dxa"/>
             <w:noWrap/>
             <w:vAlign w:val="top"/>
           </w:tcPr>
@@ -13575,7 +14101,7 @@
         </w:tc>
         <w:tc>
           <w:tcPr>
-            <w:tcW w:w="4983" w:type="dxa"/>
+            <w:tcW w:w="4548" w:type="dxa"/>
             <w:vAlign w:val="top"/>
           </w:tcPr>
           <w:p>
@@ -13590,7 +14116,7 @@
         </w:tc>
         <w:tc>
           <w:tcPr>
-            <w:tcW w:w="1305" w:type="dxa"/>
+            <w:tcW w:w="1272" w:type="dxa"/>
             <w:vAlign w:val="top"/>
           </w:tcPr>
           <w:p>
@@ -13605,7 +14131,7 @@
         </w:tc>
         <w:tc>
           <w:tcPr>
-            <w:tcW w:w="1876" w:type="dxa"/>
+            <w:tcW w:w="1841" w:type="dxa"/>
             <w:vAlign w:val="top"/>
           </w:tcPr>
           <w:p>
@@ -13620,7 +14146,7 @@
         </w:tc>
         <w:tc>
           <w:tcPr>
-            <w:tcW w:w="2253" w:type="dxa"/>
+            <w:tcW w:w="2687" w:type="dxa"/>
             <w:vAlign w:val="top"/>
           </w:tcPr>
           <w:p>
@@ -13635,7 +14161,7 @@
         </w:tc>
         <w:tc>
           <w:tcPr>
-            <w:tcW w:w="2000" w:type="dxa"/>
+            <w:tcW w:w="2070" w:type="dxa"/>
             <w:vAlign w:val="top"/>
           </w:tcPr>
           <w:p>
@@ -13655,7 +14181,7 @@
         </w:trPr>
         <w:tc>
           <w:tcPr>
-            <w:tcW w:w="1542" w:type="dxa"/>
+            <w:tcW w:w="1541" w:type="dxa"/>
             <w:shd w:val="clear" w:color="auto" w:fill="F4F7FB"/>
             <w:noWrap/>
             <w:vAlign w:val="top"/>
@@ -13672,7 +14198,7 @@
         </w:tc>
         <w:tc>
           <w:tcPr>
-            <w:tcW w:w="4983" w:type="dxa"/>
+            <w:tcW w:w="4548" w:type="dxa"/>
             <w:shd w:val="clear" w:color="auto" w:fill="F4F7FB"/>
             <w:vAlign w:val="top"/>
           </w:tcPr>
@@ -13688,7 +14214,7 @@
         </w:tc>
         <w:tc>
           <w:tcPr>
-            <w:tcW w:w="1305" w:type="dxa"/>
+            <w:tcW w:w="1272" w:type="dxa"/>
             <w:shd w:val="clear" w:color="auto" w:fill="F4F7FB"/>
             <w:vAlign w:val="top"/>
           </w:tcPr>
@@ -13704,7 +14230,7 @@
         </w:tc>
         <w:tc>
           <w:tcPr>
-            <w:tcW w:w="1876" w:type="dxa"/>
+            <w:tcW w:w="1841" w:type="dxa"/>
             <w:shd w:val="clear" w:color="auto" w:fill="F4F7FB"/>
             <w:vAlign w:val="top"/>
           </w:tcPr>
@@ -13720,7 +14246,7 @@
         </w:tc>
         <w:tc>
           <w:tcPr>
-            <w:tcW w:w="2253" w:type="dxa"/>
+            <w:tcW w:w="2687" w:type="dxa"/>
             <w:shd w:val="clear" w:color="auto" w:fill="F4F7FB"/>
             <w:vAlign w:val="top"/>
           </w:tcPr>
@@ -13736,7 +14262,7 @@
         </w:tc>
         <w:tc>
           <w:tcPr>
-            <w:tcW w:w="2000" w:type="dxa"/>
+            <w:tcW w:w="2070" w:type="dxa"/>
             <w:shd w:val="clear" w:color="auto" w:fill="F4F7FB"/>
             <w:vAlign w:val="top"/>
           </w:tcPr>
@@ -13757,7 +14283,7 @@
         </w:trPr>
         <w:tc>
           <w:tcPr>
-            <w:tcW w:w="1542" w:type="dxa"/>
+            <w:tcW w:w="1541" w:type="dxa"/>
             <w:noWrap/>
             <w:vAlign w:val="top"/>
           </w:tcPr>
@@ -13773,7 +14299,7 @@
         </w:tc>
         <w:tc>
           <w:tcPr>
-            <w:tcW w:w="4983" w:type="dxa"/>
+            <w:tcW w:w="4548" w:type="dxa"/>
             <w:vAlign w:val="top"/>
           </w:tcPr>
           <w:p>
@@ -13788,7 +14314,7 @@
         </w:tc>
         <w:tc>
           <w:tcPr>
-            <w:tcW w:w="1305" w:type="dxa"/>
+            <w:tcW w:w="1272" w:type="dxa"/>
             <w:vAlign w:val="top"/>
           </w:tcPr>
           <w:p>
@@ -13803,7 +14329,7 @@
         </w:tc>
         <w:tc>
           <w:tcPr>
-            <w:tcW w:w="1876" w:type="dxa"/>
+            <w:tcW w:w="1841" w:type="dxa"/>
             <w:vAlign w:val="top"/>
           </w:tcPr>
           <w:p>
@@ -13818,7 +14344,7 @@
         </w:tc>
         <w:tc>
           <w:tcPr>
-            <w:tcW w:w="2253" w:type="dxa"/>
+            <w:tcW w:w="2687" w:type="dxa"/>
             <w:vAlign w:val="top"/>
           </w:tcPr>
           <w:p>
@@ -13833,7 +14359,7 @@
         </w:tc>
         <w:tc>
           <w:tcPr>
-            <w:tcW w:w="2000" w:type="dxa"/>
+            <w:tcW w:w="2070" w:type="dxa"/>
             <w:vAlign w:val="top"/>
           </w:tcPr>
           <w:p>
@@ -13853,7 +14379,7 @@
         </w:trPr>
         <w:tc>
           <w:tcPr>
-            <w:tcW w:w="1542" w:type="dxa"/>
+            <w:tcW w:w="1541" w:type="dxa"/>
             <w:shd w:val="clear" w:color="auto" w:fill="F4F7FB"/>
             <w:noWrap/>
             <w:vAlign w:val="top"/>
@@ -13870,7 +14396,7 @@
         </w:tc>
         <w:tc>
           <w:tcPr>
-            <w:tcW w:w="4983" w:type="dxa"/>
+            <w:tcW w:w="4548" w:type="dxa"/>
             <w:shd w:val="clear" w:color="auto" w:fill="F4F7FB"/>
             <w:vAlign w:val="top"/>
           </w:tcPr>
@@ -13886,7 +14412,7 @@
         </w:tc>
         <w:tc>
           <w:tcPr>
-            <w:tcW w:w="1305" w:type="dxa"/>
+            <w:tcW w:w="1272" w:type="dxa"/>
             <w:shd w:val="clear" w:color="auto" w:fill="F4F7FB"/>
             <w:vAlign w:val="top"/>
           </w:tcPr>
@@ -13902,7 +14428,7 @@
         </w:tc>
         <w:tc>
           <w:tcPr>
-            <w:tcW w:w="1876" w:type="dxa"/>
+            <w:tcW w:w="1841" w:type="dxa"/>
             <w:shd w:val="clear" w:color="auto" w:fill="F4F7FB"/>
             <w:vAlign w:val="top"/>
           </w:tcPr>
@@ -13918,7 +14444,7 @@
         </w:tc>
         <w:tc>
           <w:tcPr>
-            <w:tcW w:w="2253" w:type="dxa"/>
+            <w:tcW w:w="2687" w:type="dxa"/>
             <w:shd w:val="clear" w:color="auto" w:fill="F4F7FB"/>
             <w:vAlign w:val="top"/>
           </w:tcPr>
@@ -13934,7 +14460,7 @@
         </w:tc>
         <w:tc>
           <w:tcPr>
-            <w:tcW w:w="2000" w:type="dxa"/>
+            <w:tcW w:w="2070" w:type="dxa"/>
             <w:shd w:val="clear" w:color="auto" w:fill="F4F7FB"/>
             <w:vAlign w:val="top"/>
           </w:tcPr>
@@ -13955,7 +14481,7 @@
         </w:trPr>
         <w:tc>
           <w:tcPr>
-            <w:tcW w:w="1542" w:type="dxa"/>
+            <w:tcW w:w="1541" w:type="dxa"/>
             <w:noWrap/>
             <w:vAlign w:val="top"/>
           </w:tcPr>
@@ -13971,7 +14497,7 @@
         </w:tc>
         <w:tc>
           <w:tcPr>
-            <w:tcW w:w="4983" w:type="dxa"/>
+            <w:tcW w:w="4548" w:type="dxa"/>
             <w:vAlign w:val="top"/>
           </w:tcPr>
           <w:p>
@@ -13986,7 +14512,7 @@
         </w:tc>
         <w:tc>
           <w:tcPr>
-            <w:tcW w:w="1305" w:type="dxa"/>
+            <w:tcW w:w="1272" w:type="dxa"/>
             <w:vAlign w:val="top"/>
           </w:tcPr>
           <w:p>
@@ -14001,7 +14527,7 @@
         </w:tc>
         <w:tc>
           <w:tcPr>
-            <w:tcW w:w="1876" w:type="dxa"/>
+            <w:tcW w:w="1841" w:type="dxa"/>
             <w:vAlign w:val="top"/>
           </w:tcPr>
           <w:p>
@@ -14016,7 +14542,7 @@
         </w:tc>
         <w:tc>
           <w:tcPr>
-            <w:tcW w:w="2253" w:type="dxa"/>
+            <w:tcW w:w="2687" w:type="dxa"/>
             <w:vAlign w:val="top"/>
           </w:tcPr>
           <w:p>
@@ -14031,7 +14557,7 @@
         </w:tc>
         <w:tc>
           <w:tcPr>
-            <w:tcW w:w="2000" w:type="dxa"/>
+            <w:tcW w:w="2070" w:type="dxa"/>
             <w:vAlign w:val="top"/>
           </w:tcPr>
           <w:p>
@@ -14051,7 +14577,7 @@
         </w:trPr>
         <w:tc>
           <w:tcPr>
-            <w:tcW w:w="1542" w:type="dxa"/>
+            <w:tcW w:w="1541" w:type="dxa"/>
             <w:shd w:val="clear" w:color="auto" w:fill="F4F7FB"/>
             <w:noWrap/>
             <w:vAlign w:val="top"/>
@@ -14068,7 +14594,7 @@
         </w:tc>
         <w:tc>
           <w:tcPr>
-            <w:tcW w:w="4983" w:type="dxa"/>
+            <w:tcW w:w="4548" w:type="dxa"/>
             <w:shd w:val="clear" w:color="auto" w:fill="F4F7FB"/>
             <w:vAlign w:val="top"/>
           </w:tcPr>
@@ -14084,7 +14610,7 @@
         </w:tc>
         <w:tc>
           <w:tcPr>
-            <w:tcW w:w="1305" w:type="dxa"/>
+            <w:tcW w:w="1272" w:type="dxa"/>
             <w:shd w:val="clear" w:color="auto" w:fill="F4F7FB"/>
             <w:vAlign w:val="top"/>
           </w:tcPr>
@@ -14100,7 +14626,7 @@
         </w:tc>
         <w:tc>
           <w:tcPr>
-            <w:tcW w:w="1876" w:type="dxa"/>
+            <w:tcW w:w="1841" w:type="dxa"/>
             <w:shd w:val="clear" w:color="auto" w:fill="F4F7FB"/>
             <w:vAlign w:val="top"/>
           </w:tcPr>
@@ -14116,7 +14642,7 @@
         </w:tc>
         <w:tc>
           <w:tcPr>
-            <w:tcW w:w="2253" w:type="dxa"/>
+            <w:tcW w:w="2687" w:type="dxa"/>
             <w:shd w:val="clear" w:color="auto" w:fill="F4F7FB"/>
             <w:vAlign w:val="top"/>
           </w:tcPr>
@@ -14132,7 +14658,7 @@
         </w:tc>
         <w:tc>
           <w:tcPr>
-            <w:tcW w:w="2000" w:type="dxa"/>
+            <w:tcW w:w="2070" w:type="dxa"/>
             <w:shd w:val="clear" w:color="auto" w:fill="F4F7FB"/>
             <w:vAlign w:val="top"/>
           </w:tcPr>
@@ -14205,12 +14731,12 @@
         <w:tblLook w:val="04A0" w:firstRow="1" w:lastRow="0" w:firstColumn="0" w:lastColumn="0" w:noHBand="0" w:noVBand="1"/>
       </w:tblPr>
       <w:tblGrid>
-        <w:gridCol w:w="1542"/>
-        <w:gridCol w:w="4983"/>
-        <w:gridCol w:w="1305"/>
-        <w:gridCol w:w="1876"/>
-        <w:gridCol w:w="2253"/>
-        <w:gridCol w:w="2000"/>
+        <w:gridCol w:w="1541"/>
+        <w:gridCol w:w="4548"/>
+        <w:gridCol w:w="1272"/>
+        <w:gridCol w:w="1841"/>
+        <w:gridCol w:w="2687"/>
+        <w:gridCol w:w="2070"/>
       </w:tblGrid>
       <w:tr>
         <w:trPr>
@@ -14219,7 +14745,7 @@
         </w:trPr>
         <w:tc>
           <w:tcPr>
-            <w:tcW w:w="1542" w:type="dxa"/>
+            <w:tcW w:w="1541" w:type="dxa"/>
             <w:shd w:val="clear" w:color="auto" w:fill="0F4761"/>
             <w:vAlign w:val="center"/>
           </w:tcPr>
@@ -14238,7 +14764,7 @@
         </w:tc>
         <w:tc>
           <w:tcPr>
-            <w:tcW w:w="4983" w:type="dxa"/>
+            <w:tcW w:w="4548" w:type="dxa"/>
             <w:shd w:val="clear" w:color="auto" w:fill="0F4761"/>
             <w:vAlign w:val="center"/>
           </w:tcPr>
@@ -14257,7 +14783,7 @@
         </w:tc>
         <w:tc>
           <w:tcPr>
-            <w:tcW w:w="1305" w:type="dxa"/>
+            <w:tcW w:w="1272" w:type="dxa"/>
             <w:shd w:val="clear" w:color="auto" w:fill="0F4761"/>
             <w:vAlign w:val="center"/>
           </w:tcPr>
@@ -14276,7 +14802,7 @@
         </w:tc>
         <w:tc>
           <w:tcPr>
-            <w:tcW w:w="1876" w:type="dxa"/>
+            <w:tcW w:w="1841" w:type="dxa"/>
             <w:shd w:val="clear" w:color="auto" w:fill="0F4761"/>
             <w:vAlign w:val="center"/>
           </w:tcPr>
@@ -14295,7 +14821,7 @@
         </w:tc>
         <w:tc>
           <w:tcPr>
-            <w:tcW w:w="2253" w:type="dxa"/>
+            <w:tcW w:w="2687" w:type="dxa"/>
             <w:shd w:val="clear" w:color="auto" w:fill="0F4761"/>
             <w:vAlign w:val="center"/>
           </w:tcPr>
@@ -14314,7 +14840,7 @@
         </w:tc>
         <w:tc>
           <w:tcPr>
-            <w:tcW w:w="2000" w:type="dxa"/>
+            <w:tcW w:w="2070" w:type="dxa"/>
             <w:shd w:val="clear" w:color="auto" w:fill="0F4761"/>
             <w:vAlign w:val="center"/>
           </w:tcPr>
@@ -14338,7 +14864,7 @@
         </w:trPr>
         <w:tc>
           <w:tcPr>
-            <w:tcW w:w="1542" w:type="dxa"/>
+            <w:tcW w:w="1541" w:type="dxa"/>
             <w:noWrap/>
             <w:vAlign w:val="top"/>
           </w:tcPr>
@@ -14354,7 +14880,7 @@
         </w:tc>
         <w:tc>
           <w:tcPr>
-            <w:tcW w:w="4983" w:type="dxa"/>
+            <w:tcW w:w="4548" w:type="dxa"/>
             <w:vAlign w:val="top"/>
           </w:tcPr>
           <w:p>
@@ -14369,7 +14895,7 @@
         </w:tc>
         <w:tc>
           <w:tcPr>
-            <w:tcW w:w="1305" w:type="dxa"/>
+            <w:tcW w:w="1272" w:type="dxa"/>
             <w:vAlign w:val="top"/>
           </w:tcPr>
           <w:p>
@@ -14384,7 +14910,7 @@
         </w:tc>
         <w:tc>
           <w:tcPr>
-            <w:tcW w:w="1876" w:type="dxa"/>
+            <w:tcW w:w="1841" w:type="dxa"/>
             <w:vAlign w:val="top"/>
           </w:tcPr>
           <w:p>
@@ -14399,7 +14925,7 @@
         </w:tc>
         <w:tc>
           <w:tcPr>
-            <w:tcW w:w="2253" w:type="dxa"/>
+            <w:tcW w:w="2687" w:type="dxa"/>
             <w:vAlign w:val="top"/>
           </w:tcPr>
           <w:p>
@@ -14414,7 +14940,7 @@
         </w:tc>
         <w:tc>
           <w:tcPr>
-            <w:tcW w:w="2000" w:type="dxa"/>
+            <w:tcW w:w="2070" w:type="dxa"/>
             <w:vAlign w:val="top"/>
           </w:tcPr>
           <w:p>
@@ -14434,7 +14960,7 @@
         </w:trPr>
         <w:tc>
           <w:tcPr>
-            <w:tcW w:w="1542" w:type="dxa"/>
+            <w:tcW w:w="1541" w:type="dxa"/>
             <w:shd w:val="clear" w:color="auto" w:fill="F4F7FB"/>
             <w:noWrap/>
             <w:vAlign w:val="top"/>
@@ -14451,7 +14977,7 @@
         </w:tc>
         <w:tc>
           <w:tcPr>
-            <w:tcW w:w="4983" w:type="dxa"/>
+            <w:tcW w:w="4548" w:type="dxa"/>
             <w:shd w:val="clear" w:color="auto" w:fill="F4F7FB"/>
             <w:vAlign w:val="top"/>
           </w:tcPr>
@@ -14467,7 +14993,7 @@
         </w:tc>
         <w:tc>
           <w:tcPr>
-            <w:tcW w:w="1305" w:type="dxa"/>
+            <w:tcW w:w="1272" w:type="dxa"/>
             <w:shd w:val="clear" w:color="auto" w:fill="F4F7FB"/>
             <w:vAlign w:val="top"/>
           </w:tcPr>
@@ -14483,7 +15009,7 @@
         </w:tc>
         <w:tc>
           <w:tcPr>
-            <w:tcW w:w="1876" w:type="dxa"/>
+            <w:tcW w:w="1841" w:type="dxa"/>
             <w:shd w:val="clear" w:color="auto" w:fill="F4F7FB"/>
             <w:vAlign w:val="top"/>
           </w:tcPr>
@@ -14499,7 +15025,7 @@
         </w:tc>
         <w:tc>
           <w:tcPr>
-            <w:tcW w:w="2253" w:type="dxa"/>
+            <w:tcW w:w="2687" w:type="dxa"/>
             <w:shd w:val="clear" w:color="auto" w:fill="F4F7FB"/>
             <w:vAlign w:val="top"/>
           </w:tcPr>
@@ -14515,7 +15041,7 @@
         </w:tc>
         <w:tc>
           <w:tcPr>
-            <w:tcW w:w="2000" w:type="dxa"/>
+            <w:tcW w:w="2070" w:type="dxa"/>
             <w:shd w:val="clear" w:color="auto" w:fill="F4F7FB"/>
             <w:vAlign w:val="top"/>
           </w:tcPr>
@@ -14536,7 +15062,7 @@
         </w:trPr>
         <w:tc>
           <w:tcPr>
-            <w:tcW w:w="1542" w:type="dxa"/>
+            <w:tcW w:w="1541" w:type="dxa"/>
             <w:noWrap/>
             <w:vAlign w:val="top"/>
           </w:tcPr>
@@ -14552,7 +15078,7 @@
         </w:tc>
         <w:tc>
           <w:tcPr>
-            <w:tcW w:w="4983" w:type="dxa"/>
+            <w:tcW w:w="4548" w:type="dxa"/>
             <w:vAlign w:val="top"/>
           </w:tcPr>
           <w:p>
@@ -14567,7 +15093,7 @@
         </w:tc>
         <w:tc>
           <w:tcPr>
-            <w:tcW w:w="1305" w:type="dxa"/>
+            <w:tcW w:w="1272" w:type="dxa"/>
             <w:vAlign w:val="top"/>
           </w:tcPr>
           <w:p>
@@ -14582,7 +15108,7 @@
         </w:tc>
         <w:tc>
           <w:tcPr>
-            <w:tcW w:w="1876" w:type="dxa"/>
+            <w:tcW w:w="1841" w:type="dxa"/>
             <w:vAlign w:val="top"/>
           </w:tcPr>
           <w:p>
@@ -14597,7 +15123,7 @@
         </w:tc>
         <w:tc>
           <w:tcPr>
-            <w:tcW w:w="2253" w:type="dxa"/>
+            <w:tcW w:w="2687" w:type="dxa"/>
             <w:vAlign w:val="top"/>
           </w:tcPr>
           <w:p>
@@ -14612,7 +15138,7 @@
         </w:tc>
         <w:tc>
           <w:tcPr>
-            <w:tcW w:w="2000" w:type="dxa"/>
+            <w:tcW w:w="2070" w:type="dxa"/>
             <w:vAlign w:val="top"/>
           </w:tcPr>
           <w:p>
@@ -14632,7 +15158,7 @@
         </w:trPr>
         <w:tc>
           <w:tcPr>
-            <w:tcW w:w="1542" w:type="dxa"/>
+            <w:tcW w:w="1541" w:type="dxa"/>
             <w:shd w:val="clear" w:color="auto" w:fill="F4F7FB"/>
             <w:noWrap/>
             <w:vAlign w:val="top"/>
@@ -14649,7 +15175,7 @@
         </w:tc>
         <w:tc>
           <w:tcPr>
-            <w:tcW w:w="4983" w:type="dxa"/>
+            <w:tcW w:w="4548" w:type="dxa"/>
             <w:shd w:val="clear" w:color="auto" w:fill="F4F7FB"/>
             <w:vAlign w:val="top"/>
           </w:tcPr>
@@ -14665,7 +15191,7 @@
         </w:tc>
         <w:tc>
           <w:tcPr>
-            <w:tcW w:w="1305" w:type="dxa"/>
+            <w:tcW w:w="1272" w:type="dxa"/>
             <w:shd w:val="clear" w:color="auto" w:fill="F4F7FB"/>
             <w:vAlign w:val="top"/>
           </w:tcPr>
@@ -14681,7 +15207,7 @@
         </w:tc>
         <w:tc>
           <w:tcPr>
-            <w:tcW w:w="1876" w:type="dxa"/>
+            <w:tcW w:w="1841" w:type="dxa"/>
             <w:shd w:val="clear" w:color="auto" w:fill="F4F7FB"/>
             <w:vAlign w:val="top"/>
           </w:tcPr>
@@ -14697,7 +15223,7 @@
         </w:tc>
         <w:tc>
           <w:tcPr>
-            <w:tcW w:w="2253" w:type="dxa"/>
+            <w:tcW w:w="2687" w:type="dxa"/>
             <w:shd w:val="clear" w:color="auto" w:fill="F4F7FB"/>
             <w:vAlign w:val="top"/>
           </w:tcPr>
@@ -14713,7 +15239,7 @@
         </w:tc>
         <w:tc>
           <w:tcPr>
-            <w:tcW w:w="2000" w:type="dxa"/>
+            <w:tcW w:w="2070" w:type="dxa"/>
             <w:shd w:val="clear" w:color="auto" w:fill="F4F7FB"/>
             <w:vAlign w:val="top"/>
           </w:tcPr>
@@ -14734,7 +15260,7 @@
         </w:trPr>
         <w:tc>
           <w:tcPr>
-            <w:tcW w:w="1542" w:type="dxa"/>
+            <w:tcW w:w="1541" w:type="dxa"/>
             <w:noWrap/>
             <w:vAlign w:val="top"/>
           </w:tcPr>
@@ -14750,7 +15276,7 @@
         </w:tc>
         <w:tc>
           <w:tcPr>
-            <w:tcW w:w="4983" w:type="dxa"/>
+            <w:tcW w:w="4548" w:type="dxa"/>
             <w:vAlign w:val="top"/>
           </w:tcPr>
           <w:p>
@@ -14765,7 +15291,7 @@
         </w:tc>
         <w:tc>
           <w:tcPr>
-            <w:tcW w:w="1305" w:type="dxa"/>
+            <w:tcW w:w="1272" w:type="dxa"/>
             <w:vAlign w:val="top"/>
           </w:tcPr>
           <w:p>
@@ -14780,7 +15306,7 @@
         </w:tc>
         <w:tc>
           <w:tcPr>
-            <w:tcW w:w="1876" w:type="dxa"/>
+            <w:tcW w:w="1841" w:type="dxa"/>
             <w:vAlign w:val="top"/>
           </w:tcPr>
           <w:p>
@@ -14795,7 +15321,7 @@
         </w:tc>
         <w:tc>
           <w:tcPr>
-            <w:tcW w:w="2253" w:type="dxa"/>
+            <w:tcW w:w="2687" w:type="dxa"/>
             <w:vAlign w:val="top"/>
           </w:tcPr>
           <w:p>
@@ -14810,7 +15336,7 @@
         </w:tc>
         <w:tc>
           <w:tcPr>
-            <w:tcW w:w="2000" w:type="dxa"/>
+            <w:tcW w:w="2070" w:type="dxa"/>
             <w:vAlign w:val="top"/>
           </w:tcPr>
           <w:p>
@@ -15528,8 +16054,8 @@
       </w:tblPr>
       <w:tblGrid>
         <w:gridCol w:w="972"/>
-        <w:gridCol w:w="5107"/>
-        <w:gridCol w:w="1976"/>
+        <w:gridCol w:w="5133"/>
+        <w:gridCol w:w="1950"/>
         <w:gridCol w:w="972"/>
       </w:tblGrid>
       <w:tr>
@@ -15573,7 +16099,7 @@
         </w:tc>
         <w:tc>
           <w:tcPr>
-            <w:tcW w:w="5107" w:type="dxa"/>
+            <w:tcW w:w="5133" w:type="dxa"/>
             <w:shd w:val="clear" w:color="auto" w:fill="0F4761"/>
             <w:vAlign w:val="center"/>
           </w:tcPr>
@@ -15605,7 +16131,7 @@
         </w:tc>
         <w:tc>
           <w:tcPr>
-            <w:tcW w:w="1976" w:type="dxa"/>
+            <w:tcW w:w="1950" w:type="dxa"/>
             <w:shd w:val="clear" w:color="auto" w:fill="0F4761"/>
             <w:vAlign w:val="center"/>
           </w:tcPr>
@@ -15702,7 +16228,7 @@
         </w:tc>
         <w:tc>
           <w:tcPr>
-            <w:tcW w:w="5107" w:type="dxa"/>
+            <w:tcW w:w="5133" w:type="dxa"/>
             <w:vAlign w:val="top"/>
           </w:tcPr>
           <w:p>
@@ -15729,7 +16255,7 @@
         </w:tc>
         <w:tc>
           <w:tcPr>
-            <w:tcW w:w="1976" w:type="dxa"/>
+            <w:tcW w:w="1950" w:type="dxa"/>
             <w:vAlign w:val="top"/>
           </w:tcPr>
           <w:p>
@@ -15816,7 +16342,7 @@
         </w:tc>
         <w:tc>
           <w:tcPr>
-            <w:tcW w:w="5107" w:type="dxa"/>
+            <w:tcW w:w="5133" w:type="dxa"/>
             <w:vAlign w:val="top"/>
           </w:tcPr>
           <w:p>
@@ -15843,7 +16369,7 @@
         </w:tc>
         <w:tc>
           <w:tcPr>
-            <w:tcW w:w="1976" w:type="dxa"/>
+            <w:tcW w:w="1950" w:type="dxa"/>
             <w:vAlign w:val="top"/>
           </w:tcPr>
           <w:p>
@@ -15930,7 +16456,7 @@
         </w:tc>
         <w:tc>
           <w:tcPr>
-            <w:tcW w:w="5107" w:type="dxa"/>
+            <w:tcW w:w="5133" w:type="dxa"/>
             <w:vAlign w:val="top"/>
           </w:tcPr>
           <w:p>
@@ -15957,7 +16483,7 @@
         </w:tc>
         <w:tc>
           <w:tcPr>
-            <w:tcW w:w="1976" w:type="dxa"/>
+            <w:tcW w:w="1950" w:type="dxa"/>
             <w:vAlign w:val="top"/>
           </w:tcPr>
           <w:p>
@@ -16044,7 +16570,7 @@
         </w:tc>
         <w:tc>
           <w:tcPr>
-            <w:tcW w:w="5107" w:type="dxa"/>
+            <w:tcW w:w="5133" w:type="dxa"/>
             <w:vAlign w:val="top"/>
           </w:tcPr>
           <w:p>
@@ -16071,7 +16597,7 @@
         </w:tc>
         <w:tc>
           <w:tcPr>
-            <w:tcW w:w="1976" w:type="dxa"/>
+            <w:tcW w:w="1950" w:type="dxa"/>
             <w:vAlign w:val="top"/>
           </w:tcPr>
           <w:p>
@@ -16158,7 +16684,7 @@
         </w:tc>
         <w:tc>
           <w:tcPr>
-            <w:tcW w:w="5107" w:type="dxa"/>
+            <w:tcW w:w="5133" w:type="dxa"/>
             <w:vAlign w:val="top"/>
           </w:tcPr>
           <w:p>
@@ -16185,7 +16711,7 @@
         </w:tc>
         <w:tc>
           <w:tcPr>
-            <w:tcW w:w="1976" w:type="dxa"/>
+            <w:tcW w:w="1950" w:type="dxa"/>
             <w:vAlign w:val="top"/>
           </w:tcPr>
           <w:p>
@@ -16272,7 +16798,7 @@
         </w:tc>
         <w:tc>
           <w:tcPr>
-            <w:tcW w:w="5107" w:type="dxa"/>
+            <w:tcW w:w="5133" w:type="dxa"/>
             <w:vAlign w:val="top"/>
           </w:tcPr>
           <w:p>
@@ -16299,7 +16825,7 @@
         </w:tc>
         <w:tc>
           <w:tcPr>
-            <w:tcW w:w="1976" w:type="dxa"/>
+            <w:tcW w:w="1950" w:type="dxa"/>
             <w:vAlign w:val="top"/>
           </w:tcPr>
           <w:p>
@@ -16321,6 +16847,234 @@
                 <w:szCs w:val="16"/>
               </w:rPr>
               <w:t xml:space="preserve">TASCO Marketing</w:t>
+            </w:r>
+          </w:p>
+        </w:tc>
+        <w:tc>
+          <w:tcPr>
+            <w:tcW w:w="972" w:type="dxa"/>
+            <w:vAlign w:val="top"/>
+          </w:tcPr>
+          <w:p>
+            <w:pPr>
+              <w:spacing w:before="60"/>
+              <w:jc w:val="center"/>
+              <w:rPr>
+                <w:rFonts w:ascii="Segoe UI" w:eastAsia="Arial" w:hAnsi="Segoe UI" w:cs="Segoe UI"/>
+                <w:color w:val="101820"/>
+                <w:sz w:val="16"/>
+                <w:szCs w:val="16"/>
+              </w:rPr>
+            </w:pPr>
+            <w:r>
+              <w:rPr>
+                <w:rFonts w:ascii="Segoe UI" w:eastAsia="Arial" w:hAnsi="Segoe UI" w:cs="Segoe UI"/>
+                <w:color w:val="101820"/>
+                <w:sz w:val="16"/>
+                <w:szCs w:val="16"/>
+              </w:rPr>
+              <w:t xml:space="preserve">Open</w:t>
+            </w:r>
+          </w:p>
+        </w:tc>
+      </w:tr>
+      <w:tr>
+        <w:trPr>
+          <w:cantSplit/>
+          <w:trHeight w:val="449"/>
+        </w:trPr>
+        <w:tc>
+          <w:tcPr>
+            <w:tcW w:w="972" w:type="dxa"/>
+            <w:vAlign w:val="top"/>
+          </w:tcPr>
+          <w:p>
+            <w:pPr>
+              <w:spacing w:before="60"/>
+              <w:jc w:val="center"/>
+              <w:rPr>
+                <w:rFonts w:ascii="Segoe UI" w:eastAsia="Arial" w:hAnsi="Segoe UI" w:cs="Segoe UI"/>
+                <w:color w:val="101820"/>
+                <w:sz w:val="16"/>
+                <w:szCs w:val="16"/>
+              </w:rPr>
+            </w:pPr>
+            <w:r>
+              <w:rPr>
+                <w:rFonts w:ascii="Segoe UI" w:eastAsia="Arial" w:hAnsi="Segoe UI" w:cs="Segoe UI"/>
+                <w:color w:val="101820"/>
+                <w:sz w:val="16"/>
+                <w:szCs w:val="16"/>
+              </w:rPr>
+              <w:t xml:space="preserve">7</w:t>
+            </w:r>
+          </w:p>
+        </w:tc>
+        <w:tc>
+          <w:tcPr>
+            <w:tcW w:w="5133" w:type="dxa"/>
+            <w:vAlign w:val="top"/>
+          </w:tcPr>
+          <w:p>
+            <w:pPr>
+              <w:spacing w:before="60"/>
+              <w:jc w:val="left"/>
+              <w:rPr>
+                <w:rFonts w:ascii="Segoe UI" w:eastAsia="Arial" w:hAnsi="Segoe UI" w:cs="Segoe UI"/>
+                <w:color w:val="101820"/>
+                <w:sz w:val="16"/>
+                <w:szCs w:val="16"/>
+              </w:rPr>
+            </w:pPr>
+            <w:r>
+              <w:rPr>
+                <w:rFonts w:ascii="Segoe UI" w:eastAsia="Arial" w:hAnsi="Segoe UI" w:cs="Segoe UI"/>
+                <w:color w:val="101820"/>
+                <w:sz w:val="16"/>
+                <w:szCs w:val="16"/>
+              </w:rPr>
+              <w:t xml:space="preserve">Data-request response time of 72 hours confirmed by TASCO legal (Decree 13/2023/ND-CP, PDP Law 91/2025/QH15)</w:t>
+            </w:r>
+          </w:p>
+        </w:tc>
+        <w:tc>
+          <w:tcPr>
+            <w:tcW w:w="1950" w:type="dxa"/>
+            <w:vAlign w:val="top"/>
+          </w:tcPr>
+          <w:p>
+            <w:pPr>
+              <w:spacing w:before="60"/>
+              <w:jc w:val="center"/>
+              <w:rPr>
+                <w:rFonts w:ascii="Segoe UI" w:eastAsia="Arial" w:hAnsi="Segoe UI" w:cs="Segoe UI"/>
+                <w:color w:val="101820"/>
+                <w:sz w:val="16"/>
+                <w:szCs w:val="16"/>
+              </w:rPr>
+            </w:pPr>
+            <w:r>
+              <w:rPr>
+                <w:rFonts w:ascii="Segoe UI" w:eastAsia="Arial" w:hAnsi="Segoe UI" w:cs="Segoe UI"/>
+                <w:color w:val="101820"/>
+                <w:sz w:val="16"/>
+                <w:szCs w:val="16"/>
+              </w:rPr>
+              <w:t xml:space="preserve">TASCO Legal</w:t>
+            </w:r>
+          </w:p>
+        </w:tc>
+        <w:tc>
+          <w:tcPr>
+            <w:tcW w:w="972" w:type="dxa"/>
+            <w:vAlign w:val="top"/>
+          </w:tcPr>
+          <w:p>
+            <w:pPr>
+              <w:spacing w:before="60"/>
+              <w:jc w:val="center"/>
+              <w:rPr>
+                <w:rFonts w:ascii="Segoe UI" w:eastAsia="Arial" w:hAnsi="Segoe UI" w:cs="Segoe UI"/>
+                <w:color w:val="101820"/>
+                <w:sz w:val="16"/>
+                <w:szCs w:val="16"/>
+              </w:rPr>
+            </w:pPr>
+            <w:r>
+              <w:rPr>
+                <w:rFonts w:ascii="Segoe UI" w:eastAsia="Arial" w:hAnsi="Segoe UI" w:cs="Segoe UI"/>
+                <w:color w:val="101820"/>
+                <w:sz w:val="16"/>
+                <w:szCs w:val="16"/>
+              </w:rPr>
+              <w:t xml:space="preserve">Open</w:t>
+            </w:r>
+          </w:p>
+        </w:tc>
+      </w:tr>
+      <w:tr>
+        <w:trPr>
+          <w:cantSplit/>
+          <w:trHeight w:val="449"/>
+        </w:trPr>
+        <w:tc>
+          <w:tcPr>
+            <w:tcW w:w="972" w:type="dxa"/>
+            <w:vAlign w:val="top"/>
+          </w:tcPr>
+          <w:p>
+            <w:pPr>
+              <w:spacing w:before="60"/>
+              <w:jc w:val="center"/>
+              <w:rPr>
+                <w:rFonts w:ascii="Segoe UI" w:eastAsia="Arial" w:hAnsi="Segoe UI" w:cs="Segoe UI"/>
+                <w:color w:val="101820"/>
+                <w:sz w:val="16"/>
+                <w:szCs w:val="16"/>
+              </w:rPr>
+            </w:pPr>
+            <w:r>
+              <w:rPr>
+                <w:rFonts w:ascii="Segoe UI" w:eastAsia="Arial" w:hAnsi="Segoe UI" w:cs="Segoe UI"/>
+                <w:color w:val="101820"/>
+                <w:sz w:val="16"/>
+                <w:szCs w:val="16"/>
+              </w:rPr>
+              <w:t xml:space="preserve">8</w:t>
+            </w:r>
+          </w:p>
+        </w:tc>
+        <w:tc>
+          <w:tcPr>
+            <w:tcW w:w="5133" w:type="dxa"/>
+            <w:vAlign w:val="top"/>
+          </w:tcPr>
+          <w:p>
+            <w:pPr>
+              <w:spacing w:before="60"/>
+              <w:jc w:val="left"/>
+              <w:rPr>
+                <w:rFonts w:ascii="Segoe UI" w:eastAsia="Arial" w:hAnsi="Segoe UI" w:cs="Segoe UI"/>
+                <w:color w:val="101820"/>
+                <w:sz w:val="16"/>
+                <w:szCs w:val="16"/>
+              </w:rPr>
+            </w:pPr>
+            <w:r>
+              <w:rPr>
+                <w:rFonts w:ascii="Segoe UI" w:eastAsia="Arial" w:hAnsi="Segoe UI" w:cs="Segoe UI"/>
+                <w:color w:val="101820"/>
+                <w:sz w:val="16"/>
+                <w:szCs w:val="16"/>
+              </w:rPr>
+              <w:t xml:space="preserve">Quick renewal eligibility rule confirmed by TASCO Product and Compliance</w:t>
+            </w:r>
+          </w:p>
+        </w:tc>
+        <w:tc>
+          <w:tcPr>
+            <w:tcW w:w="1950" w:type="dxa"/>
+            <w:vAlign w:val="top"/>
+          </w:tcPr>
+          <w:p>
+            <w:pPr>
+              <w:spacing w:before="60"/>
+              <w:jc w:val="center"/>
+              <w:rPr>
+                <w:rFonts w:ascii="Segoe UI" w:eastAsia="Arial" w:hAnsi="Segoe UI" w:cs="Segoe UI"/>
+                <w:color w:val="101820"/>
+                <w:sz w:val="16"/>
+                <w:szCs w:val="16"/>
+              </w:rPr>
+            </w:pPr>
+            <w:r>
+              <w:rPr>
+                <w:rFonts w:ascii="Segoe UI" w:eastAsia="Arial" w:hAnsi="Segoe UI" w:cs="Segoe UI"/>
+                <w:color w:val="101820"/>
+                <w:sz w:val="16"/>
+                <w:szCs w:val="16"/>
+              </w:rPr>
+              <w:t xml:space="preserve">TASCO Product Owner</w:t>
             </w:r>
           </w:p>
         </w:tc>
